--- a/docs/项目计划书.docx
+++ b/docs/项目计划书.docx
@@ -33,7 +33,7 @@
           <w:color w:val="555F70"/>
           <w:sz w:val="19"/>
         </w:rPr>
-        <w:t>当前发布基线 0.7.1（赛事版，2026-09-11）</w:t>
+        <w:t>当前发布基线 0.7.2（赛事版，2026-09-14）</w:t>
       </w:r>
       <w:r>
         <w:rPr>
@@ -96,7 +96,7 @@
           <w:color w:val="555F70"/>
           <w:sz w:val="19"/>
         </w:rPr>
-        <w:t>版本：v3.1（2026-09-12：</w:t>
+        <w:t>版本：v3.2（2026-09-14：</w:t>
       </w:r>
       <w:r>
         <w:rPr>
@@ -106,7 +106,7 @@
           <w:color w:val="555F70"/>
           <w:sz w:val="19"/>
         </w:rPr>
-        <w:t>对齐 0.7.1 发布实况</w:t>
+        <w:t>对齐 0.7.2 发布实况</w:t>
       </w:r>
       <w:r>
         <w:rPr>
@@ -116,7 +116,7 @@
           <w:color w:val="555F70"/>
           <w:sz w:val="19"/>
         </w:rPr>
-        <w:t>——0.7.0/0.7.1 连续发布（5 类文书任务 + 知识图谱 + 多模态材料 → 待办缺陷修复 + 翻译统一 AI 接口与文档全文翻译 + 覆盖安装缺陷修复）；里程碑表补记两版实际交付并区分"0.7.x 未完成项并入 0.8.0"；新增</w:t>
+        <w:t>——新增</w:t>
       </w:r>
       <w:r>
         <w:rPr>
@@ -126,7 +126,7 @@
           <w:color w:val="555F70"/>
           <w:sz w:val="19"/>
         </w:rPr>
-        <w:t>发布渠道</w:t>
+        <w:t>「自我进化」可视化页</w:t>
       </w:r>
       <w:r>
         <w:rPr>
@@ -136,7 +136,25 @@
           <w:color w:val="555F70"/>
           <w:sz w:val="19"/>
         </w:rPr>
-        <w:t>（GitHub Releases 安装包直链、Cloudflare Pages 产品演示站）与两条风险对策（未签名安装包被 SmartScreen 拦、境外托管在国内的访问波动）；§4.1 / §5.1 / §七 / §九 同步。v3.0（2026-09-08：</w:t>
+        <w:t xml:space="preserve">（应用内 </w:t>
+      </w:r>
+      <w:r>
+        <w:rPr>
+          <w:rFonts w:ascii="Consolas" w:hAnsi="Consolas" w:eastAsia="Microsoft YaHei"/>
+          <w:color w:val="8A1F18"/>
+          <w:sz w:val="19"/>
+        </w:rPr>
+        <w:t>/evolution</w:t>
+      </w:r>
+      <w:r>
+        <w:rPr>
+          <w:rFonts w:ascii="Segoe UI" w:hAnsi="Segoe UI" w:eastAsia="Microsoft YaHei"/>
+          <w:b w:val="0"/>
+          <w:i/>
+          <w:color w:val="555F70"/>
+          <w:sz w:val="19"/>
+        </w:rPr>
+        <w:t xml:space="preserve"> + 演示站「自我进化实验室」板块；</w:t>
       </w:r>
       <w:r>
         <w:rPr>
@@ -146,7 +164,7 @@
           <w:color w:val="555F70"/>
           <w:sz w:val="19"/>
         </w:rPr>
-        <w:t>把 0.8.0 主线「联邦配方进化」并入计划书</w:t>
+        <w:t>方案稿口径</w:t>
       </w:r>
       <w:r>
         <w:rPr>
@@ -156,16 +174,17 @@
           <w:color w:val="555F70"/>
           <w:sz w:val="19"/>
         </w:rPr>
-        <w:t xml:space="preserve">——0.7.0 中文法库接入之后的下一条产品主线；新增关联 </w:t>
-      </w:r>
-      <w:r>
-        <w:rPr>
-          <w:rFonts w:ascii="Segoe UI" w:hAnsi="Segoe UI" w:eastAsia="Microsoft YaHei"/>
-          <w:b w:val="0"/>
-          <w:color w:val="1A4F9C"/>
+        <w:t>：加权聚合 / 差分隐私 / K 匿名 / 指纹 / 采纳判定为真实实现，客户端行为为协议仿真，</w:t>
+      </w:r>
+      <w:r>
+        <w:rPr>
+          <w:rFonts w:ascii="Segoe UI" w:hAnsi="Segoe UI" w:eastAsia="Microsoft YaHei"/>
+          <w:b/>
+          <w:i/>
+          <w:color w:val="555F70"/>
           <w:sz w:val="19"/>
         </w:rPr>
-        <w:t>12-联邦配方进化方案.md</w:t>
+        <w:t>不是强化学习</w:t>
       </w:r>
       <w:r>
         <w:rPr>
@@ -175,7 +194,43 @@
           <w:color w:val="555F70"/>
           <w:sz w:val="19"/>
         </w:rPr>
-        <w:t>、§5.6 技术方案概要、§6.2 任务拆解与 0.8.0 里程碑行、§8 风险对策；联邦配方进化为</w:t>
+        <w:t xml:space="preserve">，故不进「已实现」清单）；悬浮球资源目录递增 </w:t>
+      </w:r>
+      <w:r>
+        <w:rPr>
+          <w:rFonts w:ascii="Consolas" w:hAnsi="Consolas" w:eastAsia="Microsoft YaHei"/>
+          <w:color w:val="8A1F18"/>
+          <w:sz w:val="19"/>
+        </w:rPr>
+        <w:t>win-unpacked-0.7.2</w:t>
+      </w:r>
+      <w:r>
+        <w:rPr>
+          <w:rFonts w:ascii="Segoe UI" w:hAnsi="Segoe UI" w:eastAsia="Microsoft YaHei"/>
+          <w:b w:val="0"/>
+          <w:i/>
+          <w:color w:val="555F70"/>
+          <w:sz w:val="19"/>
+        </w:rPr>
+        <w:t xml:space="preserve">；出包并发布 GitHub Release（tag </w:t>
+      </w:r>
+      <w:r>
+        <w:rPr>
+          <w:rFonts w:ascii="Consolas" w:hAnsi="Consolas" w:eastAsia="Microsoft YaHei"/>
+          <w:color w:val="8A1F18"/>
+          <w:sz w:val="19"/>
+        </w:rPr>
+        <w:t>v0.7.2-赛事版</w:t>
+      </w:r>
+      <w:r>
+        <w:rPr>
+          <w:rFonts w:ascii="Segoe UI" w:hAnsi="Segoe UI" w:eastAsia="Microsoft YaHei"/>
+          <w:b w:val="0"/>
+          <w:i/>
+          <w:color w:val="555F70"/>
+          <w:sz w:val="19"/>
+        </w:rPr>
+        <w:t>）+ 演示站同步上线；§1.2 / §4.1 / §六 里程碑表 / §九 同步。v3.1（2026-09-12：</w:t>
       </w:r>
       <w:r>
         <w:rPr>
@@ -185,7 +240,7 @@
           <w:color w:val="555F70"/>
           <w:sz w:val="19"/>
         </w:rPr>
-        <w:t>方案稿（未实现）</w:t>
+        <w:t>对齐 0.7.1 发布实况</w:t>
       </w:r>
       <w:r>
         <w:rPr>
@@ -195,15 +250,17 @@
           <w:color w:val="555F70"/>
           <w:sz w:val="19"/>
         </w:rPr>
-        <w:t xml:space="preserve">，如实标注"规划/🚧"，不影响 0.6.0「已落地」口径。v2.5（2026-09-07）内容全部保留：按"AI 杭州 码动未来"初赛五维评分标准增补——新增三章末《市场与商业可行性论证》、五章 5.4/5.5《大模型环节流程细节与架构取舍》，扩充八章风险对策；五维评分对照与自评属内部自查材料、不放入计划书正文，见 docs/08）｜日期：2026-09-12 关联文档：《README.md》《CHANGELOG.md》《docs/README.md》《docs/功能演示报告.md》《docs/06-参赛改进方案.md》《docs/07-真机验收清单.md》《docs/08-参赛材料包.md》《docs/09-真机验收执行指引.md》《docs/05-优化路线图.md》《docs/11-赛事版改动说明.md》《docs/12-联邦配方进化方案.md》（0.8.0 主线方案稿）《法库ETL工作区/ETL说明.md》《Project-Plan-EN.md / Project-Plan-EN.docx》《Feature-Demo-Report-EN.md / Feature-Demo-Report-EN.docx》（英文镜像，随本版同步） 代码仓库：主程序 https://github.com/lin612320/Legal-Workspace （dev 分支，tag </w:t>
-      </w:r>
-      <w:r>
-        <w:rPr>
-          <w:rFonts w:ascii="Consolas" w:hAnsi="Consolas" w:eastAsia="Microsoft YaHei"/>
-          <w:color w:val="8A1F18"/>
+        <w:t>——0.7.0/0.7.1 连续发布（5 类文书任务 + 知识图谱 + 多模态材料 → 待办缺陷修复 + 翻译统一 AI 接口与文档全文翻译 + 覆盖安装缺陷修复）；里程碑表补记两版实际交付并区分"0.7.x 未完成项并入 0.8.0"；新增</w:t>
+      </w:r>
+      <w:r>
+        <w:rPr>
+          <w:rFonts w:ascii="Segoe UI" w:hAnsi="Segoe UI" w:eastAsia="Microsoft YaHei"/>
+          <w:b/>
+          <w:i/>
+          <w:color w:val="555F70"/>
           <w:sz w:val="19"/>
         </w:rPr>
-        <w:t>v0.6.0</w:t>
+        <w:t>发布渠道</w:t>
       </w:r>
       <w:r>
         <w:rPr>
@@ -213,15 +270,17 @@
           <w:color w:val="555F70"/>
           <w:sz w:val="19"/>
         </w:rPr>
-        <w:t xml:space="preserve">；赛事版分支 </w:t>
-      </w:r>
-      <w:r>
-        <w:rPr>
-          <w:rFonts w:ascii="Consolas" w:hAnsi="Consolas" w:eastAsia="Microsoft YaHei"/>
-          <w:color w:val="8A1F18"/>
+        <w:t>（GitHub Releases 安装包直链、Cloudflare Pages 产品演示站）与两条风险对策（未签名安装包被 SmartScreen 拦、境外托管在国内的访问波动）；§4.1 / §5.1 / §七 / §九 同步。v3.0（2026-09-08：</w:t>
+      </w:r>
+      <w:r>
+        <w:rPr>
+          <w:rFonts w:ascii="Segoe UI" w:hAnsi="Segoe UI" w:eastAsia="Microsoft YaHei"/>
+          <w:b/>
+          <w:i/>
+          <w:color w:val="555F70"/>
           <w:sz w:val="19"/>
         </w:rPr>
-        <w:t>feature/赛事版</w:t>
+        <w:t>把 0.8.0 主线「联邦配方进化」并入计划书</w:t>
       </w:r>
       <w:r>
         <w:rPr>
@@ -231,7 +290,26 @@
           <w:color w:val="555F70"/>
           <w:sz w:val="19"/>
         </w:rPr>
-        <w:t xml:space="preserve">，最新 tag </w:t>
+        <w:t xml:space="preserve">——0.7.0 中文法库接入之后的下一条产品主线；新增关联 </w:t>
+      </w:r>
+      <w:r>
+        <w:rPr>
+          <w:rFonts w:ascii="Segoe UI" w:hAnsi="Segoe UI" w:eastAsia="Microsoft YaHei"/>
+          <w:b w:val="0"/>
+          <w:color w:val="1A4F9C"/>
+          <w:sz w:val="19"/>
+        </w:rPr>
+        <w:t>12-联邦配方进化方案.md</w:t>
+      </w:r>
+      <w:r>
+        <w:rPr>
+          <w:rFonts w:ascii="Segoe UI" w:hAnsi="Segoe UI" w:eastAsia="Microsoft YaHei"/>
+          <w:b w:val="0"/>
+          <w:i/>
+          <w:color w:val="555F70"/>
+          <w:sz w:val="19"/>
+        </w:rPr>
+        <w:t>、§5.6 技术方案概要、§6.2 任务拆解与 0.8.0 里程碑行、§8 风险对策；联邦配方进化为</w:t>
       </w:r>
       <w:r>
         <w:rPr>
@@ -241,7 +319,7 @@
           <w:color w:val="555F70"/>
           <w:sz w:val="19"/>
         </w:rPr>
-        <w:t>`v0.7.1-赛事版`</w:t>
+        <w:t>方案稿（未实现）</w:t>
       </w:r>
       <w:r>
         <w:rPr>
@@ -251,7 +329,43 @@
           <w:color w:val="555F70"/>
           <w:sz w:val="19"/>
         </w:rPr>
-        <w:t xml:space="preserve">，含 0.7.0 / 0.7.1 两次发布）｜移动端演示 https://github.com/lin612320/legal-workbench-mobile （main 分支） 发布渠道（0.7.1 起）：安装包 </w:t>
+        <w:t xml:space="preserve">，如实标注"规划/🚧"，不影响 0.6.0「已落地」口径。v2.5（2026-09-07）内容全部保留：按"AI 杭州 码动未来"初赛五维评分标准增补——新增三章末《市场与商业可行性论证》、五章 5.4/5.5《大模型环节流程细节与架构取舍》，扩充八章风险对策；五维评分对照与自评属内部自查材料、不放入计划书正文，见 docs/08）｜日期：2026-09-12 关联文档：《README.md》《CHANGELOG.md》《docs/README.md》《docs/功能演示报告.md》《docs/06-参赛改进方案.md》《docs/07-真机验收清单.md》《docs/08-参赛材料包.md》《docs/09-真机验收执行指引.md》《docs/05-优化路线图.md》《docs/11-赛事版改动说明.md》《docs/12-联邦配方进化方案.md》（0.8.0 主线方案稿）《法库ETL工作区/ETL说明.md》《Project-Plan-EN.md / Project-Plan-EN.docx》《Feature-Demo-Report-EN.md / Feature-Demo-Report-EN.docx》（英文镜像，随本版同步） 代码仓库：主程序 https://github.com/lin612320/Legal-Workspace （dev 分支，tag </w:t>
+      </w:r>
+      <w:r>
+        <w:rPr>
+          <w:rFonts w:ascii="Consolas" w:hAnsi="Consolas" w:eastAsia="Microsoft YaHei"/>
+          <w:color w:val="8A1F18"/>
+          <w:sz w:val="19"/>
+        </w:rPr>
+        <w:t>v0.6.0</w:t>
+      </w:r>
+      <w:r>
+        <w:rPr>
+          <w:rFonts w:ascii="Segoe UI" w:hAnsi="Segoe UI" w:eastAsia="Microsoft YaHei"/>
+          <w:b w:val="0"/>
+          <w:i/>
+          <w:color w:val="555F70"/>
+          <w:sz w:val="19"/>
+        </w:rPr>
+        <w:t xml:space="preserve">；赛事版分支 </w:t>
+      </w:r>
+      <w:r>
+        <w:rPr>
+          <w:rFonts w:ascii="Consolas" w:hAnsi="Consolas" w:eastAsia="Microsoft YaHei"/>
+          <w:color w:val="8A1F18"/>
+          <w:sz w:val="19"/>
+        </w:rPr>
+        <w:t>feature/赛事版</w:t>
+      </w:r>
+      <w:r>
+        <w:rPr>
+          <w:rFonts w:ascii="Segoe UI" w:hAnsi="Segoe UI" w:eastAsia="Microsoft YaHei"/>
+          <w:b w:val="0"/>
+          <w:i/>
+          <w:color w:val="555F70"/>
+          <w:sz w:val="19"/>
+        </w:rPr>
+        <w:t xml:space="preserve">，最新 tag </w:t>
       </w:r>
       <w:r>
         <w:rPr>
@@ -261,7 +375,7 @@
           <w:color w:val="555F70"/>
           <w:sz w:val="19"/>
         </w:rPr>
-        <w:t>GitHub Releases 直链</w:t>
+        <w:t>`v0.7.2-赛事版`</w:t>
       </w:r>
       <w:r>
         <w:rPr>
@@ -271,15 +385,17 @@
           <w:color w:val="555F70"/>
           <w:sz w:val="19"/>
         </w:rPr>
-        <w:t>（</w:t>
-      </w:r>
-      <w:r>
-        <w:rPr>
-          <w:rFonts w:ascii="Segoe UI" w:hAnsi="Segoe UI" w:eastAsia="Microsoft YaHei"/>
-          <w:color w:val="1A4F9C"/>
+        <w:t xml:space="preserve">，含 0.7.0 / 0.7.1 / 0.7.2 三次发布）｜移动端演示 https://github.com/lin612320/legal-workbench-mobile （main 分支） 发布渠道（0.7.1 起）：安装包 </w:t>
+      </w:r>
+      <w:r>
+        <w:rPr>
+          <w:rFonts w:ascii="Segoe UI" w:hAnsi="Segoe UI" w:eastAsia="Microsoft YaHei"/>
+          <w:b/>
+          <w:i/>
+          <w:color w:val="555F70"/>
           <w:sz w:val="19"/>
         </w:rPr>
-        <w:t>https://github.com/lin612320/Legal-Workspace/releases</w:t>
+        <w:t>GitHub Releases 直链</w:t>
       </w:r>
       <w:r>
         <w:rPr>
@@ -289,6 +405,24 @@
           <w:color w:val="555F70"/>
           <w:sz w:val="19"/>
         </w:rPr>
+        <w:t>（</w:t>
+      </w:r>
+      <w:r>
+        <w:rPr>
+          <w:rFonts w:ascii="Segoe UI" w:hAnsi="Segoe UI" w:eastAsia="Microsoft YaHei"/>
+          <w:color w:val="1A4F9C"/>
+          <w:sz w:val="19"/>
+        </w:rPr>
+        <w:t>https://github.com/lin612320/Legal-Workspace/releases</w:t>
+      </w:r>
+      <w:r>
+        <w:rPr>
+          <w:rFonts w:ascii="Segoe UI" w:hAnsi="Segoe UI" w:eastAsia="Microsoft YaHei"/>
+          <w:b w:val="0"/>
+          <w:i/>
+          <w:color w:val="555F70"/>
+          <w:sz w:val="19"/>
+        </w:rPr>
         <w:t xml:space="preserve">，单文件 135 MB，公开仓库免登录下载）＋ </w:t>
       </w:r>
       <w:r>
@@ -645,7 +779,277 @@
           <w:color w:val="555F70"/>
           <w:sz w:val="19"/>
         </w:rPr>
-        <w:t>最新发布（0.7.1 · 2026-09-11，分支 `feature/赛事版`，tag `v0.7.1-赛事版`）</w:t>
+        <w:t>最新发布（0.7.2 · 2026-09-14，分支 `feature/赛事版`，tag `v0.7.2-赛事版`）</w:t>
+      </w:r>
+      <w:r>
+        <w:rPr>
+          <w:rFonts w:ascii="Segoe UI" w:hAnsi="Segoe UI" w:eastAsia="Microsoft YaHei"/>
+          <w:b w:val="0"/>
+          <w:i/>
+          <w:color w:val="555F70"/>
+          <w:sz w:val="19"/>
+        </w:rPr>
+        <w:t xml:space="preserve">：桌面端已出包 </w:t>
+      </w:r>
+      <w:r>
+        <w:rPr>
+          <w:rFonts w:ascii="Consolas" w:hAnsi="Consolas" w:eastAsia="Microsoft YaHei"/>
+          <w:color w:val="8A1F18"/>
+          <w:sz w:val="19"/>
+        </w:rPr>
+        <w:t>发布包/法元_0.7.2_赛事版_x64-setup.exe</w:t>
+      </w:r>
+      <w:r>
+        <w:rPr>
+          <w:rFonts w:ascii="Segoe UI" w:hAnsi="Segoe UI" w:eastAsia="Microsoft YaHei"/>
+          <w:b w:val="0"/>
+          <w:i/>
+          <w:color w:val="555F70"/>
+          <w:sz w:val="19"/>
+        </w:rPr>
+        <w:t>（</w:t>
+      </w:r>
+      <w:r>
+        <w:rPr>
+          <w:rFonts w:ascii="Segoe UI" w:hAnsi="Segoe UI" w:eastAsia="Microsoft YaHei"/>
+          <w:b/>
+          <w:i/>
+          <w:color w:val="555F70"/>
+          <w:sz w:val="19"/>
+        </w:rPr>
+        <w:t>135.11 MB</w:t>
+      </w:r>
+      <w:r>
+        <w:rPr>
+          <w:rFonts w:ascii="Segoe UI" w:hAnsi="Segoe UI" w:eastAsia="Microsoft YaHei"/>
+          <w:b w:val="0"/>
+          <w:i/>
+          <w:color w:val="555F70"/>
+          <w:sz w:val="19"/>
+        </w:rPr>
+        <w:t xml:space="preserve">，内嵌 467.4 MB 预置法库 + 悬浮球 </w:t>
+      </w:r>
+      <w:r>
+        <w:rPr>
+          <w:rFonts w:ascii="Consolas" w:hAnsi="Consolas" w:eastAsia="Microsoft YaHei"/>
+          <w:color w:val="8A1F18"/>
+          <w:sz w:val="19"/>
+        </w:rPr>
+        <w:t>win-unpacked-0.7.2</w:t>
+      </w:r>
+      <w:r>
+        <w:rPr>
+          <w:rFonts w:ascii="Segoe UI" w:hAnsi="Segoe UI" w:eastAsia="Microsoft YaHei"/>
+          <w:b w:val="0"/>
+          <w:i/>
+          <w:color w:val="555F70"/>
+          <w:sz w:val="19"/>
+        </w:rPr>
+        <w:t xml:space="preserve">）并发布 </w:t>
+      </w:r>
+      <w:r>
+        <w:rPr>
+          <w:rFonts w:ascii="Segoe UI" w:hAnsi="Segoe UI" w:eastAsia="Microsoft YaHei"/>
+          <w:b/>
+          <w:i/>
+          <w:color w:val="555F70"/>
+          <w:sz w:val="19"/>
+        </w:rPr>
+        <w:t>GitHub Release</w:t>
+      </w:r>
+      <w:r>
+        <w:rPr>
+          <w:rFonts w:ascii="Segoe UI" w:hAnsi="Segoe UI" w:eastAsia="Microsoft YaHei"/>
+          <w:b w:val="0"/>
+          <w:i/>
+          <w:color w:val="555F70"/>
+          <w:sz w:val="19"/>
+        </w:rPr>
+        <w:t xml:space="preserve">（资产 </w:t>
+      </w:r>
+      <w:r>
+        <w:rPr>
+          <w:rFonts w:ascii="Consolas" w:hAnsi="Consolas" w:eastAsia="Microsoft YaHei"/>
+          <w:color w:val="8A1F18"/>
+          <w:sz w:val="19"/>
+        </w:rPr>
+        <w:t>Faron-0.7.2-x64-setup.exe</w:t>
+      </w:r>
+      <w:r>
+        <w:rPr>
+          <w:rFonts w:ascii="Segoe UI" w:hAnsi="Segoe UI" w:eastAsia="Microsoft YaHei"/>
+          <w:b w:val="0"/>
+          <w:i/>
+          <w:color w:val="555F70"/>
+          <w:sz w:val="19"/>
+        </w:rPr>
+        <w:t>，免登录直链）；</w:t>
+      </w:r>
+      <w:r>
+        <w:rPr>
+          <w:rFonts w:ascii="Segoe UI" w:hAnsi="Segoe UI" w:eastAsia="Microsoft YaHei"/>
+          <w:b/>
+          <w:i/>
+          <w:color w:val="555F70"/>
+          <w:sz w:val="19"/>
+        </w:rPr>
+        <w:t>产品演示站已同步上线</w:t>
+      </w:r>
+      <w:r>
+        <w:rPr>
+          <w:rFonts w:ascii="Segoe UI" w:hAnsi="Segoe UI" w:eastAsia="Microsoft YaHei"/>
+          <w:b w:val="0"/>
+          <w:i/>
+          <w:color w:val="555F70"/>
+          <w:sz w:val="19"/>
+        </w:rPr>
+        <w:t>新板块。本版主线：</w:t>
+      </w:r>
+      <w:r>
+        <w:rPr>
+          <w:rFonts w:ascii="Segoe UI" w:hAnsi="Segoe UI" w:eastAsia="Microsoft YaHei"/>
+          <w:b/>
+          <w:i/>
+          <w:color w:val="555F70"/>
+          <w:sz w:val="19"/>
+        </w:rPr>
+        <w:t>「自我进化」可视化页</w:t>
+      </w:r>
+      <w:r>
+        <w:rPr>
+          <w:rFonts w:ascii="Segoe UI" w:hAnsi="Segoe UI" w:eastAsia="Microsoft YaHei"/>
+          <w:b w:val="0"/>
+          <w:i/>
+          <w:color w:val="555F70"/>
+          <w:sz w:val="19"/>
+        </w:rPr>
+        <w:t>——把 docs/12 联邦配方进化（FRE）方案稿的闭环跑成可交互代码（本地信号 → 匿名进化包 → 隐私处理 → 加权聚合 → 配方版本 → A/B 采纳），真数据优先读本机任务日志、无数据走协议仿真。</w:t>
+      </w:r>
+      <w:r>
+        <w:rPr>
+          <w:rFonts w:ascii="Segoe UI" w:hAnsi="Segoe UI" w:eastAsia="Microsoft YaHei"/>
+          <w:b/>
+          <w:i/>
+          <w:color w:val="555F70"/>
+          <w:sz w:val="19"/>
+        </w:rPr>
+        <w:t>口径务必注意</w:t>
+      </w:r>
+      <w:r>
+        <w:rPr>
+          <w:rFonts w:ascii="Segoe UI" w:hAnsi="Segoe UI" w:eastAsia="Microsoft YaHei"/>
+          <w:b w:val="0"/>
+          <w:i/>
+          <w:color w:val="555F70"/>
+          <w:sz w:val="19"/>
+        </w:rPr>
+        <w:t xml:space="preserve">：该页是 </w:t>
+      </w:r>
+      <w:r>
+        <w:rPr>
+          <w:rFonts w:ascii="Segoe UI" w:hAnsi="Segoe UI" w:eastAsia="Microsoft YaHei"/>
+          <w:b/>
+          <w:i/>
+          <w:color w:val="555F70"/>
+          <w:sz w:val="19"/>
+        </w:rPr>
+        <w:t>0.8.0 规划 · 方案稿的可视化</w:t>
+      </w:r>
+      <w:r>
+        <w:rPr>
+          <w:rFonts w:ascii="Segoe UI" w:hAnsi="Segoe UI" w:eastAsia="Microsoft YaHei"/>
+          <w:b w:val="0"/>
+          <w:i/>
+          <w:color w:val="555F70"/>
+          <w:sz w:val="19"/>
+        </w:rPr>
+        <w:t>，不是已落地功能；加权聚合 / 差分隐私 / K 匿名 / 指纹 / 采纳判定为真实实现，客户端（4–5 个虚拟律所用户）行为为协议仿真；</w:t>
+      </w:r>
+      <w:r>
+        <w:rPr>
+          <w:rFonts w:ascii="Segoe UI" w:hAnsi="Segoe UI" w:eastAsia="Microsoft YaHei"/>
+          <w:b/>
+          <w:i/>
+          <w:color w:val="555F70"/>
+          <w:sz w:val="19"/>
+        </w:rPr>
+        <w:t>它不是强化学习</w:t>
+      </w:r>
+      <w:r>
+        <w:rPr>
+          <w:rFonts w:ascii="Segoe UI" w:hAnsi="Segoe UI" w:eastAsia="Microsoft YaHei"/>
+          <w:b w:val="0"/>
+          <w:i/>
+          <w:color w:val="555F70"/>
+          <w:sz w:val="19"/>
+        </w:rPr>
+        <w:t>（无策略梯度与价值函数）。出包前质量闸门：</w:t>
+      </w:r>
+      <w:r>
+        <w:rPr>
+          <w:rFonts w:ascii="Consolas" w:hAnsi="Consolas" w:eastAsia="Microsoft YaHei"/>
+          <w:color w:val="8A1F18"/>
+          <w:sz w:val="19"/>
+        </w:rPr>
+        <w:t>npm run build</w:t>
+      </w:r>
+      <w:r>
+        <w:rPr>
+          <w:rFonts w:ascii="Segoe UI" w:hAnsi="Segoe UI" w:eastAsia="Microsoft YaHei"/>
+          <w:b w:val="0"/>
+          <w:i/>
+          <w:color w:val="555F70"/>
+          <w:sz w:val="19"/>
+        </w:rPr>
+        <w:t xml:space="preserve"> exit 0 + </w:t>
+      </w:r>
+      <w:r>
+        <w:rPr>
+          <w:rFonts w:ascii="Consolas" w:hAnsi="Consolas" w:eastAsia="Microsoft YaHei"/>
+          <w:color w:val="8A1F18"/>
+          <w:sz w:val="19"/>
+        </w:rPr>
+        <w:t>cargo test</w:t>
+      </w:r>
+      <w:r>
+        <w:rPr>
+          <w:rFonts w:ascii="Segoe UI" w:hAnsi="Segoe UI" w:eastAsia="Microsoft YaHei"/>
+          <w:b w:val="0"/>
+          <w:i/>
+          <w:color w:val="555F70"/>
+          <w:sz w:val="19"/>
+        </w:rPr>
+        <w:t xml:space="preserve"> </w:t>
+      </w:r>
+      <w:r>
+        <w:rPr>
+          <w:rFonts w:ascii="Segoe UI" w:hAnsi="Segoe UI" w:eastAsia="Microsoft YaHei"/>
+          <w:b/>
+          <w:i/>
+          <w:color w:val="555F70"/>
+          <w:sz w:val="19"/>
+        </w:rPr>
+        <w:t>17/17</w:t>
+      </w:r>
+      <w:r>
+        <w:rPr>
+          <w:rFonts w:ascii="Segoe UI" w:hAnsi="Segoe UI" w:eastAsia="Microsoft YaHei"/>
+          <w:b w:val="0"/>
+          <w:i/>
+          <w:color w:val="555F70"/>
+          <w:sz w:val="19"/>
+        </w:rPr>
+        <w:t xml:space="preserve"> + 预置库个人数据只读核验通过。 </w:t>
+      </w:r>
+      <w:r>
+        <w:rPr>
+          <w:rFonts w:ascii="Segoe UI" w:hAnsi="Segoe UI" w:eastAsia="Microsoft YaHei"/>
+          <w:b/>
+          <w:i/>
+          <w:color w:val="555F70"/>
+          <w:sz w:val="19"/>
+        </w:rPr>
+        <w:t>上一版（0.7.1 · 2026-09-11，分支 `feature/赛事版`，tag `v0.7.1-赛事版`）</w:t>
       </w:r>
       <w:r>
         <w:rPr>
@@ -1032,7 +1436,7 @@
         <w:pStyle w:val="Heading3"/>
       </w:pPr>
       <w:r>
-        <w:t>1.2 目标（历史 0.6.0 验收口径 → 当前发布 0.7.1）</w:t>
+        <w:t>1.2 目标（历史 0.6.0 验收口径 → 当前发布 0.7.2）</w:t>
       </w:r>
     </w:p>
     <w:p>
@@ -1623,7 +2027,7 @@
                 <w:i w:val="0"/>
                 <w:sz w:val="18"/>
               </w:rPr>
-              <w:t>0.7.1 赛事版已出包并发布</w:t>
+              <w:t>0.7.2 赛事版已出包并发布</w:t>
             </w:r>
             <w:r>
               <w:rPr>
@@ -1632,7 +2036,7 @@
                 <w:i w:val="0"/>
                 <w:sz w:val="18"/>
               </w:rPr>
-              <w:t xml:space="preserve">（2026-09-11；分支 </w:t>
+              <w:t xml:space="preserve">（2026-09-14；分支 </w:t>
             </w:r>
             <w:r>
               <w:rPr>
@@ -1657,7 +2061,7 @@
                 <w:color w:val="8A1F18"/>
                 <w:sz w:val="18"/>
               </w:rPr>
-              <w:t>v0.7.1-赛事版</w:t>
+              <w:t>v0.7.2-赛事版</w:t>
             </w:r>
             <w:r>
               <w:rPr>
@@ -1739,7 +2143,43 @@
                 <w:i w:val="0"/>
                 <w:sz w:val="18"/>
               </w:rPr>
-              <w:t>）；</w:t>
+              <w:t>），另加</w:t>
+            </w:r>
+            <w:r>
+              <w:rPr>
+                <w:rFonts w:ascii="Segoe UI" w:hAnsi="Segoe UI" w:eastAsia="Microsoft YaHei"/>
+                <w:b/>
+                <w:i w:val="0"/>
+                <w:sz w:val="18"/>
+              </w:rPr>
+              <w:t>第 9 项「自我进化」方案稿可视化页</w:t>
+            </w:r>
+            <w:r>
+              <w:rPr>
+                <w:rFonts w:ascii="Segoe UI" w:hAnsi="Segoe UI" w:eastAsia="Microsoft YaHei"/>
+                <w:b w:val="0"/>
+                <w:i w:val="0"/>
+                <w:sz w:val="18"/>
+              </w:rPr>
+              <w:t>（带角标，不计入功能口径）；</w:t>
+            </w:r>
+            <w:r>
+              <w:rPr>
+                <w:rFonts w:ascii="Segoe UI" w:hAnsi="Segoe UI" w:eastAsia="Microsoft YaHei"/>
+                <w:b/>
+                <w:i w:val="0"/>
+                <w:sz w:val="18"/>
+              </w:rPr>
+              <w:t>0.7.2</w:t>
+            </w:r>
+            <w:r>
+              <w:rPr>
+                <w:rFonts w:ascii="Segoe UI" w:hAnsi="Segoe UI" w:eastAsia="Microsoft YaHei"/>
+                <w:b w:val="0"/>
+                <w:i w:val="0"/>
+                <w:sz w:val="18"/>
+              </w:rPr>
+              <w:t>：新增自我进化可视化页；</w:t>
             </w:r>
             <w:r>
               <w:rPr>
@@ -5671,7 +6111,7 @@
                 <w:i w:val="0"/>
                 <w:sz w:val="18"/>
               </w:rPr>
-              <w:t>0.7.1-赛事版（当前发布）</w:t>
+              <w:t>0.7.1-赛事版</w:t>
             </w:r>
           </w:p>
         </w:tc>
@@ -5903,6 +6343,385 @@
                 <w:sz w:val="18"/>
               </w:rPr>
               <w:t>https://faron-demo.pages.dev</w:t>
+            </w:r>
+          </w:p>
+        </w:tc>
+      </w:tr>
+      <w:tr>
+        <w:tc>
+          <w:tcPr>
+            <w:tcW w:type="dxa" w:w="2160"/>
+          </w:tcPr>
+          <w:p>
+            <w:pPr>
+              <w:spacing w:after="40"/>
+            </w:pPr>
+            <w:r>
+              <w:rPr>
+                <w:rFonts w:ascii="Segoe UI" w:hAnsi="Segoe UI" w:eastAsia="Microsoft YaHei"/>
+                <w:b/>
+                <w:i w:val="0"/>
+                <w:sz w:val="18"/>
+              </w:rPr>
+              <w:t>0.7.2-赛事版（当前发布）</w:t>
+            </w:r>
+          </w:p>
+        </w:tc>
+        <w:tc>
+          <w:tcPr>
+            <w:tcW w:type="dxa" w:w="2160"/>
+          </w:tcPr>
+          <w:p>
+            <w:pPr>
+              <w:spacing w:after="40"/>
+            </w:pPr>
+            <w:r>
+              <w:rPr>
+                <w:rFonts w:ascii="Segoe UI" w:hAnsi="Segoe UI" w:eastAsia="Microsoft YaHei"/>
+                <w:b/>
+                <w:i w:val="0"/>
+                <w:sz w:val="18"/>
+              </w:rPr>
+              <w:t>2026-09-14</w:t>
+            </w:r>
+          </w:p>
+        </w:tc>
+        <w:tc>
+          <w:tcPr>
+            <w:tcW w:type="dxa" w:w="2160"/>
+          </w:tcPr>
+          <w:p>
+            <w:pPr>
+              <w:spacing w:after="40"/>
+            </w:pPr>
+            <w:r>
+              <w:rPr>
+                <w:rFonts w:ascii="Segoe UI" w:hAnsi="Segoe UI" w:eastAsia="Microsoft YaHei"/>
+                <w:b/>
+                <w:i w:val="0"/>
+                <w:sz w:val="18"/>
+              </w:rPr>
+              <w:t>① 「自我进化」可视化页</w:t>
+            </w:r>
+            <w:r>
+              <w:rPr>
+                <w:rFonts w:ascii="Segoe UI" w:hAnsi="Segoe UI" w:eastAsia="Microsoft YaHei"/>
+                <w:b w:val="0"/>
+                <w:i w:val="0"/>
+                <w:sz w:val="18"/>
+              </w:rPr>
+              <w:t xml:space="preserve">（侧栏第 9 项，带「方案稿」角标）：应用内 </w:t>
+            </w:r>
+            <w:r>
+              <w:rPr>
+                <w:rFonts w:ascii="Consolas" w:hAnsi="Consolas" w:eastAsia="Microsoft YaHei"/>
+                <w:color w:val="8A1F18"/>
+                <w:sz w:val="18"/>
+              </w:rPr>
+              <w:t>/evolution</w:t>
+            </w:r>
+            <w:r>
+              <w:rPr>
+                <w:rFonts w:ascii="Segoe UI" w:hAnsi="Segoe UI" w:eastAsia="Microsoft YaHei"/>
+                <w:b w:val="0"/>
+                <w:i w:val="0"/>
+                <w:sz w:val="18"/>
+              </w:rPr>
+              <w:t>（</w:t>
+            </w:r>
+            <w:r>
+              <w:rPr>
+                <w:rFonts w:ascii="Consolas" w:hAnsi="Consolas" w:eastAsia="Microsoft YaHei"/>
+                <w:color w:val="8A1F18"/>
+                <w:sz w:val="18"/>
+              </w:rPr>
+              <w:t>src/lib/evolution.ts</w:t>
+            </w:r>
+            <w:r>
+              <w:rPr>
+                <w:rFonts w:ascii="Segoe UI" w:hAnsi="Segoe UI" w:eastAsia="Microsoft YaHei"/>
+                <w:b w:val="0"/>
+                <w:i w:val="0"/>
+                <w:sz w:val="18"/>
+              </w:rPr>
+              <w:t xml:space="preserve"> 纯函数层 + </w:t>
+            </w:r>
+            <w:r>
+              <w:rPr>
+                <w:rFonts w:ascii="Consolas" w:hAnsi="Consolas" w:eastAsia="Microsoft YaHei"/>
+                <w:color w:val="8A1F18"/>
+                <w:sz w:val="18"/>
+              </w:rPr>
+              <w:t>Evolution.tsx</w:t>
+            </w:r>
+            <w:r>
+              <w:rPr>
+                <w:rFonts w:ascii="Segoe UI" w:hAnsi="Segoe UI" w:eastAsia="Microsoft YaHei"/>
+                <w:b w:val="0"/>
+                <w:i w:val="0"/>
+                <w:sz w:val="18"/>
+              </w:rPr>
+              <w:t xml:space="preserve"> + </w:t>
+            </w:r>
+            <w:r>
+              <w:rPr>
+                <w:rFonts w:ascii="Consolas" w:hAnsi="Consolas" w:eastAsia="Microsoft YaHei"/>
+                <w:color w:val="8A1F18"/>
+                <w:sz w:val="18"/>
+              </w:rPr>
+              <w:t>Evolution.css</w:t>
+            </w:r>
+            <w:r>
+              <w:rPr>
+                <w:rFonts w:ascii="Segoe UI" w:hAnsi="Segoe UI" w:eastAsia="Microsoft YaHei"/>
+                <w:b w:val="0"/>
+                <w:i w:val="0"/>
+                <w:sz w:val="18"/>
+              </w:rPr>
+              <w:t xml:space="preserve">）与演示站「自我进化实验室」板块，把 </w:t>
+            </w:r>
+            <w:r>
+              <w:rPr>
+                <w:rFonts w:ascii="Consolas" w:hAnsi="Consolas" w:eastAsia="Microsoft YaHei"/>
+                <w:color w:val="8A1F18"/>
+                <w:sz w:val="18"/>
+              </w:rPr>
+              <w:t>docs/12</w:t>
+            </w:r>
+            <w:r>
+              <w:rPr>
+                <w:rFonts w:ascii="Segoe UI" w:hAnsi="Segoe UI" w:eastAsia="Microsoft YaHei"/>
+                <w:b w:val="0"/>
+                <w:i w:val="0"/>
+                <w:sz w:val="18"/>
+              </w:rPr>
+              <w:t xml:space="preserve"> 联邦配方进化方案稿的闭环跑成可交互代码（六环节 / 收敛曲线 / ε 与 K 可调 / 白名单体检 / A-B 采纳回滚 / RL 对照表）；真数据优先读本机 </w:t>
+            </w:r>
+            <w:r>
+              <w:rPr>
+                <w:rFonts w:ascii="Consolas" w:hAnsi="Consolas" w:eastAsia="Microsoft YaHei"/>
+                <w:color w:val="8A1F18"/>
+                <w:sz w:val="18"/>
+              </w:rPr>
+              <w:t>tasks</w:t>
+            </w:r>
+            <w:r>
+              <w:rPr>
+                <w:rFonts w:ascii="Segoe UI" w:hAnsi="Segoe UI" w:eastAsia="Microsoft YaHei"/>
+                <w:b w:val="0"/>
+                <w:i w:val="0"/>
+                <w:sz w:val="18"/>
+              </w:rPr>
+              <w:t xml:space="preserve"> / </w:t>
+            </w:r>
+            <w:r>
+              <w:rPr>
+                <w:rFonts w:ascii="Consolas" w:hAnsi="Consolas" w:eastAsia="Microsoft YaHei"/>
+                <w:color w:val="8A1F18"/>
+                <w:sz w:val="18"/>
+              </w:rPr>
+              <w:t>task_steps</w:t>
+            </w:r>
+            <w:r>
+              <w:rPr>
+                <w:rFonts w:ascii="Segoe UI" w:hAnsi="Segoe UI" w:eastAsia="Microsoft YaHei"/>
+                <w:b w:val="0"/>
+                <w:i w:val="0"/>
+                <w:sz w:val="18"/>
+              </w:rPr>
+              <w:t>，读不到显示「本机暂无」，无数据走协议仿真；</w:t>
+            </w:r>
+            <w:r>
+              <w:rPr>
+                <w:rFonts w:ascii="Segoe UI" w:hAnsi="Segoe UI" w:eastAsia="Microsoft YaHei"/>
+                <w:b/>
+                <w:i w:val="0"/>
+                <w:sz w:val="18"/>
+              </w:rPr>
+              <w:t>② 悬浮球资源目录递增</w:t>
+            </w:r>
+            <w:r>
+              <w:rPr>
+                <w:rFonts w:ascii="Segoe UI" w:hAnsi="Segoe UI" w:eastAsia="Microsoft YaHei"/>
+                <w:b w:val="0"/>
+                <w:i w:val="0"/>
+                <w:sz w:val="18"/>
+              </w:rPr>
+              <w:t xml:space="preserve"> </w:t>
+            </w:r>
+            <w:r>
+              <w:rPr>
+                <w:rFonts w:ascii="Consolas" w:hAnsi="Consolas" w:eastAsia="Microsoft YaHei"/>
+                <w:color w:val="8A1F18"/>
+                <w:sz w:val="18"/>
+              </w:rPr>
+              <w:t>win-unpacked-0.7.2</w:t>
+            </w:r>
+            <w:r>
+              <w:rPr>
+                <w:rFonts w:ascii="Segoe UI" w:hAnsi="Segoe UI" w:eastAsia="Microsoft YaHei"/>
+                <w:b w:val="0"/>
+                <w:i w:val="0"/>
+                <w:sz w:val="18"/>
+              </w:rPr>
+              <w:t>（覆盖安装防文件占用报错）；</w:t>
+            </w:r>
+            <w:r>
+              <w:rPr>
+                <w:rFonts w:ascii="Segoe UI" w:hAnsi="Segoe UI" w:eastAsia="Microsoft YaHei"/>
+                <w:b/>
+                <w:i w:val="0"/>
+                <w:sz w:val="18"/>
+              </w:rPr>
+              <w:t>③ 演示站同步上线</w:t>
+            </w:r>
+            <w:r>
+              <w:rPr>
+                <w:rFonts w:ascii="Segoe UI" w:hAnsi="Segoe UI" w:eastAsia="Microsoft YaHei"/>
+                <w:b w:val="0"/>
+                <w:i w:val="0"/>
+                <w:sz w:val="18"/>
+              </w:rPr>
+              <w:t>新板块</w:t>
+            </w:r>
+          </w:p>
+        </w:tc>
+        <w:tc>
+          <w:tcPr>
+            <w:tcW w:type="dxa" w:w="2160"/>
+          </w:tcPr>
+          <w:p>
+            <w:pPr>
+              <w:spacing w:after="40"/>
+            </w:pPr>
+            <w:r>
+              <w:rPr>
+                <w:rFonts w:ascii="Segoe UI" w:hAnsi="Segoe UI" w:eastAsia="Microsoft YaHei"/>
+                <w:b w:val="0"/>
+                <w:i w:val="0"/>
+                <w:sz w:val="18"/>
+              </w:rPr>
+              <w:t>✅ 已出包并发布：</w:t>
+            </w:r>
+            <w:r>
+              <w:rPr>
+                <w:rFonts w:ascii="Consolas" w:hAnsi="Consolas" w:eastAsia="Microsoft YaHei"/>
+                <w:color w:val="8A1F18"/>
+                <w:sz w:val="18"/>
+              </w:rPr>
+              <w:t>发布包/法元_0.7.2_赛事版_x64-setup.exe</w:t>
+            </w:r>
+            <w:r>
+              <w:rPr>
+                <w:rFonts w:ascii="Segoe UI" w:hAnsi="Segoe UI" w:eastAsia="Microsoft YaHei"/>
+                <w:b w:val="0"/>
+                <w:i w:val="0"/>
+                <w:sz w:val="18"/>
+              </w:rPr>
+              <w:t xml:space="preserve">（135.11 MB，SHA256 </w:t>
+            </w:r>
+            <w:r>
+              <w:rPr>
+                <w:rFonts w:ascii="Consolas" w:hAnsi="Consolas" w:eastAsia="Microsoft YaHei"/>
+                <w:color w:val="8A1F18"/>
+                <w:sz w:val="18"/>
+              </w:rPr>
+              <w:t>372F224D…</w:t>
+            </w:r>
+            <w:r>
+              <w:rPr>
+                <w:rFonts w:ascii="Segoe UI" w:hAnsi="Segoe UI" w:eastAsia="Microsoft YaHei"/>
+                <w:b w:val="0"/>
+                <w:i w:val="0"/>
+                <w:sz w:val="18"/>
+              </w:rPr>
+              <w:t xml:space="preserve">）；GitHub Release tag </w:t>
+            </w:r>
+            <w:r>
+              <w:rPr>
+                <w:rFonts w:ascii="Segoe UI" w:hAnsi="Segoe UI" w:eastAsia="Microsoft YaHei"/>
+                <w:b/>
+                <w:i w:val="0"/>
+                <w:sz w:val="18"/>
+              </w:rPr>
+              <w:t>`v0.7.2-赛事版`</w:t>
+            </w:r>
+            <w:r>
+              <w:rPr>
+                <w:rFonts w:ascii="Segoe UI" w:hAnsi="Segoe UI" w:eastAsia="Microsoft YaHei"/>
+                <w:b w:val="0"/>
+                <w:i w:val="0"/>
+                <w:sz w:val="18"/>
+              </w:rPr>
+              <w:t xml:space="preserve">（资产 </w:t>
+            </w:r>
+            <w:r>
+              <w:rPr>
+                <w:rFonts w:ascii="Consolas" w:hAnsi="Consolas" w:eastAsia="Microsoft YaHei"/>
+                <w:color w:val="8A1F18"/>
+                <w:sz w:val="18"/>
+              </w:rPr>
+              <w:t>Faron-0.7.2-x64-setup.exe</w:t>
+            </w:r>
+            <w:r>
+              <w:rPr>
+                <w:rFonts w:ascii="Segoe UI" w:hAnsi="Segoe UI" w:eastAsia="Microsoft YaHei"/>
+                <w:b w:val="0"/>
+                <w:i w:val="0"/>
+                <w:sz w:val="18"/>
+              </w:rPr>
+              <w:t xml:space="preserve">）；演示站 </w:t>
+            </w:r>
+            <w:r>
+              <w:rPr>
+                <w:rFonts w:ascii="Segoe UI" w:hAnsi="Segoe UI" w:eastAsia="Microsoft YaHei"/>
+                <w:color w:val="1A4F9C"/>
+                <w:sz w:val="18"/>
+              </w:rPr>
+              <w:t>https://faron-demo.pages.dev</w:t>
+            </w:r>
+            <w:r>
+              <w:rPr>
+                <w:rFonts w:ascii="Segoe UI" w:hAnsi="Segoe UI" w:eastAsia="Microsoft YaHei"/>
+                <w:b w:val="0"/>
+                <w:i w:val="0"/>
+                <w:sz w:val="18"/>
+              </w:rPr>
+              <w:t xml:space="preserve"> ；出包前 </w:t>
+            </w:r>
+            <w:r>
+              <w:rPr>
+                <w:rFonts w:ascii="Consolas" w:hAnsi="Consolas" w:eastAsia="Microsoft YaHei"/>
+                <w:color w:val="8A1F18"/>
+                <w:sz w:val="18"/>
+              </w:rPr>
+              <w:t>npm run build</w:t>
+            </w:r>
+            <w:r>
+              <w:rPr>
+                <w:rFonts w:ascii="Segoe UI" w:hAnsi="Segoe UI" w:eastAsia="Microsoft YaHei"/>
+                <w:b w:val="0"/>
+                <w:i w:val="0"/>
+                <w:sz w:val="18"/>
+              </w:rPr>
+              <w:t xml:space="preserve"> exit 0 + </w:t>
+            </w:r>
+            <w:r>
+              <w:rPr>
+                <w:rFonts w:ascii="Consolas" w:hAnsi="Consolas" w:eastAsia="Microsoft YaHei"/>
+                <w:color w:val="8A1F18"/>
+                <w:sz w:val="18"/>
+              </w:rPr>
+              <w:t>cargo test</w:t>
+            </w:r>
+            <w:r>
+              <w:rPr>
+                <w:rFonts w:ascii="Segoe UI" w:hAnsi="Segoe UI" w:eastAsia="Microsoft YaHei"/>
+                <w:b w:val="0"/>
+                <w:i w:val="0"/>
+                <w:sz w:val="18"/>
+              </w:rPr>
+              <w:t xml:space="preserve"> 17/17 + 预置库个人数据只读核验通过</w:t>
             </w:r>
           </w:p>
         </w:tc>
@@ -9420,7 +10239,7 @@
           <w:b/>
           <w:i w:val="0"/>
         </w:rPr>
-        <w:t>0.7.1</w:t>
+        <w:t>0.7.2</w:t>
       </w:r>
       <w:r>
         <w:rPr>
@@ -9428,7 +10247,7 @@
           <w:b w:val="0"/>
           <w:i w:val="0"/>
         </w:rPr>
-        <w:t xml:space="preserve"> 演进记录（0.5.0 律衡、0.6.0 法元 · Faron 品牌切换、0.7.0 智能体 5 类任务 + 知识图谱 + 多模态、0.7.1 待办与翻译修复 + 发行渠道）；</w:t>
+        <w:t xml:space="preserve"> 演进记录（0.5.0 律衡、0.6.0 法元 · Faron 品牌切换、0.7.0 智能体 5 类任务 + 知识图谱 + 多模态、0.7.1 待办与翻译修复 + 发行渠道、0.7.2 自我进化可视化页 + 演示站同步上线）；</w:t>
       </w:r>
     </w:p>
     <w:p>

--- a/docs/项目计划书.docx
+++ b/docs/项目计划书.docx
@@ -106,7 +106,7 @@
           <w:color w:val="555F70"/>
           <w:sz w:val="19"/>
         </w:rPr>
-        <w:t>v4.0</w:t>
+        <w:t>v4.1</w:t>
       </w:r>
       <w:r>
         <w:rPr>
@@ -116,7 +116,7 @@
           <w:color w:val="555F70"/>
           <w:sz w:val="19"/>
         </w:rPr>
-        <w:t>（2026-09-14：</w:t>
+        <w:t>（2026-09-16：</w:t>
       </w:r>
       <w:r>
         <w:rPr>
@@ -126,7 +126,7 @@
           <w:color w:val="555F70"/>
           <w:sz w:val="19"/>
         </w:rPr>
-        <w:t>两版计划书合并定稿</w:t>
+        <w:t>0.7.3 收口补记</w:t>
       </w:r>
       <w:r>
         <w:rPr>
@@ -136,7 +136,7 @@
           <w:color w:val="555F70"/>
           <w:sz w:val="19"/>
         </w:rPr>
-        <w:t>——以《项目计划书(9)》（v3.3，含</w:t>
+        <w:t xml:space="preserve">——① 补记 </w:t>
       </w:r>
       <w:r>
         <w:rPr>
@@ -146,7 +146,7 @@
           <w:color w:val="555F70"/>
           <w:sz w:val="19"/>
         </w:rPr>
-        <w:t>第九章《商业模式与财务分析》</w:t>
+        <w:t>主程序配色换品牌红</w:t>
       </w:r>
       <w:r>
         <w:rPr>
@@ -156,7 +156,79 @@
           <w:color w:val="555F70"/>
           <w:sz w:val="19"/>
         </w:rPr>
-        <w:t>）为</w:t>
+        <w:t>：</w:t>
+      </w:r>
+      <w:r>
+        <w:rPr>
+          <w:rFonts w:ascii="Consolas" w:hAnsi="Consolas" w:eastAsia="Microsoft YaHei"/>
+          <w:color w:val="8A1F18"/>
+          <w:sz w:val="19"/>
+        </w:rPr>
+        <w:t>src/styles.css</w:t>
+      </w:r>
+      <w:r>
+        <w:rPr>
+          <w:rFonts w:ascii="Segoe UI" w:hAnsi="Segoe UI" w:eastAsia="Microsoft YaHei"/>
+          <w:b w:val="0"/>
+          <w:i/>
+          <w:color w:val="555F70"/>
+          <w:sz w:val="19"/>
+        </w:rPr>
+        <w:t xml:space="preserve"> 设计令牌重建（主色 </w:t>
+      </w:r>
+      <w:r>
+        <w:rPr>
+          <w:rFonts w:ascii="Consolas" w:hAnsi="Consolas" w:eastAsia="Microsoft YaHei"/>
+          <w:color w:val="8A1F18"/>
+          <w:sz w:val="19"/>
+        </w:rPr>
+        <w:t>--brand: #d90000</w:t>
+      </w:r>
+      <w:r>
+        <w:rPr>
+          <w:rFonts w:ascii="Segoe UI" w:hAnsi="Segoe UI" w:eastAsia="Microsoft YaHei"/>
+          <w:b w:val="0"/>
+          <w:i/>
+          <w:color w:val="555F70"/>
+          <w:sz w:val="19"/>
+        </w:rPr>
+        <w:t xml:space="preserve">，强调态复用标志红渐变 </w:t>
+      </w:r>
+      <w:r>
+        <w:rPr>
+          <w:rFonts w:ascii="Consolas" w:hAnsi="Consolas" w:eastAsia="Microsoft YaHei"/>
+          <w:color w:val="8A1F18"/>
+          <w:sz w:val="19"/>
+        </w:rPr>
+        <w:t>#EA0202 → #8C1012</w:t>
+      </w:r>
+      <w:r>
+        <w:rPr>
+          <w:rFonts w:ascii="Segoe UI" w:hAnsi="Segoe UI" w:eastAsia="Microsoft YaHei"/>
+          <w:b w:val="0"/>
+          <w:i/>
+          <w:color w:val="555F70"/>
+          <w:sz w:val="19"/>
+        </w:rPr>
+        <w:t xml:space="preserve">，语义色另立深砖红，中性色转带红调暖灰，夜间模式 </w:t>
+      </w:r>
+      <w:r>
+        <w:rPr>
+          <w:rFonts w:ascii="Consolas" w:hAnsi="Consolas" w:eastAsia="Microsoft YaHei"/>
+          <w:color w:val="8A1F18"/>
+          <w:sz w:val="19"/>
+        </w:rPr>
+        <w:t>--brand: #ff4444</w:t>
+      </w:r>
+      <w:r>
+        <w:rPr>
+          <w:rFonts w:ascii="Segoe UI" w:hAnsi="Segoe UI" w:eastAsia="Microsoft YaHei"/>
+          <w:b w:val="0"/>
+          <w:i/>
+          <w:color w:val="555F70"/>
+          <w:sz w:val="19"/>
+        </w:rPr>
+        <w:t xml:space="preserve"> + 深字），与标志 / 图标 / 演示站同一套品牌红；② 补记 </w:t>
       </w:r>
       <w:r>
         <w:rPr>
@@ -166,7 +238,7 @@
           <w:color w:val="555F70"/>
           <w:sz w:val="19"/>
         </w:rPr>
-        <w:t>主干</w:t>
+        <w:t>产品演示站源码入库</w:t>
       </w:r>
       <w:r>
         <w:rPr>
@@ -176,7 +248,25 @@
           <w:color w:val="555F70"/>
           <w:sz w:val="19"/>
         </w:rPr>
-        <w:t xml:space="preserve">，合并《项目计划书》原件 v3.2 的 </w:t>
+        <w:t>：</w:t>
+      </w:r>
+      <w:r>
+        <w:rPr>
+          <w:rFonts w:ascii="Consolas" w:hAnsi="Consolas" w:eastAsia="Microsoft YaHei"/>
+          <w:color w:val="8A1F18"/>
+          <w:sz w:val="19"/>
+        </w:rPr>
+        <w:t>官网演示/index.html</w:t>
+      </w:r>
+      <w:r>
+        <w:rPr>
+          <w:rFonts w:ascii="Segoe UI" w:hAnsi="Segoe UI" w:eastAsia="Microsoft YaHei"/>
+          <w:b w:val="0"/>
+          <w:i/>
+          <w:color w:val="555F70"/>
+          <w:sz w:val="19"/>
+        </w:rPr>
+        <w:t xml:space="preserve"> 更新为线上部署版本（</w:t>
       </w:r>
       <w:r>
         <w:rPr>
@@ -186,7 +276,7 @@
           <w:color w:val="555F70"/>
           <w:sz w:val="19"/>
         </w:rPr>
-        <w:t>0.7.2 发布实况</w:t>
+        <w:t>527,219 字节</w:t>
       </w:r>
       <w:r>
         <w:rPr>
@@ -196,7 +286,25 @@
           <w:color w:val="555F70"/>
           <w:sz w:val="19"/>
         </w:rPr>
-        <w:t>（「自我进化」可视化页 + 演示站同步 + 悬浮球资源目录递增）；</w:t>
+        <w:t xml:space="preserve">，品牌红族 + 文字版竖排标志内嵌 + </w:t>
+      </w:r>
+      <w:r>
+        <w:rPr>
+          <w:rFonts w:ascii="Consolas" w:hAnsi="Consolas" w:eastAsia="Microsoft YaHei"/>
+          <w:color w:val="8A1F18"/>
+          <w:sz w:val="19"/>
+        </w:rPr>
+        <w:t>#brand</w:t>
+      </w:r>
+      <w:r>
+        <w:rPr>
+          <w:rFonts w:ascii="Segoe UI" w:hAnsi="Segoe UI" w:eastAsia="Microsoft YaHei"/>
+          <w:b w:val="0"/>
+          <w:i/>
+          <w:color w:val="555F70"/>
+          <w:sz w:val="19"/>
+        </w:rPr>
+        <w:t>「品牌与设计理念」版块），此前仓库内保存的仍是</w:t>
       </w:r>
       <w:r>
         <w:rPr>
@@ -206,7 +314,7 @@
           <w:color w:val="555F70"/>
           <w:sz w:val="19"/>
         </w:rPr>
-        <w:t>新增 §1.2《品牌与视觉识别（Logo 与设计理念）》</w:t>
+        <w:t>金色旧版</w:t>
       </w:r>
       <w:r>
         <w:rPr>
@@ -216,7 +324,7 @@
           <w:color w:val="555F70"/>
           <w:sz w:val="19"/>
         </w:rPr>
-        <w:t xml:space="preserve">（品牌标志构成、三条设计理念、视觉规范与落地清单）与 </w:t>
+        <w:t>（257,182 字节）；同步更新 §1.2 / §1.3 / §二 / §4.1 / §4.4 / §六 / §七 / §十，并修掉两处过期口径（"应用配色未动""演示站应用界面还原沿用靛紫"）。</w:t>
       </w:r>
       <w:r>
         <w:rPr>
@@ -226,7 +334,7 @@
           <w:color w:val="555F70"/>
           <w:sz w:val="19"/>
         </w:rPr>
-        <w:t>§4.4 品牌与视觉资产</w:t>
+        <w:t>核心口径与财务预测数字未改动</w:t>
       </w:r>
       <w:r>
         <w:rPr>
@@ -236,7 +344,7 @@
           <w:color w:val="555F70"/>
           <w:sz w:val="19"/>
         </w:rPr>
-        <w:t xml:space="preserve">；新增 </w:t>
+        <w:t>（§9 数据基准沿用 v3.3）。v4.0（2026-09-14：</w:t>
       </w:r>
       <w:r>
         <w:rPr>
@@ -246,7 +354,7 @@
           <w:color w:val="555F70"/>
           <w:sz w:val="19"/>
         </w:rPr>
-        <w:t>0.7.3 里程碑</w:t>
+        <w:t>两版计划书合并定稿</w:t>
       </w:r>
       <w:r>
         <w:rPr>
@@ -256,79 +364,7 @@
           <w:color w:val="555F70"/>
           <w:sz w:val="19"/>
         </w:rPr>
-        <w:t xml:space="preserve">（品牌标志落地：应用图标 / 安装包图标换新并重打安装包）；§六 里程碑表补 0.7.2 / 0.7.3 两行，§七 增图标验收项，§八 增品牌视觉漂移风险对策，§十 附录补 </w:t>
-      </w:r>
-      <w:r>
-        <w:rPr>
-          <w:rFonts w:ascii="Consolas" w:hAnsi="Consolas" w:eastAsia="Microsoft YaHei"/>
-          <w:color w:val="8A1F18"/>
-          <w:sz w:val="19"/>
-        </w:rPr>
-        <w:t>logo.jpg</w:t>
-      </w:r>
-      <w:r>
-        <w:rPr>
-          <w:rFonts w:ascii="Segoe UI" w:hAnsi="Segoe UI" w:eastAsia="Microsoft YaHei"/>
-          <w:b w:val="0"/>
-          <w:i/>
-          <w:color w:val="555F70"/>
-          <w:sz w:val="19"/>
-        </w:rPr>
-        <w:t xml:space="preserve"> / </w:t>
-      </w:r>
-      <w:r>
-        <w:rPr>
-          <w:rFonts w:ascii="Consolas" w:hAnsi="Consolas" w:eastAsia="Microsoft YaHei"/>
-          <w:color w:val="8A1F18"/>
-          <w:sz w:val="19"/>
-        </w:rPr>
-        <w:t>logo设计理念.txt</w:t>
-      </w:r>
-      <w:r>
-        <w:rPr>
-          <w:rFonts w:ascii="Segoe UI" w:hAnsi="Segoe UI" w:eastAsia="Microsoft YaHei"/>
-          <w:b w:val="0"/>
-          <w:i/>
-          <w:color w:val="555F70"/>
-          <w:sz w:val="19"/>
-        </w:rPr>
-        <w:t xml:space="preserve"> / </w:t>
-      </w:r>
-      <w:r>
-        <w:rPr>
-          <w:rFonts w:ascii="Consolas" w:hAnsi="Consolas" w:eastAsia="Microsoft YaHei"/>
-          <w:color w:val="8A1F18"/>
-          <w:sz w:val="19"/>
-        </w:rPr>
-        <w:t>scripts/make-icons.ps1</w:t>
-      </w:r>
-      <w:r>
-        <w:rPr>
-          <w:rFonts w:ascii="Segoe UI" w:hAnsi="Segoe UI" w:eastAsia="Microsoft YaHei"/>
-          <w:b w:val="0"/>
-          <w:i/>
-          <w:color w:val="555F70"/>
-          <w:sz w:val="19"/>
-        </w:rPr>
-        <w:t xml:space="preserve"> / </w:t>
-      </w:r>
-      <w:r>
-        <w:rPr>
-          <w:rFonts w:ascii="Consolas" w:hAnsi="Consolas" w:eastAsia="Microsoft YaHei"/>
-          <w:color w:val="8A1F18"/>
-          <w:sz w:val="19"/>
-        </w:rPr>
-        <w:t>docs/13-演示视频分镜脚本.md</w:t>
-      </w:r>
-      <w:r>
-        <w:rPr>
-          <w:rFonts w:ascii="Segoe UI" w:hAnsi="Segoe UI" w:eastAsia="Microsoft YaHei"/>
-          <w:b w:val="0"/>
-          <w:i/>
-          <w:color w:val="555F70"/>
-          <w:sz w:val="19"/>
-        </w:rPr>
-        <w:t>。</w:t>
+        <w:t>——以《项目计划书(9)》（v3.3，含</w:t>
       </w:r>
       <w:r>
         <w:rPr>
@@ -338,7 +374,7 @@
           <w:color w:val="555F70"/>
           <w:sz w:val="19"/>
         </w:rPr>
-        <w:t>核心口径与财务预测数字未改动</w:t>
+        <w:t>第九章《商业模式与财务分析》</w:t>
       </w:r>
       <w:r>
         <w:rPr>
@@ -348,7 +384,7 @@
           <w:color w:val="555F70"/>
           <w:sz w:val="19"/>
         </w:rPr>
-        <w:t>（§9 数据基准沿用 v3.3）。v3.3（2026-09-13：按团队《财务分析与商业模式》新版口径统一第九章数据基准——修正营业成本率、收入占比、AI 算力费占收入比与年复合增长率等派生指标，并按营业收入口径重算现金流量表与税负口径（新增「现金流口径」编制说明）；核心预测（营业收入、营业成本、营业利润、净利润、NPV／IRR／ROI／投资回收期）保持不变。v3.2（2026-09-13：新增第九章《商业模式与财务分析》——商业模式画布（客户细分／价值主张／渠道通道／客户关系／核心资源／关键活动／关键伙伴）＋成本结构、收入来源、融资模式、财务报表与财务分析；原「附录」顺延为第十章）。v3.1（2026-09-12：对齐 0.7.1 发布实况——0.7.0/0.7.1 连续发布（5 类文书任务 + 知识图谱 + 多模态材料 → 待办缺陷修复 + 翻译统一 AI 接口与文档全文翻译 + 覆盖安装缺陷修复）；里程碑表补记两版实际交付并区分"0.7.x 未完成项并入 0.8.0"；新增发布渠道（GitHub Releases 安装包直链、Cloudflare Pages 产品演示站）与两条风险对策（未签名安装包被 SmartScreen 拦、境外托管在国内的访问波动）；§4.1 / §5.1 / §七 / §十 同步。v3.0（2026-09-08：把 0.8.0 主线「联邦配方进化」并入计划书——0.7.0 中文法库接入之后的下一条产品主线；新增关联 12-联邦配方进化方案.md、§5.6 技术方案概要、§6.2 任务拆解与 0.8.0 里程碑行、§8 风险对策；联邦配方进化为</w:t>
+        <w:t>）为</w:t>
       </w:r>
       <w:r>
         <w:rPr>
@@ -358,7 +394,7 @@
           <w:color w:val="555F70"/>
           <w:sz w:val="19"/>
         </w:rPr>
-        <w:t>方案稿（未实现）</w:t>
+        <w:t>主干</w:t>
       </w:r>
       <w:r>
         <w:rPr>
@@ -368,61 +404,7 @@
           <w:color w:val="555F70"/>
           <w:sz w:val="19"/>
         </w:rPr>
-        <w:t xml:space="preserve">，如实标注"规划/🚧"，不影响 0.6.0「已落地」口径。v2.5（2026-09-07）内容全部保留：按"AI 杭州 码动未来"初赛五维评分标准增补——新增三章末《市场与商业可行性论证》、五章 5.4/5.5《大模型环节流程细节与架构取舍》，扩充八章风险对策；五维评分对照与自评属内部自查材料、不放入计划书正文，见 docs/08）｜日期：2026-09-14 关联文档：《README.md》《CHANGELOG.md》《docs/README.md》《docs/功能演示报告.md》《docs/06-参赛改进方案.md》《docs/07-真机验收清单.md》《docs/08-参赛材料包.md》《docs/09-真机验收执行指引.md》《docs/05-优化路线图.md》《docs/11-赛事版改动说明.md》《docs/12-联邦配方进化方案.md》（0.8.0 主线方案稿）《docs/13-演示视频分镜脚本.md》（演示视频大纲）《logo.jpg》《logo设计理念.txt》（品牌标志与设计理念原始材料）《法库ETL工作区/ETL说明.md》《Project-Plan-EN.md / Project-Plan-EN.docx》《Feature-Demo-Report-EN.md / Feature-Demo-Report-EN.docx》（英文镜像，随本版同步） 代码仓库：主程序 </w:t>
-      </w:r>
-      <w:r>
-        <w:rPr>
-          <w:rFonts w:ascii="Segoe UI" w:hAnsi="Segoe UI" w:eastAsia="Microsoft YaHei"/>
-          <w:color w:val="1A4F9C"/>
-          <w:sz w:val="19"/>
-        </w:rPr>
-        <w:t>https://github.com/lin612320/Legal-Workspace</w:t>
-      </w:r>
-      <w:r>
-        <w:rPr>
-          <w:rFonts w:ascii="Segoe UI" w:hAnsi="Segoe UI" w:eastAsia="Microsoft YaHei"/>
-          <w:b w:val="0"/>
-          <w:i/>
-          <w:color w:val="555F70"/>
-          <w:sz w:val="19"/>
-        </w:rPr>
-        <w:t xml:space="preserve"> （dev 分支，tag </w:t>
-      </w:r>
-      <w:r>
-        <w:rPr>
-          <w:rFonts w:ascii="Consolas" w:hAnsi="Consolas" w:eastAsia="Microsoft YaHei"/>
-          <w:color w:val="8A1F18"/>
-          <w:sz w:val="19"/>
-        </w:rPr>
-        <w:t>v0.6.0</w:t>
-      </w:r>
-      <w:r>
-        <w:rPr>
-          <w:rFonts w:ascii="Segoe UI" w:hAnsi="Segoe UI" w:eastAsia="Microsoft YaHei"/>
-          <w:b w:val="0"/>
-          <w:i/>
-          <w:color w:val="555F70"/>
-          <w:sz w:val="19"/>
-        </w:rPr>
-        <w:t xml:space="preserve">；赛事版分支 </w:t>
-      </w:r>
-      <w:r>
-        <w:rPr>
-          <w:rFonts w:ascii="Consolas" w:hAnsi="Consolas" w:eastAsia="Microsoft YaHei"/>
-          <w:color w:val="8A1F18"/>
-          <w:sz w:val="19"/>
-        </w:rPr>
-        <w:t>feature/赛事版</w:t>
-      </w:r>
-      <w:r>
-        <w:rPr>
-          <w:rFonts w:ascii="Segoe UI" w:hAnsi="Segoe UI" w:eastAsia="Microsoft YaHei"/>
-          <w:b w:val="0"/>
-          <w:i/>
-          <w:color w:val="555F70"/>
-          <w:sz w:val="19"/>
-        </w:rPr>
-        <w:t xml:space="preserve">，最新 tag </w:t>
+        <w:t xml:space="preserve">，合并《项目计划书》原件 v3.2 的 </w:t>
       </w:r>
       <w:r>
         <w:rPr>
@@ -432,7 +414,7 @@
           <w:color w:val="555F70"/>
           <w:sz w:val="19"/>
         </w:rPr>
-        <w:t>`v0.7.2-赛事版`</w:t>
+        <w:t>0.7.2 发布实况</w:t>
       </w:r>
       <w:r>
         <w:rPr>
@@ -442,25 +424,7 @@
           <w:color w:val="555F70"/>
           <w:sz w:val="19"/>
         </w:rPr>
-        <w:t xml:space="preserve">，含 0.7.0 / 0.7.1 / 0.7.2 三次发布）｜移动端演示 </w:t>
-      </w:r>
-      <w:r>
-        <w:rPr>
-          <w:rFonts w:ascii="Segoe UI" w:hAnsi="Segoe UI" w:eastAsia="Microsoft YaHei"/>
-          <w:color w:val="1A4F9C"/>
-          <w:sz w:val="19"/>
-        </w:rPr>
-        <w:t>https://github.com/lin612320/legal-workbench-mobile</w:t>
-      </w:r>
-      <w:r>
-        <w:rPr>
-          <w:rFonts w:ascii="Segoe UI" w:hAnsi="Segoe UI" w:eastAsia="Microsoft YaHei"/>
-          <w:b w:val="0"/>
-          <w:i/>
-          <w:color w:val="555F70"/>
-          <w:sz w:val="19"/>
-        </w:rPr>
-        <w:t xml:space="preserve"> （main 分支） 发布渠道（0.7.1 起）：安装包 </w:t>
+        <w:t>（「自我进化」可视化页 + 演示站同步 + 悬浮球资源目录递增）；</w:t>
       </w:r>
       <w:r>
         <w:rPr>
@@ -470,7 +434,7 @@
           <w:color w:val="555F70"/>
           <w:sz w:val="19"/>
         </w:rPr>
-        <w:t>GitHub Releases 直链</w:t>
+        <w:t>新增 §1.2《品牌与视觉识别（Logo 与设计理念）》</w:t>
       </w:r>
       <w:r>
         <w:rPr>
@@ -480,25 +444,7 @@
           <w:color w:val="555F70"/>
           <w:sz w:val="19"/>
         </w:rPr>
-        <w:t>（</w:t>
-      </w:r>
-      <w:r>
-        <w:rPr>
-          <w:rFonts w:ascii="Segoe UI" w:hAnsi="Segoe UI" w:eastAsia="Microsoft YaHei"/>
-          <w:color w:val="1A4F9C"/>
-          <w:sz w:val="19"/>
-        </w:rPr>
-        <w:t>https://github.com/lin612320/Legal-Workspace/releases</w:t>
-      </w:r>
-      <w:r>
-        <w:rPr>
-          <w:rFonts w:ascii="Segoe UI" w:hAnsi="Segoe UI" w:eastAsia="Microsoft YaHei"/>
-          <w:b w:val="0"/>
-          <w:i/>
-          <w:color w:val="555F70"/>
-          <w:sz w:val="19"/>
-        </w:rPr>
-        <w:t xml:space="preserve">，单文件 135 MB，公开仓库免登录下载）＋ </w:t>
+        <w:t xml:space="preserve">（品牌标志构成、三条设计理念、视觉规范与落地清单）与 </w:t>
       </w:r>
       <w:r>
         <w:rPr>
@@ -508,7 +454,7 @@
           <w:color w:val="555F70"/>
           <w:sz w:val="19"/>
         </w:rPr>
-        <w:t>产品演示站</w:t>
+        <w:t>§4.4 品牌与视觉资产</w:t>
       </w:r>
       <w:r>
         <w:rPr>
@@ -518,25 +464,7 @@
           <w:color w:val="555F70"/>
           <w:sz w:val="19"/>
         </w:rPr>
-        <w:t>（Cloudflare Pages：</w:t>
-      </w:r>
-      <w:r>
-        <w:rPr>
-          <w:rFonts w:ascii="Segoe UI" w:hAnsi="Segoe UI" w:eastAsia="Microsoft YaHei"/>
-          <w:color w:val="1A4F9C"/>
-          <w:sz w:val="19"/>
-        </w:rPr>
-        <w:t>https://faron-demo.pages.dev</w:t>
-      </w:r>
-      <w:r>
-        <w:rPr>
-          <w:rFonts w:ascii="Segoe UI" w:hAnsi="Segoe UI" w:eastAsia="Microsoft YaHei"/>
-          <w:b w:val="0"/>
-          <w:i/>
-          <w:color w:val="555F70"/>
-          <w:sz w:val="19"/>
-        </w:rPr>
-        <w:t xml:space="preserve">，单文件静态页，含引用自检交互实验室与知识图谱演示） 历史基线（0.6.0，供追溯）：桌面端 </w:t>
+        <w:t xml:space="preserve">；新增 </w:t>
       </w:r>
       <w:r>
         <w:rPr>
@@ -546,7 +474,7 @@
           <w:color w:val="555F70"/>
           <w:sz w:val="19"/>
         </w:rPr>
-        <w:t>v0.6.0「法元 · Faron」（已出包 + 已推送 GitHub）</w:t>
+        <w:t>0.7.3 里程碑</w:t>
       </w:r>
       <w:r>
         <w:rPr>
@@ -556,7 +484,7 @@
           <w:color w:val="555F70"/>
           <w:sz w:val="19"/>
         </w:rPr>
-        <w:t>（功能面同 0.5.0「律衡」，品牌与智能体人设已切换；</w:t>
+        <w:t xml:space="preserve">（品牌标志落地：应用图标 / 安装包图标换新并重打安装包）；§六 里程碑表补 0.7.2 / 0.7.3 两行，§七 增图标验收项，§八 增品牌视觉漂移风险对策，§十 附录补 </w:t>
       </w:r>
       <w:r>
         <w:rPr>
@@ -564,7 +492,7 @@
           <w:color w:val="8A1F18"/>
           <w:sz w:val="19"/>
         </w:rPr>
-        <w:t>发布包/法元_0.6.0_x64-setup.exe</w:t>
+        <w:t>logo.jpg</w:t>
       </w:r>
       <w:r>
         <w:rPr>
@@ -574,7 +502,7 @@
           <w:color w:val="555F70"/>
           <w:sz w:val="19"/>
         </w:rPr>
-        <w:t xml:space="preserve">，2026-09-06；代码随 docs/09 一并提交并推送 dev、tag </w:t>
+        <w:t xml:space="preserve"> / </w:t>
       </w:r>
       <w:r>
         <w:rPr>
@@ -582,7 +510,7 @@
           <w:color w:val="8A1F18"/>
           <w:sz w:val="19"/>
         </w:rPr>
-        <w:t>v0.6.0</w:t>
+        <w:t>logo设计理念.txt</w:t>
       </w:r>
       <w:r>
         <w:rPr>
@@ -592,7 +520,43 @@
           <w:color w:val="555F70"/>
           <w:sz w:val="19"/>
         </w:rPr>
-        <w:t>）已实现并内置日美法库与</w:t>
+        <w:t xml:space="preserve"> / </w:t>
+      </w:r>
+      <w:r>
+        <w:rPr>
+          <w:rFonts w:ascii="Consolas" w:hAnsi="Consolas" w:eastAsia="Microsoft YaHei"/>
+          <w:color w:val="8A1F18"/>
+          <w:sz w:val="19"/>
+        </w:rPr>
+        <w:t>scripts/make-icons.ps1</w:t>
+      </w:r>
+      <w:r>
+        <w:rPr>
+          <w:rFonts w:ascii="Segoe UI" w:hAnsi="Segoe UI" w:eastAsia="Microsoft YaHei"/>
+          <w:b w:val="0"/>
+          <w:i/>
+          <w:color w:val="555F70"/>
+          <w:sz w:val="19"/>
+        </w:rPr>
+        <w:t xml:space="preserve"> / </w:t>
+      </w:r>
+      <w:r>
+        <w:rPr>
+          <w:rFonts w:ascii="Consolas" w:hAnsi="Consolas" w:eastAsia="Microsoft YaHei"/>
+          <w:color w:val="8A1F18"/>
+          <w:sz w:val="19"/>
+        </w:rPr>
+        <w:t>docs/13-演示视频分镜脚本.md</w:t>
+      </w:r>
+      <w:r>
+        <w:rPr>
+          <w:rFonts w:ascii="Segoe UI" w:hAnsi="Segoe UI" w:eastAsia="Microsoft YaHei"/>
+          <w:b w:val="0"/>
+          <w:i/>
+          <w:color w:val="555F70"/>
+          <w:sz w:val="19"/>
+        </w:rPr>
+        <w:t>。</w:t>
       </w:r>
       <w:r>
         <w:rPr>
@@ -602,7 +566,7 @@
           <w:color w:val="555F70"/>
           <w:sz w:val="19"/>
         </w:rPr>
-        <w:t>文书智能体「小元」（数字员工，原「小衡」）</w:t>
+        <w:t>核心口径与财务预测数字未改动</w:t>
       </w:r>
       <w:r>
         <w:rPr>
@@ -612,7 +576,7 @@
           <w:color w:val="555F70"/>
           <w:sz w:val="19"/>
         </w:rPr>
-        <w:t>（含确定性引用自检）；主场景为</w:t>
+        <w:t>（§9 数据基准沿用 v3.3）。v3.3（2026-09-13：按团队《财务分析与商业模式》新版口径统一第九章数据基准——修正营业成本率、收入占比、AI 算力费占收入比与年复合增长率等派生指标，并按营业收入口径重算现金流量表与税负口径（新增「现金流口径」编制说明）；核心预测（营业收入、营业成本、营业利润、净利润、NPV／IRR／ROI／投资回收期）保持不变。v3.2（2026-09-13：新增第九章《商业模式与财务分析》——商业模式画布（客户细分／价值主张／渠道通道／客户关系／核心资源／关键活动／关键伙伴）＋成本结构、收入来源、融资模式、财务报表与财务分析；原「附录」顺延为第十章）。v3.1（2026-09-12：对齐 0.7.1 发布实况——0.7.0/0.7.1 连续发布（5 类文书任务 + 知识图谱 + 多模态材料 → 待办缺陷修复 + 翻译统一 AI 接口与文档全文翻译 + 覆盖安装缺陷修复）；里程碑表补记两版实际交付并区分"0.7.x 未完成项并入 0.8.0"；新增发布渠道（GitHub Releases 安装包直链、Cloudflare Pages 产品演示站）与两条风险对策（未签名安装包被 SmartScreen 拦、境外托管在国内的访问波动）；§4.1 / §5.1 / §七 / §十 同步。v3.0（2026-09-08：把 0.8.0 主线「联邦配方进化」并入计划书——0.7.0 中文法库接入之后的下一条产品主线；新增关联 12-联邦配方进化方案.md、§5.6 技术方案概要、§6.2 任务拆解与 0.8.0 里程碑行、§8 风险对策；联邦配方进化为</w:t>
       </w:r>
       <w:r>
         <w:rPr>
@@ -622,7 +586,7 @@
           <w:color w:val="555F70"/>
           <w:sz w:val="19"/>
         </w:rPr>
-        <w:t>涉外/跨境法律业务</w:t>
+        <w:t>方案稿（未实现）</w:t>
       </w:r>
       <w:r>
         <w:rPr>
@@ -632,7 +596,25 @@
           <w:color w:val="555F70"/>
           <w:sz w:val="19"/>
         </w:rPr>
-        <w:t>（审阅涉日美合同/文书，引用本地内置日美官方法条）；移动端演示版已重打为法元品牌 APK 并推送 GitHub（</w:t>
+        <w:t xml:space="preserve">，如实标注"规划/🚧"，不影响 0.6.0「已落地」口径。v2.5（2026-09-07）内容全部保留：按"AI 杭州 码动未来"初赛五维评分标准增补——新增三章末《市场与商业可行性论证》、五章 5.4/5.5《大模型环节流程细节与架构取舍》，扩充八章风险对策；五维评分对照与自评属内部自查材料、不放入计划书正文，见 docs/08）｜日期：2026-09-16 关联文档：《README.md》《CHANGELOG.md》《docs/README.md》《docs/功能演示报告.md》《docs/06-参赛改进方案.md》《docs/07-真机验收清单.md》《docs/08-参赛材料包.md》《docs/09-真机验收执行指引.md》《docs/05-优化路线图.md》《docs/11-赛事版改动说明.md》《docs/12-联邦配方进化方案.md》（0.8.0 主线方案稿）《docs/13-演示视频分镜脚本.md》（演示视频大纲）《logo.jpg》《logo设计理念.txt》（品牌标志与设计理念原始材料）《法库ETL工作区/ETL说明.md》《Project-Plan-EN.md / Project-Plan-EN.docx》《Feature-Demo-Report-EN.md / Feature-Demo-Report-EN.docx》（英文镜像，随本版同步） 代码仓库：主程序 </w:t>
+      </w:r>
+      <w:r>
+        <w:rPr>
+          <w:rFonts w:ascii="Segoe UI" w:hAnsi="Segoe UI" w:eastAsia="Microsoft YaHei"/>
+          <w:color w:val="1A4F9C"/>
+          <w:sz w:val="19"/>
+        </w:rPr>
+        <w:t>https://github.com/lin612320/Legal-Workspace</w:t>
+      </w:r>
+      <w:r>
+        <w:rPr>
+          <w:rFonts w:ascii="Segoe UI" w:hAnsi="Segoe UI" w:eastAsia="Microsoft YaHei"/>
+          <w:b w:val="0"/>
+          <w:i/>
+          <w:color w:val="555F70"/>
+          <w:sz w:val="19"/>
+        </w:rPr>
+        <w:t xml:space="preserve"> （dev 分支，tag </w:t>
       </w:r>
       <w:r>
         <w:rPr>
@@ -640,7 +622,7 @@
           <w:color w:val="8A1F18"/>
           <w:sz w:val="19"/>
         </w:rPr>
-        <w:t>发布/法元-移动端-演示-v0.1.0-debug.apk</w:t>
+        <w:t>v0.6.0</w:t>
       </w:r>
       <w:r>
         <w:rPr>
@@ -650,7 +632,25 @@
           <w:color w:val="555F70"/>
           <w:sz w:val="19"/>
         </w:rPr>
-        <w:t>，2026-09-06）。</w:t>
+        <w:t xml:space="preserve">；赛事版分支 </w:t>
+      </w:r>
+      <w:r>
+        <w:rPr>
+          <w:rFonts w:ascii="Consolas" w:hAnsi="Consolas" w:eastAsia="Microsoft YaHei"/>
+          <w:color w:val="8A1F18"/>
+          <w:sz w:val="19"/>
+        </w:rPr>
+        <w:t>feature/赛事版</w:t>
+      </w:r>
+      <w:r>
+        <w:rPr>
+          <w:rFonts w:ascii="Segoe UI" w:hAnsi="Segoe UI" w:eastAsia="Microsoft YaHei"/>
+          <w:b w:val="0"/>
+          <w:i/>
+          <w:color w:val="555F70"/>
+          <w:sz w:val="19"/>
+        </w:rPr>
+        <w:t xml:space="preserve">，最新 tag </w:t>
       </w:r>
       <w:r>
         <w:rPr>
@@ -660,7 +660,7 @@
           <w:color w:val="555F70"/>
           <w:sz w:val="19"/>
         </w:rPr>
-        <w:t>赛事版（提交口径，2026-09-07）</w:t>
+        <w:t>`v0.7.2-赛事版`</w:t>
       </w:r>
       <w:r>
         <w:rPr>
@@ -670,15 +670,15 @@
           <w:color w:val="555F70"/>
           <w:sz w:val="19"/>
         </w:rPr>
-        <w:t xml:space="preserve">：分支 </w:t>
-      </w:r>
-      <w:r>
-        <w:rPr>
-          <w:rFonts w:ascii="Consolas" w:hAnsi="Consolas" w:eastAsia="Microsoft YaHei"/>
-          <w:color w:val="8A1F18"/>
+        <w:t xml:space="preserve">，含 0.7.0 / 0.7.1 / 0.7.2 三次发布）｜移动端演示 </w:t>
+      </w:r>
+      <w:r>
+        <w:rPr>
+          <w:rFonts w:ascii="Segoe UI" w:hAnsi="Segoe UI" w:eastAsia="Microsoft YaHei"/>
+          <w:color w:val="1A4F9C"/>
           <w:sz w:val="19"/>
         </w:rPr>
-        <w:t>feature/赛事版</w:t>
+        <w:t>https://github.com/lin612320/legal-workbench-mobile</w:t>
       </w:r>
       <w:r>
         <w:rPr>
@@ -688,25 +688,7 @@
           <w:color w:val="555F70"/>
           <w:sz w:val="19"/>
         </w:rPr>
-        <w:t xml:space="preserve">（tag </w:t>
-      </w:r>
-      <w:r>
-        <w:rPr>
-          <w:rFonts w:ascii="Consolas" w:hAnsi="Consolas" w:eastAsia="Microsoft YaHei"/>
-          <w:color w:val="8A1F18"/>
-          <w:sz w:val="19"/>
-        </w:rPr>
-        <w:t>v0.6.0-赛事版</w:t>
-      </w:r>
-      <w:r>
-        <w:rPr>
-          <w:rFonts w:ascii="Segoe UI" w:hAnsi="Segoe UI" w:eastAsia="Microsoft YaHei"/>
-          <w:b w:val="0"/>
-          <w:i/>
-          <w:color w:val="555F70"/>
-          <w:sz w:val="19"/>
-        </w:rPr>
-        <w:t xml:space="preserve">）——左侧导航收敛为 </w:t>
+        <w:t xml:space="preserve"> （main 分支） 发布渠道（0.7.1 起）：安装包 </w:t>
       </w:r>
       <w:r>
         <w:rPr>
@@ -716,7 +698,7 @@
           <w:color w:val="555F70"/>
           <w:sz w:val="19"/>
         </w:rPr>
-        <w:t>8 版块</w:t>
+        <w:t>GitHub Releases 直链</w:t>
       </w:r>
       <w:r>
         <w:rPr>
@@ -726,7 +708,25 @@
           <w:color w:val="555F70"/>
           <w:sz w:val="19"/>
         </w:rPr>
-        <w:t>（移除「AI 问答」「专注计时」），法规升级为</w:t>
+        <w:t>（</w:t>
+      </w:r>
+      <w:r>
+        <w:rPr>
+          <w:rFonts w:ascii="Segoe UI" w:hAnsi="Segoe UI" w:eastAsia="Microsoft YaHei"/>
+          <w:color w:val="1A4F9C"/>
+          <w:sz w:val="19"/>
+        </w:rPr>
+        <w:t>https://github.com/lin612320/Legal-Workspace/releases</w:t>
+      </w:r>
+      <w:r>
+        <w:rPr>
+          <w:rFonts w:ascii="Segoe UI" w:hAnsi="Segoe UI" w:eastAsia="Microsoft YaHei"/>
+          <w:b w:val="0"/>
+          <w:i/>
+          <w:color w:val="555F70"/>
+          <w:sz w:val="19"/>
+        </w:rPr>
+        <w:t xml:space="preserve">，单文件 135 MB，公开仓库免登录下载）＋ </w:t>
       </w:r>
       <w:r>
         <w:rPr>
@@ -736,7 +736,7 @@
           <w:color w:val="555F70"/>
           <w:sz w:val="19"/>
         </w:rPr>
-        <w:t>国家 → 领域 → 整法浏览</w:t>
+        <w:t>产品演示站</w:t>
       </w:r>
       <w:r>
         <w:rPr>
@@ -746,7 +746,25 @@
           <w:color w:val="555F70"/>
           <w:sz w:val="19"/>
         </w:rPr>
-        <w:t>并含双语（</w:t>
+        <w:t>（Cloudflare Pages：</w:t>
+      </w:r>
+      <w:r>
+        <w:rPr>
+          <w:rFonts w:ascii="Segoe UI" w:hAnsi="Segoe UI" w:eastAsia="Microsoft YaHei"/>
+          <w:color w:val="1A4F9C"/>
+          <w:sz w:val="19"/>
+        </w:rPr>
+        <w:t>https://faron-demo.pages.dev</w:t>
+      </w:r>
+      <w:r>
+        <w:rPr>
+          <w:rFonts w:ascii="Segoe UI" w:hAnsi="Segoe UI" w:eastAsia="Microsoft YaHei"/>
+          <w:b w:val="0"/>
+          <w:i/>
+          <w:color w:val="555F70"/>
+          <w:sz w:val="19"/>
+        </w:rPr>
+        <w:t xml:space="preserve">，单文件静态页，含引用自检交互实验室与知识图谱演示） 历史基线（0.6.0，供追溯）：桌面端 </w:t>
       </w:r>
       <w:r>
         <w:rPr>
@@ -756,7 +774,7 @@
           <w:color w:val="555F70"/>
           <w:sz w:val="19"/>
         </w:rPr>
-        <w:t>美国宪法官方中译条文级内置</w:t>
+        <w:t>v0.6.0「法元 · Faron」（已出包 + 已推送 GitHub）</w:t>
       </w:r>
       <w:r>
         <w:rPr>
@@ -766,7 +784,43 @@
           <w:color w:val="555F70"/>
           <w:sz w:val="19"/>
         </w:rPr>
-        <w:t xml:space="preserve">），悬浮球升级 </w:t>
+        <w:t>（功能面同 0.5.0「律衡」，品牌与智能体人设已切换；</w:t>
+      </w:r>
+      <w:r>
+        <w:rPr>
+          <w:rFonts w:ascii="Consolas" w:hAnsi="Consolas" w:eastAsia="Microsoft YaHei"/>
+          <w:color w:val="8A1F18"/>
+          <w:sz w:val="19"/>
+        </w:rPr>
+        <w:t>发布包/法元_0.6.0_x64-setup.exe</w:t>
+      </w:r>
+      <w:r>
+        <w:rPr>
+          <w:rFonts w:ascii="Segoe UI" w:hAnsi="Segoe UI" w:eastAsia="Microsoft YaHei"/>
+          <w:b w:val="0"/>
+          <w:i/>
+          <w:color w:val="555F70"/>
+          <w:sz w:val="19"/>
+        </w:rPr>
+        <w:t xml:space="preserve">，2026-09-06；代码随 docs/09 一并提交并推送 dev、tag </w:t>
+      </w:r>
+      <w:r>
+        <w:rPr>
+          <w:rFonts w:ascii="Consolas" w:hAnsi="Consolas" w:eastAsia="Microsoft YaHei"/>
+          <w:color w:val="8A1F18"/>
+          <w:sz w:val="19"/>
+        </w:rPr>
+        <w:t>v0.6.0</w:t>
+      </w:r>
+      <w:r>
+        <w:rPr>
+          <w:rFonts w:ascii="Segoe UI" w:hAnsi="Segoe UI" w:eastAsia="Microsoft YaHei"/>
+          <w:b w:val="0"/>
+          <w:i/>
+          <w:color w:val="555F70"/>
+          <w:sz w:val="19"/>
+        </w:rPr>
+        <w:t>）已实现并内置日美法库与</w:t>
       </w:r>
       <w:r>
         <w:rPr>
@@ -776,7 +830,7 @@
           <w:color w:val="555F70"/>
           <w:sz w:val="19"/>
         </w:rPr>
-        <w:t>1.0.1</w:t>
+        <w:t>文书智能体「小元」（数字员工，原「小衡」）</w:t>
       </w:r>
       <w:r>
         <w:rPr>
@@ -786,25 +840,7 @@
           <w:color w:val="555F70"/>
           <w:sz w:val="19"/>
         </w:rPr>
-        <w:t xml:space="preserve">（窗口尺寸固定/看门狗、抓取模式开关修复）；赛事评审装机包为 </w:t>
-      </w:r>
-      <w:r>
-        <w:rPr>
-          <w:rFonts w:ascii="Consolas" w:hAnsi="Consolas" w:eastAsia="Microsoft YaHei"/>
-          <w:color w:val="8A1F18"/>
-          <w:sz w:val="19"/>
-        </w:rPr>
-        <w:t>发布包/法元_0.6.0_赛事版_x64-setup.exe</w:t>
-      </w:r>
-      <w:r>
-        <w:rPr>
-          <w:rFonts w:ascii="Segoe UI" w:hAnsi="Segoe UI" w:eastAsia="Microsoft YaHei"/>
-          <w:b w:val="0"/>
-          <w:i/>
-          <w:color w:val="555F70"/>
-          <w:sz w:val="19"/>
-        </w:rPr>
-        <w:t>（约 135 MB，含悬浮球 1.0.1）。</w:t>
+        <w:t>（含确定性引用自检）；主场景为</w:t>
       </w:r>
       <w:r>
         <w:rPr>
@@ -814,7 +850,7 @@
           <w:color w:val="555F70"/>
           <w:sz w:val="19"/>
         </w:rPr>
-        <w:t>规划主线（0.8.0 起）</w:t>
+        <w:t>涉外/跨境法律业务</w:t>
       </w:r>
       <w:r>
         <w:rPr>
@@ -824,7 +860,25 @@
           <w:color w:val="555F70"/>
           <w:sz w:val="19"/>
         </w:rPr>
-        <w:t>：中文全量法库接入顺延为 0.8.0 候选（docs/07 §八，任务拆解见 §6.1）；</w:t>
+        <w:t>（审阅涉日美合同/文书，引用本地内置日美官方法条）；移动端演示版已重打为法元品牌 APK 并推送 GitHub（</w:t>
+      </w:r>
+      <w:r>
+        <w:rPr>
+          <w:rFonts w:ascii="Consolas" w:hAnsi="Consolas" w:eastAsia="Microsoft YaHei"/>
+          <w:color w:val="8A1F18"/>
+          <w:sz w:val="19"/>
+        </w:rPr>
+        <w:t>发布/法元-移动端-演示-v0.1.0-debug.apk</w:t>
+      </w:r>
+      <w:r>
+        <w:rPr>
+          <w:rFonts w:ascii="Segoe UI" w:hAnsi="Segoe UI" w:eastAsia="Microsoft YaHei"/>
+          <w:b w:val="0"/>
+          <w:i/>
+          <w:color w:val="555F70"/>
+          <w:sz w:val="19"/>
+        </w:rPr>
+        <w:t>，2026-09-06）。</w:t>
       </w:r>
       <w:r>
         <w:rPr>
@@ -834,7 +888,7 @@
           <w:color w:val="555F70"/>
           <w:sz w:val="19"/>
         </w:rPr>
-        <w:t>0.8.0 联邦配方进化（方案稿，docs/12，任务拆解见 §6.2）</w:t>
+        <w:t>赛事版（提交口径，2026-09-07）</w:t>
       </w:r>
       <w:r>
         <w:rPr>
@@ -844,7 +898,43 @@
           <w:color w:val="555F70"/>
           <w:sz w:val="19"/>
         </w:rPr>
-        <w:t xml:space="preserve">——本地只上传匿名"进化包"（统计/配方向量），云端加权聚合后签名下发更好配方，实现"智能体随用户需求与市场自我优化"。 </w:t>
+        <w:t xml:space="preserve">：分支 </w:t>
+      </w:r>
+      <w:r>
+        <w:rPr>
+          <w:rFonts w:ascii="Consolas" w:hAnsi="Consolas" w:eastAsia="Microsoft YaHei"/>
+          <w:color w:val="8A1F18"/>
+          <w:sz w:val="19"/>
+        </w:rPr>
+        <w:t>feature/赛事版</w:t>
+      </w:r>
+      <w:r>
+        <w:rPr>
+          <w:rFonts w:ascii="Segoe UI" w:hAnsi="Segoe UI" w:eastAsia="Microsoft YaHei"/>
+          <w:b w:val="0"/>
+          <w:i/>
+          <w:color w:val="555F70"/>
+          <w:sz w:val="19"/>
+        </w:rPr>
+        <w:t xml:space="preserve">（tag </w:t>
+      </w:r>
+      <w:r>
+        <w:rPr>
+          <w:rFonts w:ascii="Consolas" w:hAnsi="Consolas" w:eastAsia="Microsoft YaHei"/>
+          <w:color w:val="8A1F18"/>
+          <w:sz w:val="19"/>
+        </w:rPr>
+        <w:t>v0.6.0-赛事版</w:t>
+      </w:r>
+      <w:r>
+        <w:rPr>
+          <w:rFonts w:ascii="Segoe UI" w:hAnsi="Segoe UI" w:eastAsia="Microsoft YaHei"/>
+          <w:b w:val="0"/>
+          <w:i/>
+          <w:color w:val="555F70"/>
+          <w:sz w:val="19"/>
+        </w:rPr>
+        <w:t xml:space="preserve">）——左侧导航收敛为 </w:t>
       </w:r>
       <w:r>
         <w:rPr>
@@ -854,7 +944,7 @@
           <w:color w:val="555F70"/>
           <w:sz w:val="19"/>
         </w:rPr>
-        <w:t>最新发布（0.7.3 · 2026-09-14，分支 `feature/赛事版`）——品牌标志落地版</w:t>
+        <w:t>8 版块</w:t>
       </w:r>
       <w:r>
         <w:rPr>
@@ -864,43 +954,7 @@
           <w:color w:val="555F70"/>
           <w:sz w:val="19"/>
         </w:rPr>
-        <w:t>：把品牌标志（</w:t>
-      </w:r>
-      <w:r>
-        <w:rPr>
-          <w:rFonts w:ascii="Consolas" w:hAnsi="Consolas" w:eastAsia="Microsoft YaHei"/>
-          <w:color w:val="8A1F18"/>
-          <w:sz w:val="19"/>
-        </w:rPr>
-        <w:t>logo.jpg</w:t>
-      </w:r>
-      <w:r>
-        <w:rPr>
-          <w:rFonts w:ascii="Segoe UI" w:hAnsi="Segoe UI" w:eastAsia="Microsoft YaHei"/>
-          <w:b w:val="0"/>
-          <w:i/>
-          <w:color w:val="555F70"/>
-          <w:sz w:val="19"/>
-        </w:rPr>
-        <w:t xml:space="preserve"> + </w:t>
-      </w:r>
-      <w:r>
-        <w:rPr>
-          <w:rFonts w:ascii="Consolas" w:hAnsi="Consolas" w:eastAsia="Microsoft YaHei"/>
-          <w:color w:val="8A1F18"/>
-          <w:sz w:val="19"/>
-        </w:rPr>
-        <w:t>logo设计理念.txt</w:t>
-      </w:r>
-      <w:r>
-        <w:rPr>
-          <w:rFonts w:ascii="Segoe UI" w:hAnsi="Segoe UI" w:eastAsia="Microsoft YaHei"/>
-          <w:b w:val="0"/>
-          <w:i/>
-          <w:color w:val="555F70"/>
-          <w:sz w:val="19"/>
-        </w:rPr>
-        <w:t xml:space="preserve">）正式落到产品里：① </w:t>
+        <w:t>（移除「AI 问答」「专注计时」），法规升级为</w:t>
       </w:r>
       <w:r>
         <w:rPr>
@@ -910,7 +964,7 @@
           <w:color w:val="555F70"/>
           <w:sz w:val="19"/>
         </w:rPr>
-        <w:t>应用图标全线换新</w:t>
+        <w:t>国家 → 领域 → 整法浏览</w:t>
       </w:r>
       <w:r>
         <w:rPr>
@@ -920,79 +974,7 @@
           <w:color w:val="555F70"/>
           <w:sz w:val="19"/>
         </w:rPr>
-        <w:t xml:space="preserve">——由标志单一来源经 </w:t>
-      </w:r>
-      <w:r>
-        <w:rPr>
-          <w:rFonts w:ascii="Consolas" w:hAnsi="Consolas" w:eastAsia="Microsoft YaHei"/>
-          <w:color w:val="8A1F18"/>
-          <w:sz w:val="19"/>
-        </w:rPr>
-        <w:t>scripts/make-icons.ps1</w:t>
-      </w:r>
-      <w:r>
-        <w:rPr>
-          <w:rFonts w:ascii="Segoe UI" w:hAnsi="Segoe UI" w:eastAsia="Microsoft YaHei"/>
-          <w:b w:val="0"/>
-          <w:i/>
-          <w:color w:val="555F70"/>
-          <w:sz w:val="19"/>
-        </w:rPr>
-        <w:t xml:space="preserve"> 生成白色圆角方块图标（</w:t>
-      </w:r>
-      <w:r>
-        <w:rPr>
-          <w:rFonts w:ascii="Consolas" w:hAnsi="Consolas" w:eastAsia="Microsoft YaHei"/>
-          <w:color w:val="8A1F18"/>
-          <w:sz w:val="19"/>
-        </w:rPr>
-        <w:t>32x32 / 64x64 / 128x128 / 128x128@2x / icon.png</w:t>
-      </w:r>
-      <w:r>
-        <w:rPr>
-          <w:rFonts w:ascii="Segoe UI" w:hAnsi="Segoe UI" w:eastAsia="Microsoft YaHei"/>
-          <w:b w:val="0"/>
-          <w:i/>
-          <w:color w:val="555F70"/>
-          <w:sz w:val="19"/>
-        </w:rPr>
-        <w:t xml:space="preserve"> + 内含 16/24/32/48/64/128/256 七尺寸的 </w:t>
-      </w:r>
-      <w:r>
-        <w:rPr>
-          <w:rFonts w:ascii="Consolas" w:hAnsi="Consolas" w:eastAsia="Microsoft YaHei"/>
-          <w:color w:val="8A1F18"/>
-          <w:sz w:val="19"/>
-        </w:rPr>
-        <w:t>icon.ico</w:t>
-      </w:r>
-      <w:r>
-        <w:rPr>
-          <w:rFonts w:ascii="Segoe UI" w:hAnsi="Segoe UI" w:eastAsia="Microsoft YaHei"/>
-          <w:b w:val="0"/>
-          <w:i/>
-          <w:color w:val="555F70"/>
-          <w:sz w:val="19"/>
-        </w:rPr>
-        <w:t xml:space="preserve">），覆盖 </w:t>
-      </w:r>
-      <w:r>
-        <w:rPr>
-          <w:rFonts w:ascii="Consolas" w:hAnsi="Consolas" w:eastAsia="Microsoft YaHei"/>
-          <w:color w:val="8A1F18"/>
-          <w:sz w:val="19"/>
-        </w:rPr>
-        <w:t>legal-workbench.exe</w:t>
-      </w:r>
-      <w:r>
-        <w:rPr>
-          <w:rFonts w:ascii="Segoe UI" w:hAnsi="Segoe UI" w:eastAsia="Microsoft YaHei"/>
-          <w:b w:val="0"/>
-          <w:i/>
-          <w:color w:val="555F70"/>
-          <w:sz w:val="19"/>
-        </w:rPr>
-        <w:t xml:space="preserve"> 与 NSIS 安装包资源；② </w:t>
+        <w:t>并含双语（</w:t>
       </w:r>
       <w:r>
         <w:rPr>
@@ -1002,7 +984,7 @@
           <w:color w:val="555F70"/>
           <w:sz w:val="19"/>
         </w:rPr>
-        <w:t>重打安装包</w:t>
+        <w:t>美国宪法官方中译条文级内置</w:t>
       </w:r>
       <w:r>
         <w:rPr>
@@ -1012,25 +994,7 @@
           <w:color w:val="555F70"/>
           <w:sz w:val="19"/>
         </w:rPr>
-        <w:t xml:space="preserve"> </w:t>
-      </w:r>
-      <w:r>
-        <w:rPr>
-          <w:rFonts w:ascii="Consolas" w:hAnsi="Consolas" w:eastAsia="Microsoft YaHei"/>
-          <w:color w:val="8A1F18"/>
-          <w:sz w:val="19"/>
-        </w:rPr>
-        <w:t>发布包/法元_0.7.3_赛事版_x64-setup.exe</w:t>
-      </w:r>
-      <w:r>
-        <w:rPr>
-          <w:rFonts w:ascii="Segoe UI" w:hAnsi="Segoe UI" w:eastAsia="Microsoft YaHei"/>
-          <w:b w:val="0"/>
-          <w:i/>
-          <w:color w:val="555F70"/>
-          <w:sz w:val="19"/>
-        </w:rPr>
-        <w:t>（</w:t>
+        <w:t xml:space="preserve">），悬浮球升级 </w:t>
       </w:r>
       <w:r>
         <w:rPr>
@@ -1040,7 +1004,7 @@
           <w:color w:val="555F70"/>
           <w:sz w:val="19"/>
         </w:rPr>
-        <w:t>135.16 MB</w:t>
+        <w:t>1.0.1</w:t>
       </w:r>
       <w:r>
         <w:rPr>
@@ -1050,7 +1014,7 @@
           <w:color w:val="555F70"/>
           <w:sz w:val="19"/>
         </w:rPr>
-        <w:t xml:space="preserve">，SHA256 </w:t>
+        <w:t xml:space="preserve">（窗口尺寸固定/看门狗、抓取模式开关修复）；赛事评审装机包为 </w:t>
       </w:r>
       <w:r>
         <w:rPr>
@@ -1058,7 +1022,7 @@
           <w:color w:val="8A1F18"/>
           <w:sz w:val="19"/>
         </w:rPr>
-        <w:t>639F0F930A36C156838C5F2B91945A3FE6E407432D7F6D447E82CF0B17BE42D4</w:t>
+        <w:t>发布包/法元_0.6.0_赛事版_x64-setup.exe</w:t>
       </w:r>
       <w:r>
         <w:rPr>
@@ -1068,25 +1032,7 @@
           <w:color w:val="555F70"/>
           <w:sz w:val="19"/>
         </w:rPr>
-        <w:t xml:space="preserve">；悬浮球资源目录随版本递增为 </w:t>
-      </w:r>
-      <w:r>
-        <w:rPr>
-          <w:rFonts w:ascii="Consolas" w:hAnsi="Consolas" w:eastAsia="Microsoft YaHei"/>
-          <w:color w:val="8A1F18"/>
-          <w:sz w:val="19"/>
-        </w:rPr>
-        <w:t>win-unpacked-0.7.3</w:t>
-      </w:r>
-      <w:r>
-        <w:rPr>
-          <w:rFonts w:ascii="Segoe UI" w:hAnsi="Segoe UI" w:eastAsia="Microsoft YaHei"/>
-          <w:b w:val="0"/>
-          <w:i/>
-          <w:color w:val="555F70"/>
-          <w:sz w:val="19"/>
-        </w:rPr>
-        <w:t>，遵守"每次发版必须递增"的覆盖安装硬规则，内嵌 467.4 MB 预置法库）；③ 产品演示站同步加入</w:t>
+        <w:t>（约 135 MB，含悬浮球 1.0.1）。</w:t>
       </w:r>
       <w:r>
         <w:rPr>
@@ -1096,7 +1042,7 @@
           <w:color w:val="555F70"/>
           <w:sz w:val="19"/>
         </w:rPr>
-        <w:t>页头品牌标 / favicon / 「品牌与设计理念」版块</w:t>
+        <w:t>规划主线（0.8.0 起）</w:t>
       </w:r>
       <w:r>
         <w:rPr>
@@ -1106,7 +1052,327 @@
           <w:color w:val="555F70"/>
           <w:sz w:val="19"/>
         </w:rPr>
-        <w:t xml:space="preserve">并重新部署；④ 品牌口径写入本节 §1.2 与 §4.4，演示视频分镜（docs/13）加入品牌帧。版本号升至 </w:t>
+        <w:t>：中文全量法库接入顺延为 0.8.0 候选（docs/07 §八，任务拆解见 §6.1）；</w:t>
+      </w:r>
+      <w:r>
+        <w:rPr>
+          <w:rFonts w:ascii="Segoe UI" w:hAnsi="Segoe UI" w:eastAsia="Microsoft YaHei"/>
+          <w:b/>
+          <w:i/>
+          <w:color w:val="555F70"/>
+          <w:sz w:val="19"/>
+        </w:rPr>
+        <w:t>0.8.0 联邦配方进化（方案稿，docs/12，任务拆解见 §6.2）</w:t>
+      </w:r>
+      <w:r>
+        <w:rPr>
+          <w:rFonts w:ascii="Segoe UI" w:hAnsi="Segoe UI" w:eastAsia="Microsoft YaHei"/>
+          <w:b w:val="0"/>
+          <w:i/>
+          <w:color w:val="555F70"/>
+          <w:sz w:val="19"/>
+        </w:rPr>
+        <w:t xml:space="preserve">——本地只上传匿名"进化包"（统计/配方向量），云端加权聚合后签名下发更好配方，实现"智能体随用户需求与市场自我优化"。 </w:t>
+      </w:r>
+      <w:r>
+        <w:rPr>
+          <w:rFonts w:ascii="Segoe UI" w:hAnsi="Segoe UI" w:eastAsia="Microsoft YaHei"/>
+          <w:b/>
+          <w:i/>
+          <w:color w:val="555F70"/>
+          <w:sz w:val="19"/>
+        </w:rPr>
+        <w:t>最新发布（0.7.3 · 2026-09-14，分支 `feature/赛事版`）——品牌标志落地版</w:t>
+      </w:r>
+      <w:r>
+        <w:rPr>
+          <w:rFonts w:ascii="Segoe UI" w:hAnsi="Segoe UI" w:eastAsia="Microsoft YaHei"/>
+          <w:b w:val="0"/>
+          <w:i/>
+          <w:color w:val="555F70"/>
+          <w:sz w:val="19"/>
+        </w:rPr>
+        <w:t>：把品牌标志（</w:t>
+      </w:r>
+      <w:r>
+        <w:rPr>
+          <w:rFonts w:ascii="Consolas" w:hAnsi="Consolas" w:eastAsia="Microsoft YaHei"/>
+          <w:color w:val="8A1F18"/>
+          <w:sz w:val="19"/>
+        </w:rPr>
+        <w:t>logo.jpg</w:t>
+      </w:r>
+      <w:r>
+        <w:rPr>
+          <w:rFonts w:ascii="Segoe UI" w:hAnsi="Segoe UI" w:eastAsia="Microsoft YaHei"/>
+          <w:b w:val="0"/>
+          <w:i/>
+          <w:color w:val="555F70"/>
+          <w:sz w:val="19"/>
+        </w:rPr>
+        <w:t xml:space="preserve"> + </w:t>
+      </w:r>
+      <w:r>
+        <w:rPr>
+          <w:rFonts w:ascii="Consolas" w:hAnsi="Consolas" w:eastAsia="Microsoft YaHei"/>
+          <w:color w:val="8A1F18"/>
+          <w:sz w:val="19"/>
+        </w:rPr>
+        <w:t>logo设计理念.txt</w:t>
+      </w:r>
+      <w:r>
+        <w:rPr>
+          <w:rFonts w:ascii="Segoe UI" w:hAnsi="Segoe UI" w:eastAsia="Microsoft YaHei"/>
+          <w:b w:val="0"/>
+          <w:i/>
+          <w:color w:val="555F70"/>
+          <w:sz w:val="19"/>
+        </w:rPr>
+        <w:t xml:space="preserve">）正式落到产品里：① </w:t>
+      </w:r>
+      <w:r>
+        <w:rPr>
+          <w:rFonts w:ascii="Segoe UI" w:hAnsi="Segoe UI" w:eastAsia="Microsoft YaHei"/>
+          <w:b/>
+          <w:i/>
+          <w:color w:val="555F70"/>
+          <w:sz w:val="19"/>
+        </w:rPr>
+        <w:t>应用图标全线换新</w:t>
+      </w:r>
+      <w:r>
+        <w:rPr>
+          <w:rFonts w:ascii="Segoe UI" w:hAnsi="Segoe UI" w:eastAsia="Microsoft YaHei"/>
+          <w:b w:val="0"/>
+          <w:i/>
+          <w:color w:val="555F70"/>
+          <w:sz w:val="19"/>
+        </w:rPr>
+        <w:t xml:space="preserve">——由标志单一来源经 </w:t>
+      </w:r>
+      <w:r>
+        <w:rPr>
+          <w:rFonts w:ascii="Consolas" w:hAnsi="Consolas" w:eastAsia="Microsoft YaHei"/>
+          <w:color w:val="8A1F18"/>
+          <w:sz w:val="19"/>
+        </w:rPr>
+        <w:t>scripts/make-icons.ps1</w:t>
+      </w:r>
+      <w:r>
+        <w:rPr>
+          <w:rFonts w:ascii="Segoe UI" w:hAnsi="Segoe UI" w:eastAsia="Microsoft YaHei"/>
+          <w:b w:val="0"/>
+          <w:i/>
+          <w:color w:val="555F70"/>
+          <w:sz w:val="19"/>
+        </w:rPr>
+        <w:t xml:space="preserve"> 生成白色圆角方块图标（</w:t>
+      </w:r>
+      <w:r>
+        <w:rPr>
+          <w:rFonts w:ascii="Consolas" w:hAnsi="Consolas" w:eastAsia="Microsoft YaHei"/>
+          <w:color w:val="8A1F18"/>
+          <w:sz w:val="19"/>
+        </w:rPr>
+        <w:t>32x32 / 64x64 / 128x128 / 128x128@2x / icon.png</w:t>
+      </w:r>
+      <w:r>
+        <w:rPr>
+          <w:rFonts w:ascii="Segoe UI" w:hAnsi="Segoe UI" w:eastAsia="Microsoft YaHei"/>
+          <w:b w:val="0"/>
+          <w:i/>
+          <w:color w:val="555F70"/>
+          <w:sz w:val="19"/>
+        </w:rPr>
+        <w:t xml:space="preserve"> + 内含 16/24/32/48/64/128/256 七尺寸的 </w:t>
+      </w:r>
+      <w:r>
+        <w:rPr>
+          <w:rFonts w:ascii="Consolas" w:hAnsi="Consolas" w:eastAsia="Microsoft YaHei"/>
+          <w:color w:val="8A1F18"/>
+          <w:sz w:val="19"/>
+        </w:rPr>
+        <w:t>icon.ico</w:t>
+      </w:r>
+      <w:r>
+        <w:rPr>
+          <w:rFonts w:ascii="Segoe UI" w:hAnsi="Segoe UI" w:eastAsia="Microsoft YaHei"/>
+          <w:b w:val="0"/>
+          <w:i/>
+          <w:color w:val="555F70"/>
+          <w:sz w:val="19"/>
+        </w:rPr>
+        <w:t xml:space="preserve">），覆盖 </w:t>
+      </w:r>
+      <w:r>
+        <w:rPr>
+          <w:rFonts w:ascii="Consolas" w:hAnsi="Consolas" w:eastAsia="Microsoft YaHei"/>
+          <w:color w:val="8A1F18"/>
+          <w:sz w:val="19"/>
+        </w:rPr>
+        <w:t>legal-workbench.exe</w:t>
+      </w:r>
+      <w:r>
+        <w:rPr>
+          <w:rFonts w:ascii="Segoe UI" w:hAnsi="Segoe UI" w:eastAsia="Microsoft YaHei"/>
+          <w:b w:val="0"/>
+          <w:i/>
+          <w:color w:val="555F70"/>
+          <w:sz w:val="19"/>
+        </w:rPr>
+        <w:t xml:space="preserve"> 与 NSIS 安装包资源；② </w:t>
+      </w:r>
+      <w:r>
+        <w:rPr>
+          <w:rFonts w:ascii="Segoe UI" w:hAnsi="Segoe UI" w:eastAsia="Microsoft YaHei"/>
+          <w:b/>
+          <w:i/>
+          <w:color w:val="555F70"/>
+          <w:sz w:val="19"/>
+        </w:rPr>
+        <w:t>重打安装包</w:t>
+      </w:r>
+      <w:r>
+        <w:rPr>
+          <w:rFonts w:ascii="Segoe UI" w:hAnsi="Segoe UI" w:eastAsia="Microsoft YaHei"/>
+          <w:b w:val="0"/>
+          <w:i/>
+          <w:color w:val="555F70"/>
+          <w:sz w:val="19"/>
+        </w:rPr>
+        <w:t xml:space="preserve"> </w:t>
+      </w:r>
+      <w:r>
+        <w:rPr>
+          <w:rFonts w:ascii="Consolas" w:hAnsi="Consolas" w:eastAsia="Microsoft YaHei"/>
+          <w:color w:val="8A1F18"/>
+          <w:sz w:val="19"/>
+        </w:rPr>
+        <w:t>发布包/法元_0.7.3_赛事版_x64-setup.exe</w:t>
+      </w:r>
+      <w:r>
+        <w:rPr>
+          <w:rFonts w:ascii="Segoe UI" w:hAnsi="Segoe UI" w:eastAsia="Microsoft YaHei"/>
+          <w:b w:val="0"/>
+          <w:i/>
+          <w:color w:val="555F70"/>
+          <w:sz w:val="19"/>
+        </w:rPr>
+        <w:t>（</w:t>
+      </w:r>
+      <w:r>
+        <w:rPr>
+          <w:rFonts w:ascii="Segoe UI" w:hAnsi="Segoe UI" w:eastAsia="Microsoft YaHei"/>
+          <w:b/>
+          <w:i/>
+          <w:color w:val="555F70"/>
+          <w:sz w:val="19"/>
+        </w:rPr>
+        <w:t>135.16 MB</w:t>
+      </w:r>
+      <w:r>
+        <w:rPr>
+          <w:rFonts w:ascii="Segoe UI" w:hAnsi="Segoe UI" w:eastAsia="Microsoft YaHei"/>
+          <w:b w:val="0"/>
+          <w:i/>
+          <w:color w:val="555F70"/>
+          <w:sz w:val="19"/>
+        </w:rPr>
+        <w:t xml:space="preserve">，SHA256 </w:t>
+      </w:r>
+      <w:r>
+        <w:rPr>
+          <w:rFonts w:ascii="Consolas" w:hAnsi="Consolas" w:eastAsia="Microsoft YaHei"/>
+          <w:color w:val="8A1F18"/>
+          <w:sz w:val="19"/>
+        </w:rPr>
+        <w:t>639F0F930A36C156838C5F2B91945A3FE6E407432D7F6D447E82CF0B17BE42D4</w:t>
+      </w:r>
+      <w:r>
+        <w:rPr>
+          <w:rFonts w:ascii="Segoe UI" w:hAnsi="Segoe UI" w:eastAsia="Microsoft YaHei"/>
+          <w:b w:val="0"/>
+          <w:i/>
+          <w:color w:val="555F70"/>
+          <w:sz w:val="19"/>
+        </w:rPr>
+        <w:t xml:space="preserve">；悬浮球资源目录随版本递增为 </w:t>
+      </w:r>
+      <w:r>
+        <w:rPr>
+          <w:rFonts w:ascii="Consolas" w:hAnsi="Consolas" w:eastAsia="Microsoft YaHei"/>
+          <w:color w:val="8A1F18"/>
+          <w:sz w:val="19"/>
+        </w:rPr>
+        <w:t>win-unpacked-0.7.3</w:t>
+      </w:r>
+      <w:r>
+        <w:rPr>
+          <w:rFonts w:ascii="Segoe UI" w:hAnsi="Segoe UI" w:eastAsia="Microsoft YaHei"/>
+          <w:b w:val="0"/>
+          <w:i/>
+          <w:color w:val="555F70"/>
+          <w:sz w:val="19"/>
+        </w:rPr>
+        <w:t>，遵守"每次发版必须递增"的覆盖安装硬规则，内嵌 467.4 MB 预置法库）；③ 产品演示站同步加入</w:t>
+      </w:r>
+      <w:r>
+        <w:rPr>
+          <w:rFonts w:ascii="Segoe UI" w:hAnsi="Segoe UI" w:eastAsia="Microsoft YaHei"/>
+          <w:b/>
+          <w:i/>
+          <w:color w:val="555F70"/>
+          <w:sz w:val="19"/>
+        </w:rPr>
+        <w:t>页头品牌标 / favicon / 「品牌与设计理念」版块</w:t>
+      </w:r>
+      <w:r>
+        <w:rPr>
+          <w:rFonts w:ascii="Segoe UI" w:hAnsi="Segoe UI" w:eastAsia="Microsoft YaHei"/>
+          <w:b w:val="0"/>
+          <w:i/>
+          <w:color w:val="555F70"/>
+          <w:sz w:val="19"/>
+        </w:rPr>
+        <w:t xml:space="preserve">并重新部署；④ 品牌口径写入本节 §1.2 与 §4.4，演示视频分镜（docs/13）加入品牌帧；⑤ </w:t>
+      </w:r>
+      <w:r>
+        <w:rPr>
+          <w:rFonts w:ascii="Segoe UI" w:hAnsi="Segoe UI" w:eastAsia="Microsoft YaHei"/>
+          <w:b/>
+          <w:i/>
+          <w:color w:val="555F70"/>
+          <w:sz w:val="19"/>
+        </w:rPr>
+        <w:t>应用本体配色换成品牌红</w:t>
+      </w:r>
+      <w:r>
+        <w:rPr>
+          <w:rFonts w:ascii="Segoe UI" w:hAnsi="Segoe UI" w:eastAsia="Microsoft YaHei"/>
+          <w:b w:val="0"/>
+          <w:i/>
+          <w:color w:val="555F70"/>
+          <w:sz w:val="19"/>
+        </w:rPr>
+        <w:t>（</w:t>
+      </w:r>
+      <w:r>
+        <w:rPr>
+          <w:rFonts w:ascii="Consolas" w:hAnsi="Consolas" w:eastAsia="Microsoft YaHei"/>
+          <w:color w:val="8A1F18"/>
+          <w:sz w:val="19"/>
+        </w:rPr>
+        <w:t>src/styles.css</w:t>
+      </w:r>
+      <w:r>
+        <w:rPr>
+          <w:rFonts w:ascii="Segoe UI" w:hAnsi="Segoe UI" w:eastAsia="Microsoft YaHei"/>
+          <w:b w:val="0"/>
+          <w:i/>
+          <w:color w:val="555F70"/>
+          <w:sz w:val="19"/>
+        </w:rPr>
+        <w:t xml:space="preserve"> 设计令牌重建，亮暗双主题同源；演示站同步换品牌红并把源码入库）。版本号升至 </w:t>
       </w:r>
       <w:r>
         <w:rPr>
@@ -2537,6 +2803,117 @@
           <w:b/>
           <w:i w:val="0"/>
         </w:rPr>
+        <w:t>界面主色（0.7.3 起）</w:t>
+      </w:r>
+      <w:r>
+        <w:rPr>
+          <w:rFonts w:ascii="Segoe UI" w:hAnsi="Segoe UI" w:eastAsia="Microsoft YaHei"/>
+          <w:b w:val="0"/>
+          <w:i w:val="0"/>
+        </w:rPr>
+        <w:t>：应用本体的界面主色同为品牌红——</w:t>
+      </w:r>
+      <w:r>
+        <w:rPr>
+          <w:rFonts w:ascii="Consolas" w:hAnsi="Consolas" w:eastAsia="Microsoft YaHei"/>
+          <w:color w:val="8A1F18"/>
+        </w:rPr>
+        <w:t>src/styles.css</w:t>
+      </w:r>
+      <w:r>
+        <w:rPr>
+          <w:rFonts w:ascii="Segoe UI" w:hAnsi="Segoe UI" w:eastAsia="Microsoft YaHei"/>
+          <w:b w:val="0"/>
+          <w:i w:val="0"/>
+        </w:rPr>
+        <w:t xml:space="preserve"> 设计令牌 </w:t>
+      </w:r>
+      <w:r>
+        <w:rPr>
+          <w:rFonts w:ascii="Consolas" w:hAnsi="Consolas" w:eastAsia="Microsoft YaHei"/>
+          <w:color w:val="8A1F18"/>
+        </w:rPr>
+        <w:t>--brand: #d90000</w:t>
+      </w:r>
+      <w:r>
+        <w:rPr>
+          <w:rFonts w:ascii="Segoe UI" w:hAnsi="Segoe UI" w:eastAsia="Microsoft YaHei"/>
+          <w:b w:val="0"/>
+          <w:i w:val="0"/>
+        </w:rPr>
+        <w:t xml:space="preserve">（白字对比度 5.3:1，可同时作底色与文字色），强调态复用标志红渐变 </w:t>
+      </w:r>
+      <w:r>
+        <w:rPr>
+          <w:rFonts w:ascii="Consolas" w:hAnsi="Consolas" w:eastAsia="Microsoft YaHei"/>
+          <w:color w:val="8A1F18"/>
+        </w:rPr>
+        <w:t>linear-gradient(135deg,#ea0202,#8c1012)</w:t>
+      </w:r>
+      <w:r>
+        <w:rPr>
+          <w:rFonts w:ascii="Segoe UI" w:hAnsi="Segoe UI" w:eastAsia="Microsoft YaHei"/>
+          <w:b w:val="0"/>
+          <w:i w:val="0"/>
+        </w:rPr>
+        <w:t xml:space="preserve">；语义色（错误 / 删除）另立深砖红 </w:t>
+      </w:r>
+      <w:r>
+        <w:rPr>
+          <w:rFonts w:ascii="Consolas" w:hAnsi="Consolas" w:eastAsia="Microsoft YaHei"/>
+          <w:color w:val="8A1F18"/>
+        </w:rPr>
+        <w:t>#b3261e</w:t>
+      </w:r>
+      <w:r>
+        <w:rPr>
+          <w:rFonts w:ascii="Segoe UI" w:hAnsi="Segoe UI" w:eastAsia="Microsoft YaHei"/>
+          <w:b w:val="0"/>
+          <w:i w:val="0"/>
+        </w:rPr>
+        <w:t xml:space="preserve"> 以免与品牌正红撞色，中性色用带红调暖灰使亮暗两套主题与品牌同源；夜间模式 </w:t>
+      </w:r>
+      <w:r>
+        <w:rPr>
+          <w:rFonts w:ascii="Consolas" w:hAnsi="Consolas" w:eastAsia="Microsoft YaHei"/>
+          <w:color w:val="8A1F18"/>
+        </w:rPr>
+        <w:t>--brand: #ff4444</w:t>
+      </w:r>
+      <w:r>
+        <w:rPr>
+          <w:rFonts w:ascii="Segoe UI" w:hAnsi="Segoe UI" w:eastAsia="Microsoft YaHei"/>
+          <w:b w:val="0"/>
+          <w:i w:val="0"/>
+        </w:rPr>
+        <w:t xml:space="preserve"> + 深字 </w:t>
+      </w:r>
+      <w:r>
+        <w:rPr>
+          <w:rFonts w:ascii="Consolas" w:hAnsi="Consolas" w:eastAsia="Microsoft YaHei"/>
+          <w:color w:val="8A1F18"/>
+        </w:rPr>
+        <w:t>--brand-on: #2b0808</w:t>
+      </w:r>
+      <w:r>
+        <w:rPr>
+          <w:rFonts w:ascii="Segoe UI" w:hAnsi="Segoe UI" w:eastAsia="Microsoft YaHei"/>
+          <w:b w:val="0"/>
+          <w:i w:val="0"/>
+        </w:rPr>
+        <w:t>。演示站与应用界面走同一套品牌红，杜绝"站点红了、软件还是紫的"；</w:t>
+      </w:r>
+    </w:p>
+    <w:p>
+      <w:pPr>
+        <w:pStyle w:val="ListBullet"/>
+      </w:pPr>
+      <w:r>
+        <w:rPr>
+          <w:rFonts w:ascii="Segoe UI" w:hAnsi="Segoe UI" w:eastAsia="Microsoft YaHei"/>
+          <w:b/>
+          <w:i w:val="0"/>
+        </w:rPr>
         <w:t>底色与图标形态</w:t>
       </w:r>
       <w:r>
@@ -3069,6 +3446,50 @@
               </w:rPr>
               <w:t>全站配色换成品牌红族</w:t>
             </w:r>
+            <w:r>
+              <w:rPr>
+                <w:rFonts w:ascii="Segoe UI" w:hAnsi="Segoe UI" w:eastAsia="Microsoft YaHei"/>
+                <w:b w:val="0"/>
+                <w:i w:val="0"/>
+                <w:sz w:val="18"/>
+              </w:rPr>
+              <w:t>；</w:t>
+            </w:r>
+            <w:r>
+              <w:rPr>
+                <w:rFonts w:ascii="Segoe UI" w:hAnsi="Segoe UI" w:eastAsia="Microsoft YaHei"/>
+                <w:b/>
+                <w:i w:val="0"/>
+                <w:sz w:val="18"/>
+              </w:rPr>
+              <w:t>源码已入库</w:t>
+            </w:r>
+            <w:r>
+              <w:rPr>
+                <w:rFonts w:ascii="Segoe UI" w:hAnsi="Segoe UI" w:eastAsia="Microsoft YaHei"/>
+                <w:b w:val="0"/>
+                <w:i w:val="0"/>
+                <w:sz w:val="18"/>
+              </w:rPr>
+              <w:t>（</w:t>
+            </w:r>
+            <w:r>
+              <w:rPr>
+                <w:rFonts w:ascii="Consolas" w:hAnsi="Consolas" w:eastAsia="Microsoft YaHei"/>
+                <w:color w:val="8A1F18"/>
+                <w:sz w:val="18"/>
+              </w:rPr>
+              <w:t>官网演示/index.html</w:t>
+            </w:r>
+            <w:r>
+              <w:rPr>
+                <w:rFonts w:ascii="Segoe UI" w:hAnsi="Segoe UI" w:eastAsia="Microsoft YaHei"/>
+                <w:b w:val="0"/>
+                <w:i w:val="0"/>
+                <w:sz w:val="18"/>
+              </w:rPr>
+              <w:t>，527,219 字节）</w:t>
+            </w:r>
           </w:p>
         </w:tc>
         <w:tc>
@@ -3086,7 +3507,116 @@
                 <w:i w:val="0"/>
                 <w:sz w:val="18"/>
               </w:rPr>
-              <w:t>✅ 已同步并部署（2026-09-14）</w:t>
+              <w:t>✅ 已同步并部署（2026-09-14），源码随本版入库</w:t>
+            </w:r>
+          </w:p>
+        </w:tc>
+      </w:tr>
+      <w:tr>
+        <w:tc>
+          <w:tcPr>
+            <w:tcW w:type="dxa" w:w="2880"/>
+          </w:tcPr>
+          <w:p>
+            <w:pPr>
+              <w:spacing w:after="40"/>
+            </w:pPr>
+            <w:r>
+              <w:rPr>
+                <w:rFonts w:ascii="Segoe UI" w:hAnsi="Segoe UI" w:eastAsia="Microsoft YaHei"/>
+                <w:b w:val="0"/>
+                <w:i w:val="0"/>
+                <w:sz w:val="18"/>
+              </w:rPr>
+              <w:t>桌面应用界面配色</w:t>
+            </w:r>
+          </w:p>
+        </w:tc>
+        <w:tc>
+          <w:tcPr>
+            <w:tcW w:type="dxa" w:w="2880"/>
+          </w:tcPr>
+          <w:p>
+            <w:pPr>
+              <w:spacing w:after="40"/>
+            </w:pPr>
+            <w:r>
+              <w:rPr>
+                <w:rFonts w:ascii="Consolas" w:hAnsi="Consolas" w:eastAsia="Microsoft YaHei"/>
+                <w:color w:val="8A1F18"/>
+                <w:sz w:val="18"/>
+              </w:rPr>
+              <w:t>src/styles.css</w:t>
+            </w:r>
+            <w:r>
+              <w:rPr>
+                <w:rFonts w:ascii="Segoe UI" w:hAnsi="Segoe UI" w:eastAsia="Microsoft YaHei"/>
+                <w:b w:val="0"/>
+                <w:i w:val="0"/>
+                <w:sz w:val="18"/>
+              </w:rPr>
+              <w:t xml:space="preserve"> 设计令牌（亮 / 暗两套主题）＋ </w:t>
+            </w:r>
+            <w:r>
+              <w:rPr>
+                <w:rFonts w:ascii="Consolas" w:hAnsi="Consolas" w:eastAsia="Microsoft YaHei"/>
+                <w:color w:val="8A1F18"/>
+                <w:sz w:val="18"/>
+              </w:rPr>
+              <w:t>KnowledgeGraph.css</w:t>
+            </w:r>
+            <w:r>
+              <w:rPr>
+                <w:rFonts w:ascii="Segoe UI" w:hAnsi="Segoe UI" w:eastAsia="Microsoft YaHei"/>
+                <w:b w:val="0"/>
+                <w:i w:val="0"/>
+                <w:sz w:val="18"/>
+              </w:rPr>
+              <w:t xml:space="preserve"> / </w:t>
+            </w:r>
+            <w:r>
+              <w:rPr>
+                <w:rFonts w:ascii="Consolas" w:hAnsi="Consolas" w:eastAsia="Microsoft YaHei"/>
+                <w:color w:val="8A1F18"/>
+                <w:sz w:val="18"/>
+              </w:rPr>
+              <w:t>Evolution.css</w:t>
+            </w:r>
+            <w:r>
+              <w:rPr>
+                <w:rFonts w:ascii="Segoe UI" w:hAnsi="Segoe UI" w:eastAsia="Microsoft YaHei"/>
+                <w:b w:val="0"/>
+                <w:i w:val="0"/>
+                <w:sz w:val="18"/>
+              </w:rPr>
+              <w:t xml:space="preserve"> / </w:t>
+            </w:r>
+            <w:r>
+              <w:rPr>
+                <w:rFonts w:ascii="Consolas" w:hAnsi="Consolas" w:eastAsia="Microsoft YaHei"/>
+                <w:color w:val="8A1F18"/>
+                <w:sz w:val="18"/>
+              </w:rPr>
+              <w:t>Home.tsx</w:t>
+            </w:r>
+          </w:p>
+        </w:tc>
+        <w:tc>
+          <w:tcPr>
+            <w:tcW w:type="dxa" w:w="2880"/>
+          </w:tcPr>
+          <w:p>
+            <w:pPr>
+              <w:spacing w:after="40"/>
+            </w:pPr>
+            <w:r>
+              <w:rPr>
+                <w:rFonts w:ascii="Segoe UI" w:hAnsi="Segoe UI" w:eastAsia="Microsoft YaHei"/>
+                <w:b w:val="0"/>
+                <w:i w:val="0"/>
+                <w:sz w:val="18"/>
+              </w:rPr>
+              <w:t>✅ 已换品牌红（0.7.3）</w:t>
             </w:r>
           </w:p>
         </w:tc>
@@ -3989,28 +4519,59 @@
           <w:b w:val="0"/>
           <w:i w:val="0"/>
         </w:rPr>
-        <w:t xml:space="preserve"> 可复跑）、重打安装包 </w:t>
+        <w:t xml:space="preserve"> 可复跑）、</w:t>
+      </w:r>
+      <w:r>
+        <w:rPr>
+          <w:rFonts w:ascii="Segoe UI" w:hAnsi="Segoe UI" w:eastAsia="Microsoft YaHei"/>
+          <w:b/>
+          <w:i w:val="0"/>
+        </w:rPr>
+        <w:t>应用本体配色换成品牌红</w:t>
+      </w:r>
+      <w:r>
+        <w:rPr>
+          <w:rFonts w:ascii="Segoe UI" w:hAnsi="Segoe UI" w:eastAsia="Microsoft YaHei"/>
+          <w:b w:val="0"/>
+          <w:i w:val="0"/>
+        </w:rPr>
+        <w:t>（</w:t>
       </w:r>
       <w:r>
         <w:rPr>
           <w:rFonts w:ascii="Consolas" w:hAnsi="Consolas" w:eastAsia="Microsoft YaHei"/>
           <w:color w:val="8A1F18"/>
         </w:rPr>
-        <w:t>发布包/法元_0.7.3_赛事版_x64-setup.exe</w:t>
-      </w:r>
-      <w:r>
-        <w:rPr>
-          <w:rFonts w:ascii="Segoe UI" w:hAnsi="Segoe UI" w:eastAsia="Microsoft YaHei"/>
-          <w:b w:val="0"/>
-          <w:i w:val="0"/>
-        </w:rPr>
-        <w:t xml:space="preserve">（悬浮球资源目录递增 </w:t>
+        <w:t>src/styles.css</w:t>
+      </w:r>
+      <w:r>
+        <w:rPr>
+          <w:rFonts w:ascii="Segoe UI" w:hAnsi="Segoe UI" w:eastAsia="Microsoft YaHei"/>
+          <w:b w:val="0"/>
+          <w:i w:val="0"/>
+        </w:rPr>
+        <w:t xml:space="preserve"> 设计令牌重建，亮暗双主题同源，演示站同步换色）、重打安装包 </w:t>
       </w:r>
       <w:r>
         <w:rPr>
           <w:rFonts w:ascii="Consolas" w:hAnsi="Consolas" w:eastAsia="Microsoft YaHei"/>
           <w:color w:val="8A1F18"/>
         </w:rPr>
+        <w:t>发布包/法元_0.7.3_赛事版_x64-setup.exe</w:t>
+      </w:r>
+      <w:r>
+        <w:rPr>
+          <w:rFonts w:ascii="Segoe UI" w:hAnsi="Segoe UI" w:eastAsia="Microsoft YaHei"/>
+          <w:b w:val="0"/>
+          <w:i w:val="0"/>
+        </w:rPr>
+        <w:t xml:space="preserve">（悬浮球资源目录递增 </w:t>
+      </w:r>
+      <w:r>
+        <w:rPr>
+          <w:rFonts w:ascii="Consolas" w:hAnsi="Consolas" w:eastAsia="Microsoft YaHei"/>
+          <w:color w:val="8A1F18"/>
+        </w:rPr>
         <w:t>win-unpacked-0.7.3</w:t>
       </w:r>
       <w:r>
@@ -4019,7 +4580,7 @@
           <w:b w:val="0"/>
           <w:i w:val="0"/>
         </w:rPr>
-        <w:t>）、演示站加入品牌标与「品牌与设计理念」版块并重新部署；品牌口径写入计划书 §1.2 / §4.4 与演示视频分镜。</w:t>
+        <w:t>）、演示站加入品牌标与「品牌与设计理念」版块并重新部署（源码入库）；品牌口径写入计划书 §1.2 / §4.4 与演示视频分镜。</w:t>
       </w:r>
     </w:p>
     <w:p>
@@ -4316,7 +4877,25 @@
                 <w:i w:val="0"/>
                 <w:sz w:val="18"/>
               </w:rPr>
-              <w:t>：应用图标 / 安装包图标换新 + 重打安装包；</w:t>
+              <w:t xml:space="preserve">：应用图标 / 安装包图标换新 + </w:t>
+            </w:r>
+            <w:r>
+              <w:rPr>
+                <w:rFonts w:ascii="Segoe UI" w:hAnsi="Segoe UI" w:eastAsia="Microsoft YaHei"/>
+                <w:b/>
+                <w:i w:val="0"/>
+                <w:sz w:val="18"/>
+              </w:rPr>
+              <w:t>界面配色换品牌红（亮暗双主题同源）</w:t>
+            </w:r>
+            <w:r>
+              <w:rPr>
+                <w:rFonts w:ascii="Segoe UI" w:hAnsi="Segoe UI" w:eastAsia="Microsoft YaHei"/>
+                <w:b w:val="0"/>
+                <w:i w:val="0"/>
+                <w:sz w:val="18"/>
+              </w:rPr>
+              <w:t xml:space="preserve"> + 重打安装包；</w:t>
             </w:r>
             <w:r>
               <w:rPr>
@@ -4464,7 +5043,129 @@
                 <w:i w:val="0"/>
                 <w:sz w:val="18"/>
               </w:rPr>
-              <w:t>（0.7.3 新增：标志 + 三条理念）/ 自我进化实验室（0.8.0 方案稿）/ 数据事实带 / FAQ；安装包与文档入口指向 GitHub Release</w:t>
+              <w:t>（0.7.3 新增：文字版竖排标志 + 三条理念 + 视觉规范摘要）/ 自我进化实验室（0.8.0 方案稿）/ 数据事实带 / FAQ；安装包与文档入口指向 GitHub Release（</w:t>
+            </w:r>
+            <w:r>
+              <w:rPr>
+                <w:rFonts w:ascii="Segoe UI" w:hAnsi="Segoe UI" w:eastAsia="Microsoft YaHei"/>
+                <w:b/>
+                <w:i w:val="0"/>
+                <w:sz w:val="18"/>
+              </w:rPr>
+              <w:t>下载直链待随 0.7.3 Release 对齐</w:t>
+            </w:r>
+            <w:r>
+              <w:rPr>
+                <w:rFonts w:ascii="Segoe UI" w:hAnsi="Segoe UI" w:eastAsia="Microsoft YaHei"/>
+                <w:b w:val="0"/>
+                <w:i w:val="0"/>
+                <w:sz w:val="18"/>
+              </w:rPr>
+              <w:t xml:space="preserve">）｜ </w:t>
+            </w:r>
+            <w:r>
+              <w:rPr>
+                <w:rFonts w:ascii="Segoe UI" w:hAnsi="Segoe UI" w:eastAsia="Microsoft YaHei"/>
+                <w:b/>
+                <w:i w:val="0"/>
+                <w:sz w:val="18"/>
+              </w:rPr>
+              <w:t>全站配色为品牌红族</w:t>
+            </w:r>
+            <w:r>
+              <w:rPr>
+                <w:rFonts w:ascii="Segoe UI" w:hAnsi="Segoe UI" w:eastAsia="Microsoft YaHei"/>
+                <w:b w:val="0"/>
+                <w:i w:val="0"/>
+                <w:sz w:val="18"/>
+              </w:rPr>
+              <w:t>（</w:t>
+            </w:r>
+            <w:r>
+              <w:rPr>
+                <w:rFonts w:ascii="Consolas" w:hAnsi="Consolas" w:eastAsia="Microsoft YaHei"/>
+                <w:color w:val="8A1F18"/>
+                <w:sz w:val="18"/>
+              </w:rPr>
+              <w:t>--brand: #ea0202</w:t>
+            </w:r>
+            <w:r>
+              <w:rPr>
+                <w:rFonts w:ascii="Segoe UI" w:hAnsi="Segoe UI" w:eastAsia="Microsoft YaHei"/>
+                <w:b w:val="0"/>
+                <w:i w:val="0"/>
+                <w:sz w:val="18"/>
+              </w:rPr>
+              <w:t xml:space="preserve">），页内「应用界面还原」与真机同色；源码 </w:t>
+            </w:r>
+            <w:r>
+              <w:rPr>
+                <w:rFonts w:ascii="Consolas" w:hAnsi="Consolas" w:eastAsia="Microsoft YaHei"/>
+                <w:color w:val="8A1F18"/>
+                <w:sz w:val="18"/>
+              </w:rPr>
+              <w:t>官网演示/index.html</w:t>
+            </w:r>
+            <w:r>
+              <w:rPr>
+                <w:rFonts w:ascii="Segoe UI" w:hAnsi="Segoe UI" w:eastAsia="Microsoft YaHei"/>
+                <w:b w:val="0"/>
+                <w:i w:val="0"/>
+                <w:sz w:val="18"/>
+              </w:rPr>
+              <w:t>（</w:t>
+            </w:r>
+            <w:r>
+              <w:rPr>
+                <w:rFonts w:ascii="Segoe UI" w:hAnsi="Segoe UI" w:eastAsia="Microsoft YaHei"/>
+                <w:b/>
+                <w:i w:val="0"/>
+                <w:sz w:val="18"/>
+              </w:rPr>
+              <w:t>527,219 字节</w:t>
+            </w:r>
+            <w:r>
+              <w:rPr>
+                <w:rFonts w:ascii="Segoe UI" w:hAnsi="Segoe UI" w:eastAsia="Microsoft YaHei"/>
+                <w:b w:val="0"/>
+                <w:i w:val="0"/>
+                <w:sz w:val="18"/>
+              </w:rPr>
+              <w:t>）已随版本库维护，</w:t>
+            </w:r>
+            <w:r>
+              <w:rPr>
+                <w:rFonts w:ascii="Consolas" w:hAnsi="Consolas" w:eastAsia="Microsoft YaHei"/>
+                <w:color w:val="8A1F18"/>
+                <w:sz w:val="18"/>
+              </w:rPr>
+              <w:t>deploy/</w:t>
+            </w:r>
+            <w:r>
+              <w:rPr>
+                <w:rFonts w:ascii="Segoe UI" w:hAnsi="Segoe UI" w:eastAsia="Microsoft YaHei"/>
+                <w:b w:val="0"/>
+                <w:i w:val="0"/>
+                <w:sz w:val="18"/>
+              </w:rPr>
+              <w:t xml:space="preserve"> 与 </w:t>
+            </w:r>
+            <w:r>
+              <w:rPr>
+                <w:rFonts w:ascii="Consolas" w:hAnsi="Consolas" w:eastAsia="Microsoft YaHei"/>
+                <w:color w:val="8A1F18"/>
+                <w:sz w:val="18"/>
+              </w:rPr>
+              <w:t>_shots/</w:t>
+            </w:r>
+            <w:r>
+              <w:rPr>
+                <w:rFonts w:ascii="Segoe UI" w:hAnsi="Segoe UI" w:eastAsia="Microsoft YaHei"/>
+                <w:b w:val="0"/>
+                <w:i w:val="0"/>
+                <w:sz w:val="18"/>
+              </w:rPr>
+              <w:t xml:space="preserve"> 不入库</w:t>
             </w:r>
           </w:p>
         </w:tc>
@@ -5596,7 +6297,38 @@
           <w:b w:val="0"/>
           <w:i w:val="0"/>
         </w:rPr>
-        <w:t xml:space="preserve"> 生成（§1.2、§4.4）。</w:t>
+        <w:t xml:space="preserve"> 生成；</w:t>
+      </w:r>
+      <w:r>
+        <w:rPr>
+          <w:rFonts w:ascii="Segoe UI" w:hAnsi="Segoe UI" w:eastAsia="Microsoft YaHei"/>
+          <w:b/>
+          <w:i w:val="0"/>
+        </w:rPr>
+        <w:t>界面配色与标志同源品牌红</w:t>
+      </w:r>
+      <w:r>
+        <w:rPr>
+          <w:rFonts w:ascii="Segoe UI" w:hAnsi="Segoe UI" w:eastAsia="Microsoft YaHei"/>
+          <w:b w:val="0"/>
+          <w:i w:val="0"/>
+        </w:rPr>
+        <w:t>（</w:t>
+      </w:r>
+      <w:r>
+        <w:rPr>
+          <w:rFonts w:ascii="Consolas" w:hAnsi="Consolas" w:eastAsia="Microsoft YaHei"/>
+          <w:color w:val="8A1F18"/>
+        </w:rPr>
+        <w:t>src/styles.css</w:t>
+      </w:r>
+      <w:r>
+        <w:rPr>
+          <w:rFonts w:ascii="Segoe UI" w:hAnsi="Segoe UI" w:eastAsia="Microsoft YaHei"/>
+          <w:b w:val="0"/>
+          <w:i w:val="0"/>
+        </w:rPr>
+        <w:t xml:space="preserve"> 设计令牌，亮暗双主题一套；演示站用同一色值，见 §4.4）。</w:t>
       </w:r>
     </w:p>
     <w:p>
@@ -6203,6 +6935,311 @@
                 <w:sz w:val="18"/>
               </w:rPr>
               <w:t>演示站为单文件零依赖页，故以 base64 内嵌方式引用标志（页头 / favicon / 理念版块）</w:t>
+            </w:r>
+          </w:p>
+        </w:tc>
+      </w:tr>
+      <w:tr>
+        <w:tc>
+          <w:tcPr>
+            <w:tcW w:type="dxa" w:w="2880"/>
+          </w:tcPr>
+          <w:p>
+            <w:pPr>
+              <w:spacing w:after="40"/>
+            </w:pPr>
+            <w:r>
+              <w:rPr>
+                <w:rFonts w:ascii="Segoe UI" w:hAnsi="Segoe UI" w:eastAsia="Microsoft YaHei"/>
+                <w:b w:val="0"/>
+                <w:i w:val="0"/>
+                <w:sz w:val="18"/>
+              </w:rPr>
+              <w:t>应用界面设计令牌</w:t>
+            </w:r>
+          </w:p>
+        </w:tc>
+        <w:tc>
+          <w:tcPr>
+            <w:tcW w:type="dxa" w:w="2880"/>
+          </w:tcPr>
+          <w:p>
+            <w:pPr>
+              <w:spacing w:after="40"/>
+            </w:pPr>
+            <w:r>
+              <w:rPr>
+                <w:rFonts w:ascii="Consolas" w:hAnsi="Consolas" w:eastAsia="Microsoft YaHei"/>
+                <w:color w:val="8A1F18"/>
+                <w:sz w:val="18"/>
+              </w:rPr>
+              <w:t>src/styles.css</w:t>
+            </w:r>
+            <w:r>
+              <w:rPr>
+                <w:rFonts w:ascii="Segoe UI" w:hAnsi="Segoe UI" w:eastAsia="Microsoft YaHei"/>
+                <w:b w:val="0"/>
+                <w:i w:val="0"/>
+                <w:sz w:val="18"/>
+              </w:rPr>
+              <w:t xml:space="preserve">（另见 </w:t>
+            </w:r>
+            <w:r>
+              <w:rPr>
+                <w:rFonts w:ascii="Consolas" w:hAnsi="Consolas" w:eastAsia="Microsoft YaHei"/>
+                <w:color w:val="8A1F18"/>
+                <w:sz w:val="18"/>
+              </w:rPr>
+              <w:t>src/components/KnowledgeGraph.css</w:t>
+            </w:r>
+            <w:r>
+              <w:rPr>
+                <w:rFonts w:ascii="Segoe UI" w:hAnsi="Segoe UI" w:eastAsia="Microsoft YaHei"/>
+                <w:b w:val="0"/>
+                <w:i w:val="0"/>
+                <w:sz w:val="18"/>
+              </w:rPr>
+              <w:t>、</w:t>
+            </w:r>
+            <w:r>
+              <w:rPr>
+                <w:rFonts w:ascii="Consolas" w:hAnsi="Consolas" w:eastAsia="Microsoft YaHei"/>
+                <w:color w:val="8A1F18"/>
+                <w:sz w:val="18"/>
+              </w:rPr>
+              <w:t>Evolution.css</w:t>
+            </w:r>
+            <w:r>
+              <w:rPr>
+                <w:rFonts w:ascii="Segoe UI" w:hAnsi="Segoe UI" w:eastAsia="Microsoft YaHei"/>
+                <w:b w:val="0"/>
+                <w:i w:val="0"/>
+                <w:sz w:val="18"/>
+              </w:rPr>
+              <w:t>、</w:t>
+            </w:r>
+            <w:r>
+              <w:rPr>
+                <w:rFonts w:ascii="Consolas" w:hAnsi="Consolas" w:eastAsia="Microsoft YaHei"/>
+                <w:color w:val="8A1F18"/>
+                <w:sz w:val="18"/>
+              </w:rPr>
+              <w:t>src/views/Home.tsx</w:t>
+            </w:r>
+            <w:r>
+              <w:rPr>
+                <w:rFonts w:ascii="Segoe UI" w:hAnsi="Segoe UI" w:eastAsia="Microsoft YaHei"/>
+                <w:b w:val="0"/>
+                <w:i w:val="0"/>
+                <w:sz w:val="18"/>
+              </w:rPr>
+              <w:t>）</w:t>
+            </w:r>
+          </w:p>
+        </w:tc>
+        <w:tc>
+          <w:tcPr>
+            <w:tcW w:type="dxa" w:w="2880"/>
+          </w:tcPr>
+          <w:p>
+            <w:pPr>
+              <w:spacing w:after="40"/>
+            </w:pPr>
+            <w:r>
+              <w:rPr>
+                <w:rFonts w:ascii="Segoe UI" w:hAnsi="Segoe UI" w:eastAsia="Microsoft YaHei"/>
+                <w:b w:val="0"/>
+                <w:i w:val="0"/>
+                <w:sz w:val="18"/>
+              </w:rPr>
+              <w:t>亮 / 暗两套主题的品牌红（</w:t>
+            </w:r>
+            <w:r>
+              <w:rPr>
+                <w:rFonts w:ascii="Consolas" w:hAnsi="Consolas" w:eastAsia="Microsoft YaHei"/>
+                <w:color w:val="8A1F18"/>
+                <w:sz w:val="18"/>
+              </w:rPr>
+              <w:t>--brand: #d90000</w:t>
+            </w:r>
+            <w:r>
+              <w:rPr>
+                <w:rFonts w:ascii="Segoe UI" w:hAnsi="Segoe UI" w:eastAsia="Microsoft YaHei"/>
+                <w:b w:val="0"/>
+                <w:i w:val="0"/>
+                <w:sz w:val="18"/>
+              </w:rPr>
+              <w:t xml:space="preserve"> / 夜间 </w:t>
+            </w:r>
+            <w:r>
+              <w:rPr>
+                <w:rFonts w:ascii="Consolas" w:hAnsi="Consolas" w:eastAsia="Microsoft YaHei"/>
+                <w:color w:val="8A1F18"/>
+                <w:sz w:val="18"/>
+              </w:rPr>
+              <w:t>#ff4444</w:t>
+            </w:r>
+            <w:r>
+              <w:rPr>
+                <w:rFonts w:ascii="Segoe UI" w:hAnsi="Segoe UI" w:eastAsia="Microsoft YaHei"/>
+                <w:b w:val="0"/>
+                <w:i w:val="0"/>
+                <w:sz w:val="18"/>
+              </w:rPr>
+              <w:t>）、标志红渐变强调态、深砖红语义色与带红调暖灰中性色；界面配色与标志同源，不再用旧靛紫</w:t>
+            </w:r>
+          </w:p>
+        </w:tc>
+      </w:tr>
+      <w:tr>
+        <w:tc>
+          <w:tcPr>
+            <w:tcW w:type="dxa" w:w="2880"/>
+          </w:tcPr>
+          <w:p>
+            <w:pPr>
+              <w:spacing w:after="40"/>
+            </w:pPr>
+            <w:r>
+              <w:rPr>
+                <w:rFonts w:ascii="Segoe UI" w:hAnsi="Segoe UI" w:eastAsia="Microsoft YaHei"/>
+                <w:b w:val="0"/>
+                <w:i w:val="0"/>
+                <w:sz w:val="18"/>
+              </w:rPr>
+              <w:t>演示站源码</w:t>
+            </w:r>
+          </w:p>
+        </w:tc>
+        <w:tc>
+          <w:tcPr>
+            <w:tcW w:type="dxa" w:w="2880"/>
+          </w:tcPr>
+          <w:p>
+            <w:pPr>
+              <w:spacing w:after="40"/>
+            </w:pPr>
+            <w:r>
+              <w:rPr>
+                <w:rFonts w:ascii="Consolas" w:hAnsi="Consolas" w:eastAsia="Microsoft YaHei"/>
+                <w:color w:val="8A1F18"/>
+                <w:sz w:val="18"/>
+              </w:rPr>
+              <w:t>官网演示/index.html</w:t>
+            </w:r>
+            <w:r>
+              <w:rPr>
+                <w:rFonts w:ascii="Segoe UI" w:hAnsi="Segoe UI" w:eastAsia="Microsoft YaHei"/>
+                <w:b w:val="0"/>
+                <w:i w:val="0"/>
+                <w:sz w:val="18"/>
+              </w:rPr>
+              <w:t>（单文件、零依赖、可离线双击）</w:t>
+            </w:r>
+          </w:p>
+        </w:tc>
+        <w:tc>
+          <w:tcPr>
+            <w:tcW w:type="dxa" w:w="2880"/>
+          </w:tcPr>
+          <w:p>
+            <w:pPr>
+              <w:spacing w:after="40"/>
+            </w:pPr>
+            <w:r>
+              <w:rPr>
+                <w:rFonts w:ascii="Segoe UI" w:hAnsi="Segoe UI" w:eastAsia="Microsoft YaHei"/>
+                <w:b w:val="0"/>
+                <w:i w:val="0"/>
+                <w:sz w:val="18"/>
+              </w:rPr>
+              <w:t xml:space="preserve">品牌红族 + 文字版竖排标志（base64 内嵌）+ </w:t>
+            </w:r>
+            <w:r>
+              <w:rPr>
+                <w:rFonts w:ascii="Consolas" w:hAnsi="Consolas" w:eastAsia="Microsoft YaHei"/>
+                <w:color w:val="8A1F18"/>
+                <w:sz w:val="18"/>
+              </w:rPr>
+              <w:t>#brand</w:t>
+            </w:r>
+            <w:r>
+              <w:rPr>
+                <w:rFonts w:ascii="Segoe UI" w:hAnsi="Segoe UI" w:eastAsia="Microsoft YaHei"/>
+                <w:b w:val="0"/>
+                <w:i w:val="0"/>
+                <w:sz w:val="18"/>
+              </w:rPr>
+              <w:t xml:space="preserve"> 版块；</w:t>
+            </w:r>
+            <w:r>
+              <w:rPr>
+                <w:rFonts w:ascii="Segoe UI" w:hAnsi="Segoe UI" w:eastAsia="Microsoft YaHei"/>
+                <w:b/>
+                <w:i w:val="0"/>
+                <w:sz w:val="18"/>
+              </w:rPr>
+              <w:t>527,219 字节</w:t>
+            </w:r>
+            <w:r>
+              <w:rPr>
+                <w:rFonts w:ascii="Segoe UI" w:hAnsi="Segoe UI" w:eastAsia="Microsoft YaHei"/>
+                <w:b w:val="0"/>
+                <w:i w:val="0"/>
+                <w:sz w:val="18"/>
+              </w:rPr>
+              <w:t xml:space="preserve">，SHA256 </w:t>
+            </w:r>
+            <w:r>
+              <w:rPr>
+                <w:rFonts w:ascii="Consolas" w:hAnsi="Consolas" w:eastAsia="Microsoft YaHei"/>
+                <w:color w:val="8A1F18"/>
+                <w:sz w:val="18"/>
+              </w:rPr>
+              <w:t>DA6248F5A9FD525CF1F58DC5E711E45C82DC2A6CF83AE1268B200252B50EC376</w:t>
+            </w:r>
+            <w:r>
+              <w:rPr>
+                <w:rFonts w:ascii="Segoe UI" w:hAnsi="Segoe UI" w:eastAsia="Microsoft YaHei"/>
+                <w:b w:val="0"/>
+                <w:i w:val="0"/>
+                <w:sz w:val="18"/>
+              </w:rPr>
+              <w:t>（含 0.7.3 前一次部署的方形标版本已被替换），</w:t>
+            </w:r>
+            <w:r>
+              <w:rPr>
+                <w:rFonts w:ascii="Consolas" w:hAnsi="Consolas" w:eastAsia="Microsoft YaHei"/>
+                <w:color w:val="8A1F18"/>
+                <w:sz w:val="18"/>
+              </w:rPr>
+              <w:t>deploy/</w:t>
+            </w:r>
+            <w:r>
+              <w:rPr>
+                <w:rFonts w:ascii="Segoe UI" w:hAnsi="Segoe UI" w:eastAsia="Microsoft YaHei"/>
+                <w:b w:val="0"/>
+                <w:i w:val="0"/>
+                <w:sz w:val="18"/>
+              </w:rPr>
+              <w:t xml:space="preserve"> 与 </w:t>
+            </w:r>
+            <w:r>
+              <w:rPr>
+                <w:rFonts w:ascii="Consolas" w:hAnsi="Consolas" w:eastAsia="Microsoft YaHei"/>
+                <w:color w:val="8A1F18"/>
+                <w:sz w:val="18"/>
+              </w:rPr>
+              <w:t>_shots/</w:t>
+            </w:r>
+            <w:r>
+              <w:rPr>
+                <w:rFonts w:ascii="Segoe UI" w:hAnsi="Segoe UI" w:eastAsia="Microsoft YaHei"/>
+                <w:b w:val="0"/>
+                <w:i w:val="0"/>
+                <w:sz w:val="18"/>
+              </w:rPr>
+              <w:t xml:space="preserve"> 不入库</w:t>
             </w:r>
           </w:p>
         </w:tc>
@@ -10097,7 +11134,77 @@
                 <w:i w:val="0"/>
                 <w:sz w:val="18"/>
               </w:rPr>
-              <w:t>（遵守"每次发版必须递增"硬规则）；③ 演示站加入页头品牌标 / favicon /「品牌与设计理念」版块并重新部署；④ 品牌口径写入计划书 §1.2 / §4.4 与演示视频分镜（docs/13）</w:t>
+              <w:t xml:space="preserve">（遵守"每次发版必须递增"硬规则）；③ 演示站加入页头品牌标 / favicon /「品牌与设计理念」版块并重新部署；④ 品牌口径写入计划书 §1.2 / §4.4 与演示视频分镜（docs/13）；⑤ </w:t>
+            </w:r>
+            <w:r>
+              <w:rPr>
+                <w:rFonts w:ascii="Segoe UI" w:hAnsi="Segoe UI" w:eastAsia="Microsoft YaHei"/>
+                <w:b/>
+                <w:i w:val="0"/>
+                <w:sz w:val="18"/>
+              </w:rPr>
+              <w:t>应用本体配色换品牌红</w:t>
+            </w:r>
+            <w:r>
+              <w:rPr>
+                <w:rFonts w:ascii="Segoe UI" w:hAnsi="Segoe UI" w:eastAsia="Microsoft YaHei"/>
+                <w:b w:val="0"/>
+                <w:i w:val="0"/>
+                <w:sz w:val="18"/>
+              </w:rPr>
+              <w:t>（</w:t>
+            </w:r>
+            <w:r>
+              <w:rPr>
+                <w:rFonts w:ascii="Consolas" w:hAnsi="Consolas" w:eastAsia="Microsoft YaHei"/>
+                <w:color w:val="8A1F18"/>
+                <w:sz w:val="18"/>
+              </w:rPr>
+              <w:t>src/styles.css</w:t>
+            </w:r>
+            <w:r>
+              <w:rPr>
+                <w:rFonts w:ascii="Segoe UI" w:hAnsi="Segoe UI" w:eastAsia="Microsoft YaHei"/>
+                <w:b w:val="0"/>
+                <w:i w:val="0"/>
+                <w:sz w:val="18"/>
+              </w:rPr>
+              <w:t xml:space="preserve"> 设计令牌重建，亮暗双主题与标志同源；演示站同步换色）＋</w:t>
+            </w:r>
+            <w:r>
+              <w:rPr>
+                <w:rFonts w:ascii="Segoe UI" w:hAnsi="Segoe UI" w:eastAsia="Microsoft YaHei"/>
+                <w:b/>
+                <w:i w:val="0"/>
+                <w:sz w:val="18"/>
+              </w:rPr>
+              <w:t>演示站源码入库</w:t>
+            </w:r>
+            <w:r>
+              <w:rPr>
+                <w:rFonts w:ascii="Segoe UI" w:hAnsi="Segoe UI" w:eastAsia="Microsoft YaHei"/>
+                <w:b w:val="0"/>
+                <w:i w:val="0"/>
+                <w:sz w:val="18"/>
+              </w:rPr>
+              <w:t>（</w:t>
+            </w:r>
+            <w:r>
+              <w:rPr>
+                <w:rFonts w:ascii="Consolas" w:hAnsi="Consolas" w:eastAsia="Microsoft YaHei"/>
+                <w:color w:val="8A1F18"/>
+                <w:sz w:val="18"/>
+              </w:rPr>
+              <w:t>官网演示/index.html</w:t>
+            </w:r>
+            <w:r>
+              <w:rPr>
+                <w:rFonts w:ascii="Segoe UI" w:hAnsi="Segoe UI" w:eastAsia="Microsoft YaHei"/>
+                <w:b w:val="0"/>
+                <w:i w:val="0"/>
+                <w:sz w:val="18"/>
+              </w:rPr>
+              <w:t xml:space="preserve"> 由金色旧版更新为线上品牌红版本，527,219 字节）</w:t>
             </w:r>
           </w:p>
         </w:tc>
@@ -12506,7 +13613,69 @@
           <w:b w:val="0"/>
           <w:i w:val="0"/>
         </w:rPr>
-        <w:t xml:space="preserve"> 产出应二进制一致；② ICO 回读校验（7 个尺寸条目、PNG 条目签名正确、无 0 字节条目）；③ 图标在 16 / 24 / 32 px 下轮廓可辨（任务栏 / 资源管理器 / 安装向导三处抽查）；④ exe 与安装包图标已换新（安装包属性页 / 安装向导首屏肉眼确认）；⑤ 演示站页头标、favicon、理念版块三处一致且线上生效；⑥ 文档 / 站点 / 安装包三处品牌口径不打架。</w:t>
+        <w:t xml:space="preserve"> 产出应二进制一致；② ICO 回读校验（7 个尺寸条目、PNG 条目签名正确、无 0 字节条目）；③ 图标在 16 / 24 / 32 px 下轮廓可辨（任务栏 / 资源管理器 / 安装向导三处抽查）；④ exe 与安装包图标已换新（安装包属性页 / 安装向导首屏肉眼确认）；⑤ 演示站页头标、favicon、理念版块三处一致且线上生效；⑥ 文档 / 站点 / 安装包三处品牌口径不打架；⑦ </w:t>
+      </w:r>
+      <w:r>
+        <w:rPr>
+          <w:rFonts w:ascii="Segoe UI" w:hAnsi="Segoe UI" w:eastAsia="Microsoft YaHei"/>
+          <w:b/>
+          <w:i w:val="0"/>
+        </w:rPr>
+        <w:t>配色一致性（0.7.3 补记）</w:t>
+      </w:r>
+      <w:r>
+        <w:rPr>
+          <w:rFonts w:ascii="Segoe UI" w:hAnsi="Segoe UI" w:eastAsia="Microsoft YaHei"/>
+          <w:b w:val="0"/>
+          <w:i w:val="0"/>
+        </w:rPr>
+        <w:t>：应用界面（亮 / 暗两套主题）与演示站同为品牌红，代码与站点内无旧靛紫取值残留（</w:t>
+      </w:r>
+      <w:r>
+        <w:rPr>
+          <w:rFonts w:ascii="Consolas" w:hAnsi="Consolas" w:eastAsia="Microsoft YaHei"/>
+          <w:color w:val="8A1F18"/>
+        </w:rPr>
+        <w:t>4b3fe3</w:t>
+      </w:r>
+      <w:r>
+        <w:rPr>
+          <w:rFonts w:ascii="Segoe UI" w:hAnsi="Segoe UI" w:eastAsia="Microsoft YaHei"/>
+          <w:b w:val="0"/>
+          <w:i w:val="0"/>
+        </w:rPr>
+        <w:t xml:space="preserve"> 应 0 命中，仅剩悬浮球皮肤名「靛蓝」字样）；⑧ </w:t>
+      </w:r>
+      <w:r>
+        <w:rPr>
+          <w:rFonts w:ascii="Segoe UI" w:hAnsi="Segoe UI" w:eastAsia="Microsoft YaHei"/>
+          <w:b/>
+          <w:i w:val="0"/>
+        </w:rPr>
+        <w:t>站点源码入库（0.7.3 补记）</w:t>
+      </w:r>
+      <w:r>
+        <w:rPr>
+          <w:rFonts w:ascii="Segoe UI" w:hAnsi="Segoe UI" w:eastAsia="Microsoft YaHei"/>
+          <w:b w:val="0"/>
+          <w:i w:val="0"/>
+        </w:rPr>
+        <w:t xml:space="preserve">：仓库内 </w:t>
+      </w:r>
+      <w:r>
+        <w:rPr>
+          <w:rFonts w:ascii="Consolas" w:hAnsi="Consolas" w:eastAsia="Microsoft YaHei"/>
+          <w:color w:val="8A1F18"/>
+        </w:rPr>
+        <w:t>官网演示/index.html</w:t>
+      </w:r>
+      <w:r>
+        <w:rPr>
+          <w:rFonts w:ascii="Segoe UI" w:hAnsi="Segoe UI" w:eastAsia="Microsoft YaHei"/>
+          <w:b w:val="0"/>
+          <w:i w:val="0"/>
+        </w:rPr>
+        <w:t xml:space="preserve"> 与线上部署源码逐字节一致（比对 SHA256 与字节数）。</w:t>
       </w:r>
     </w:p>
     <w:p>
@@ -20618,7 +21787,23 @@
           <w:b w:val="0"/>
           <w:i w:val="0"/>
         </w:rPr>
-        <w:t xml:space="preserve"> 演进记录（0.5.0 律衡、0.6.0 法元 · Faron 品牌切换、0.7.0 智能体 5 类任务 + 知识图谱 + 多模态、0.7.1 待办与翻译修复 + 发行渠道、0.7.2 自我进化可视化页 + 演示站同步上线、0.7.3 品牌标志落地与重打安装包）；</w:t>
+        <w:t xml:space="preserve"> 演进记录（0.5.0 律衡、0.6.0 法元 · Faron 品牌切换、0.7.0 智能体 5 类任务 + 知识图谱 + 多模态、0.7.1 待办与翻译修复 + 发行渠道、0.7.2 自我进化可视化页 + 演示站同步上线、0.7.3 品牌标志落地 + </w:t>
+      </w:r>
+      <w:r>
+        <w:rPr>
+          <w:rFonts w:ascii="Segoe UI" w:hAnsi="Segoe UI" w:eastAsia="Microsoft YaHei"/>
+          <w:b/>
+          <w:i w:val="0"/>
+        </w:rPr>
+        <w:t>主程序配色换品牌红</w:t>
+      </w:r>
+      <w:r>
+        <w:rPr>
+          <w:rFonts w:ascii="Segoe UI" w:hAnsi="Segoe UI" w:eastAsia="Microsoft YaHei"/>
+          <w:b w:val="0"/>
+          <w:i w:val="0"/>
+        </w:rPr>
+        <w:t xml:space="preserve"> + 演示站源码入库与重打安装包）；</w:t>
       </w:r>
     </w:p>
     <w:p>
@@ -20890,7 +22075,39 @@
           <w:b w:val="0"/>
           <w:i w:val="0"/>
         </w:rPr>
-        <w:t>：产品演示站源文件（单文件、零依赖、可离线双击打开；含 0.7.3 新增「品牌与设计理念」版块与内嵌品牌标；</w:t>
+        <w:t>：产品演示站源文件（单文件、零依赖、可离线双击打开；含 0.7.3 新增「品牌与设计理念」版块与</w:t>
+      </w:r>
+      <w:r>
+        <w:rPr>
+          <w:rFonts w:ascii="Segoe UI" w:hAnsi="Segoe UI" w:eastAsia="Microsoft YaHei"/>
+          <w:b/>
+          <w:i w:val="0"/>
+        </w:rPr>
+        <w:t>文字版竖排标志</w:t>
+      </w:r>
+      <w:r>
+        <w:rPr>
+          <w:rFonts w:ascii="Segoe UI" w:hAnsi="Segoe UI" w:eastAsia="Microsoft YaHei"/>
+          <w:b w:val="0"/>
+          <w:i w:val="0"/>
+        </w:rPr>
+        <w:t>（base64 内嵌）、全站品牌红配色；</w:t>
+      </w:r>
+      <w:r>
+        <w:rPr>
+          <w:rFonts w:ascii="Segoe UI" w:hAnsi="Segoe UI" w:eastAsia="Microsoft YaHei"/>
+          <w:b/>
+          <w:i w:val="0"/>
+        </w:rPr>
+        <w:t>527,219 字节</w:t>
+      </w:r>
+      <w:r>
+        <w:rPr>
+          <w:rFonts w:ascii="Segoe UI" w:hAnsi="Segoe UI" w:eastAsia="Microsoft YaHei"/>
+          <w:b w:val="0"/>
+          <w:i w:val="0"/>
+        </w:rPr>
+        <w:t>，与线上部署源码一致，已入库）；</w:t>
       </w:r>
       <w:r>
         <w:rPr>
@@ -20980,7 +22197,7 @@
           <w:b w:val="0"/>
           <w:i w:val="0"/>
         </w:rPr>
-        <w:t xml:space="preserve"> 为整页长图与分节截图）；线上地址 </w:t>
+        <w:t xml:space="preserve"> 为无头浏览器自测脚本与整页长图 / 分节截图——两者均不入版本库；线上地址 </w:t>
       </w:r>
       <w:r>
         <w:rPr>

--- a/docs/项目计划书.docx
+++ b/docs/项目计划书.docx
@@ -106,7 +106,7 @@
           <w:color w:val="555F70"/>
           <w:sz w:val="19"/>
         </w:rPr>
-        <w:t>v4.1</w:t>
+        <w:t>v4.2</w:t>
       </w:r>
       <w:r>
         <w:rPr>
@@ -126,7 +126,7 @@
           <w:color w:val="555F70"/>
           <w:sz w:val="19"/>
         </w:rPr>
-        <w:t>0.7.3 收口补记</w:t>
+        <w:t>提交前对外口径净化</w:t>
       </w:r>
       <w:r>
         <w:rPr>
@@ -136,7 +136,7 @@
           <w:color w:val="555F70"/>
           <w:sz w:val="19"/>
         </w:rPr>
-        <w:t xml:space="preserve">——① 补记 </w:t>
+        <w:t>——① 封面「关联文档」只保留对外材料，团队内部文档统一为一句「内部编号、不随提交包提供」的说明（正文其余对内部文档的编号引用由该说明统一覆盖）；② §十 附录两处内部表述改为中性说明（英文镜像注明对应基线与"以中文版为准"）；③ §1.3 参赛口径备注与 §六 末注两处改为中性表述；</w:t>
       </w:r>
       <w:r>
         <w:rPr>
@@ -146,7 +146,7 @@
           <w:color w:val="555F70"/>
           <w:sz w:val="19"/>
         </w:rPr>
-        <w:t>主程序配色换品牌红</w:t>
+        <w:t>正文技术内容、功能范围与财务预测数字未改动</w:t>
       </w:r>
       <w:r>
         <w:rPr>
@@ -156,79 +156,7 @@
           <w:color w:val="555F70"/>
           <w:sz w:val="19"/>
         </w:rPr>
-        <w:t>：</w:t>
-      </w:r>
-      <w:r>
-        <w:rPr>
-          <w:rFonts w:ascii="Consolas" w:hAnsi="Consolas" w:eastAsia="Microsoft YaHei"/>
-          <w:color w:val="8A1F18"/>
-          <w:sz w:val="19"/>
-        </w:rPr>
-        <w:t>src/styles.css</w:t>
-      </w:r>
-      <w:r>
-        <w:rPr>
-          <w:rFonts w:ascii="Segoe UI" w:hAnsi="Segoe UI" w:eastAsia="Microsoft YaHei"/>
-          <w:b w:val="0"/>
-          <w:i/>
-          <w:color w:val="555F70"/>
-          <w:sz w:val="19"/>
-        </w:rPr>
-        <w:t xml:space="preserve"> 设计令牌重建（主色 </w:t>
-      </w:r>
-      <w:r>
-        <w:rPr>
-          <w:rFonts w:ascii="Consolas" w:hAnsi="Consolas" w:eastAsia="Microsoft YaHei"/>
-          <w:color w:val="8A1F18"/>
-          <w:sz w:val="19"/>
-        </w:rPr>
-        <w:t>--brand: #d90000</w:t>
-      </w:r>
-      <w:r>
-        <w:rPr>
-          <w:rFonts w:ascii="Segoe UI" w:hAnsi="Segoe UI" w:eastAsia="Microsoft YaHei"/>
-          <w:b w:val="0"/>
-          <w:i/>
-          <w:color w:val="555F70"/>
-          <w:sz w:val="19"/>
-        </w:rPr>
-        <w:t xml:space="preserve">，强调态复用标志红渐变 </w:t>
-      </w:r>
-      <w:r>
-        <w:rPr>
-          <w:rFonts w:ascii="Consolas" w:hAnsi="Consolas" w:eastAsia="Microsoft YaHei"/>
-          <w:color w:val="8A1F18"/>
-          <w:sz w:val="19"/>
-        </w:rPr>
-        <w:t>#EA0202 → #8C1012</w:t>
-      </w:r>
-      <w:r>
-        <w:rPr>
-          <w:rFonts w:ascii="Segoe UI" w:hAnsi="Segoe UI" w:eastAsia="Microsoft YaHei"/>
-          <w:b w:val="0"/>
-          <w:i/>
-          <w:color w:val="555F70"/>
-          <w:sz w:val="19"/>
-        </w:rPr>
-        <w:t xml:space="preserve">，语义色另立深砖红，中性色转带红调暖灰，夜间模式 </w:t>
-      </w:r>
-      <w:r>
-        <w:rPr>
-          <w:rFonts w:ascii="Consolas" w:hAnsi="Consolas" w:eastAsia="Microsoft YaHei"/>
-          <w:color w:val="8A1F18"/>
-          <w:sz w:val="19"/>
-        </w:rPr>
-        <w:t>--brand: #ff4444</w:t>
-      </w:r>
-      <w:r>
-        <w:rPr>
-          <w:rFonts w:ascii="Segoe UI" w:hAnsi="Segoe UI" w:eastAsia="Microsoft YaHei"/>
-          <w:b w:val="0"/>
-          <w:i/>
-          <w:color w:val="555F70"/>
-          <w:sz w:val="19"/>
-        </w:rPr>
-        <w:t xml:space="preserve"> + 深字），与标志 / 图标 / 演示站同一套品牌红；② 补记 </w:t>
+        <w:t>。v4.1（2026-09-16：</w:t>
       </w:r>
       <w:r>
         <w:rPr>
@@ -238,7 +166,7 @@
           <w:color w:val="555F70"/>
           <w:sz w:val="19"/>
         </w:rPr>
-        <w:t>产品演示站源码入库</w:t>
+        <w:t>0.7.3 收口补记</w:t>
       </w:r>
       <w:r>
         <w:rPr>
@@ -248,25 +176,7 @@
           <w:color w:val="555F70"/>
           <w:sz w:val="19"/>
         </w:rPr>
-        <w:t>：</w:t>
-      </w:r>
-      <w:r>
-        <w:rPr>
-          <w:rFonts w:ascii="Consolas" w:hAnsi="Consolas" w:eastAsia="Microsoft YaHei"/>
-          <w:color w:val="8A1F18"/>
-          <w:sz w:val="19"/>
-        </w:rPr>
-        <w:t>官网演示/index.html</w:t>
-      </w:r>
-      <w:r>
-        <w:rPr>
-          <w:rFonts w:ascii="Segoe UI" w:hAnsi="Segoe UI" w:eastAsia="Microsoft YaHei"/>
-          <w:b w:val="0"/>
-          <w:i/>
-          <w:color w:val="555F70"/>
-          <w:sz w:val="19"/>
-        </w:rPr>
-        <w:t xml:space="preserve"> 更新为线上部署版本（</w:t>
+        <w:t xml:space="preserve">——① 补记 </w:t>
       </w:r>
       <w:r>
         <w:rPr>
@@ -276,7 +186,7 @@
           <w:color w:val="555F70"/>
           <w:sz w:val="19"/>
         </w:rPr>
-        <w:t>527,219 字节</w:t>
+        <w:t>主程序配色换品牌红</w:t>
       </w:r>
       <w:r>
         <w:rPr>
@@ -286,7 +196,7 @@
           <w:color w:val="555F70"/>
           <w:sz w:val="19"/>
         </w:rPr>
-        <w:t xml:space="preserve">，品牌红族 + 文字版竖排标志内嵌 + </w:t>
+        <w:t>：</w:t>
       </w:r>
       <w:r>
         <w:rPr>
@@ -294,7 +204,7 @@
           <w:color w:val="8A1F18"/>
           <w:sz w:val="19"/>
         </w:rPr>
-        <w:t>#brand</w:t>
+        <w:t>src/styles.css</w:t>
       </w:r>
       <w:r>
         <w:rPr>
@@ -304,7 +214,61 @@
           <w:color w:val="555F70"/>
           <w:sz w:val="19"/>
         </w:rPr>
-        <w:t>「品牌与设计理念」版块），此前仓库内保存的仍是</w:t>
+        <w:t xml:space="preserve"> 设计令牌重建（主色 </w:t>
+      </w:r>
+      <w:r>
+        <w:rPr>
+          <w:rFonts w:ascii="Consolas" w:hAnsi="Consolas" w:eastAsia="Microsoft YaHei"/>
+          <w:color w:val="8A1F18"/>
+          <w:sz w:val="19"/>
+        </w:rPr>
+        <w:t>--brand: #d90000</w:t>
+      </w:r>
+      <w:r>
+        <w:rPr>
+          <w:rFonts w:ascii="Segoe UI" w:hAnsi="Segoe UI" w:eastAsia="Microsoft YaHei"/>
+          <w:b w:val="0"/>
+          <w:i/>
+          <w:color w:val="555F70"/>
+          <w:sz w:val="19"/>
+        </w:rPr>
+        <w:t xml:space="preserve">，强调态复用标志红渐变 </w:t>
+      </w:r>
+      <w:r>
+        <w:rPr>
+          <w:rFonts w:ascii="Consolas" w:hAnsi="Consolas" w:eastAsia="Microsoft YaHei"/>
+          <w:color w:val="8A1F18"/>
+          <w:sz w:val="19"/>
+        </w:rPr>
+        <w:t>#EA0202 → #8C1012</w:t>
+      </w:r>
+      <w:r>
+        <w:rPr>
+          <w:rFonts w:ascii="Segoe UI" w:hAnsi="Segoe UI" w:eastAsia="Microsoft YaHei"/>
+          <w:b w:val="0"/>
+          <w:i/>
+          <w:color w:val="555F70"/>
+          <w:sz w:val="19"/>
+        </w:rPr>
+        <w:t xml:space="preserve">，语义色另立深砖红，中性色转带红调暖灰，夜间模式 </w:t>
+      </w:r>
+      <w:r>
+        <w:rPr>
+          <w:rFonts w:ascii="Consolas" w:hAnsi="Consolas" w:eastAsia="Microsoft YaHei"/>
+          <w:color w:val="8A1F18"/>
+          <w:sz w:val="19"/>
+        </w:rPr>
+        <w:t>--brand: #ff4444</w:t>
+      </w:r>
+      <w:r>
+        <w:rPr>
+          <w:rFonts w:ascii="Segoe UI" w:hAnsi="Segoe UI" w:eastAsia="Microsoft YaHei"/>
+          <w:b w:val="0"/>
+          <w:i/>
+          <w:color w:val="555F70"/>
+          <w:sz w:val="19"/>
+        </w:rPr>
+        <w:t xml:space="preserve"> + 深字），与标志 / 图标 / 演示站同一套品牌红；② 补记 </w:t>
       </w:r>
       <w:r>
         <w:rPr>
@@ -314,7 +278,7 @@
           <w:color w:val="555F70"/>
           <w:sz w:val="19"/>
         </w:rPr>
-        <w:t>金色旧版</w:t>
+        <w:t>产品演示站源码入库</w:t>
       </w:r>
       <w:r>
         <w:rPr>
@@ -324,7 +288,25 @@
           <w:color w:val="555F70"/>
           <w:sz w:val="19"/>
         </w:rPr>
-        <w:t>（257,182 字节）；同步更新 §1.2 / §1.3 / §二 / §4.1 / §4.4 / §六 / §七 / §十，并修掉两处过期口径（"应用配色未动""演示站应用界面还原沿用靛紫"）。</w:t>
+        <w:t>：</w:t>
+      </w:r>
+      <w:r>
+        <w:rPr>
+          <w:rFonts w:ascii="Consolas" w:hAnsi="Consolas" w:eastAsia="Microsoft YaHei"/>
+          <w:color w:val="8A1F18"/>
+          <w:sz w:val="19"/>
+        </w:rPr>
+        <w:t>官网演示/index.html</w:t>
+      </w:r>
+      <w:r>
+        <w:rPr>
+          <w:rFonts w:ascii="Segoe UI" w:hAnsi="Segoe UI" w:eastAsia="Microsoft YaHei"/>
+          <w:b w:val="0"/>
+          <w:i/>
+          <w:color w:val="555F70"/>
+          <w:sz w:val="19"/>
+        </w:rPr>
+        <w:t xml:space="preserve"> 更新为线上部署版本（</w:t>
       </w:r>
       <w:r>
         <w:rPr>
@@ -334,7 +316,7 @@
           <w:color w:val="555F70"/>
           <w:sz w:val="19"/>
         </w:rPr>
-        <w:t>核心口径与财务预测数字未改动</w:t>
+        <w:t>527,219 字节</w:t>
       </w:r>
       <w:r>
         <w:rPr>
@@ -344,7 +326,25 @@
           <w:color w:val="555F70"/>
           <w:sz w:val="19"/>
         </w:rPr>
-        <w:t>（§9 数据基准沿用 v3.3）。v4.0（2026-09-14：</w:t>
+        <w:t xml:space="preserve">，品牌红族 + 文字版竖排标志内嵌 + </w:t>
+      </w:r>
+      <w:r>
+        <w:rPr>
+          <w:rFonts w:ascii="Consolas" w:hAnsi="Consolas" w:eastAsia="Microsoft YaHei"/>
+          <w:color w:val="8A1F18"/>
+          <w:sz w:val="19"/>
+        </w:rPr>
+        <w:t>#brand</w:t>
+      </w:r>
+      <w:r>
+        <w:rPr>
+          <w:rFonts w:ascii="Segoe UI" w:hAnsi="Segoe UI" w:eastAsia="Microsoft YaHei"/>
+          <w:b w:val="0"/>
+          <w:i/>
+          <w:color w:val="555F70"/>
+          <w:sz w:val="19"/>
+        </w:rPr>
+        <w:t>「品牌与设计理念」版块），此前仓库内保存的仍是</w:t>
       </w:r>
       <w:r>
         <w:rPr>
@@ -354,7 +354,7 @@
           <w:color w:val="555F70"/>
           <w:sz w:val="19"/>
         </w:rPr>
-        <w:t>两版计划书合并定稿</w:t>
+        <w:t>金色旧版</w:t>
       </w:r>
       <w:r>
         <w:rPr>
@@ -364,7 +364,7 @@
           <w:color w:val="555F70"/>
           <w:sz w:val="19"/>
         </w:rPr>
-        <w:t>——以《项目计划书(9)》（v3.3，含</w:t>
+        <w:t>（257,182 字节）；同步更新 §1.2 / §1.3 / §二 / §4.1 / §4.4 / §六 / §七 / §十，并修掉两处过期口径（"应用配色未动""演示站应用界面还原沿用靛紫"）。</w:t>
       </w:r>
       <w:r>
         <w:rPr>
@@ -374,7 +374,7 @@
           <w:color w:val="555F70"/>
           <w:sz w:val="19"/>
         </w:rPr>
-        <w:t>第九章《商业模式与财务分析》</w:t>
+        <w:t>核心口径与财务预测数字未改动</w:t>
       </w:r>
       <w:r>
         <w:rPr>
@@ -384,7 +384,7 @@
           <w:color w:val="555F70"/>
           <w:sz w:val="19"/>
         </w:rPr>
-        <w:t>）为</w:t>
+        <w:t>（§9 数据基准沿用 v3.3）。v4.0（2026-09-14：</w:t>
       </w:r>
       <w:r>
         <w:rPr>
@@ -394,7 +394,7 @@
           <w:color w:val="555F70"/>
           <w:sz w:val="19"/>
         </w:rPr>
-        <w:t>主干</w:t>
+        <w:t>两版计划书合并定稿</w:t>
       </w:r>
       <w:r>
         <w:rPr>
@@ -404,7 +404,7 @@
           <w:color w:val="555F70"/>
           <w:sz w:val="19"/>
         </w:rPr>
-        <w:t xml:space="preserve">，合并《项目计划书》原件 v3.2 的 </w:t>
+        <w:t>——以《项目计划书(9)》（v3.3，含</w:t>
       </w:r>
       <w:r>
         <w:rPr>
@@ -414,7 +414,7 @@
           <w:color w:val="555F70"/>
           <w:sz w:val="19"/>
         </w:rPr>
-        <w:t>0.7.2 发布实况</w:t>
+        <w:t>第九章《商业模式与财务分析》</w:t>
       </w:r>
       <w:r>
         <w:rPr>
@@ -424,7 +424,7 @@
           <w:color w:val="555F70"/>
           <w:sz w:val="19"/>
         </w:rPr>
-        <w:t>（「自我进化」可视化页 + 演示站同步 + 悬浮球资源目录递增）；</w:t>
+        <w:t>）为</w:t>
       </w:r>
       <w:r>
         <w:rPr>
@@ -434,7 +434,7 @@
           <w:color w:val="555F70"/>
           <w:sz w:val="19"/>
         </w:rPr>
-        <w:t>新增 §1.2《品牌与视觉识别（Logo 与设计理念）》</w:t>
+        <w:t>主干</w:t>
       </w:r>
       <w:r>
         <w:rPr>
@@ -444,7 +444,7 @@
           <w:color w:val="555F70"/>
           <w:sz w:val="19"/>
         </w:rPr>
-        <w:t xml:space="preserve">（品牌标志构成、三条设计理念、视觉规范与落地清单）与 </w:t>
+        <w:t xml:space="preserve">，合并《项目计划书》原件 v3.2 的 </w:t>
       </w:r>
       <w:r>
         <w:rPr>
@@ -454,7 +454,7 @@
           <w:color w:val="555F70"/>
           <w:sz w:val="19"/>
         </w:rPr>
-        <w:t>§4.4 品牌与视觉资产</w:t>
+        <w:t>0.7.2 发布实况</w:t>
       </w:r>
       <w:r>
         <w:rPr>
@@ -464,7 +464,7 @@
           <w:color w:val="555F70"/>
           <w:sz w:val="19"/>
         </w:rPr>
-        <w:t xml:space="preserve">；新增 </w:t>
+        <w:t>（「自我进化」可视化页 + 演示站同步 + 悬浮球资源目录递增）；</w:t>
       </w:r>
       <w:r>
         <w:rPr>
@@ -474,7 +474,7 @@
           <w:color w:val="555F70"/>
           <w:sz w:val="19"/>
         </w:rPr>
-        <w:t>0.7.3 里程碑</w:t>
+        <w:t>新增 §1.2《品牌与视觉识别（Logo 与设计理念）》</w:t>
       </w:r>
       <w:r>
         <w:rPr>
@@ -484,79 +484,7 @@
           <w:color w:val="555F70"/>
           <w:sz w:val="19"/>
         </w:rPr>
-        <w:t xml:space="preserve">（品牌标志落地：应用图标 / 安装包图标换新并重打安装包）；§六 里程碑表补 0.7.2 / 0.7.3 两行，§七 增图标验收项，§八 增品牌视觉漂移风险对策，§十 附录补 </w:t>
-      </w:r>
-      <w:r>
-        <w:rPr>
-          <w:rFonts w:ascii="Consolas" w:hAnsi="Consolas" w:eastAsia="Microsoft YaHei"/>
-          <w:color w:val="8A1F18"/>
-          <w:sz w:val="19"/>
-        </w:rPr>
-        <w:t>logo.jpg</w:t>
-      </w:r>
-      <w:r>
-        <w:rPr>
-          <w:rFonts w:ascii="Segoe UI" w:hAnsi="Segoe UI" w:eastAsia="Microsoft YaHei"/>
-          <w:b w:val="0"/>
-          <w:i/>
-          <w:color w:val="555F70"/>
-          <w:sz w:val="19"/>
-        </w:rPr>
-        <w:t xml:space="preserve"> / </w:t>
-      </w:r>
-      <w:r>
-        <w:rPr>
-          <w:rFonts w:ascii="Consolas" w:hAnsi="Consolas" w:eastAsia="Microsoft YaHei"/>
-          <w:color w:val="8A1F18"/>
-          <w:sz w:val="19"/>
-        </w:rPr>
-        <w:t>logo设计理念.txt</w:t>
-      </w:r>
-      <w:r>
-        <w:rPr>
-          <w:rFonts w:ascii="Segoe UI" w:hAnsi="Segoe UI" w:eastAsia="Microsoft YaHei"/>
-          <w:b w:val="0"/>
-          <w:i/>
-          <w:color w:val="555F70"/>
-          <w:sz w:val="19"/>
-        </w:rPr>
-        <w:t xml:space="preserve"> / </w:t>
-      </w:r>
-      <w:r>
-        <w:rPr>
-          <w:rFonts w:ascii="Consolas" w:hAnsi="Consolas" w:eastAsia="Microsoft YaHei"/>
-          <w:color w:val="8A1F18"/>
-          <w:sz w:val="19"/>
-        </w:rPr>
-        <w:t>scripts/make-icons.ps1</w:t>
-      </w:r>
-      <w:r>
-        <w:rPr>
-          <w:rFonts w:ascii="Segoe UI" w:hAnsi="Segoe UI" w:eastAsia="Microsoft YaHei"/>
-          <w:b w:val="0"/>
-          <w:i/>
-          <w:color w:val="555F70"/>
-          <w:sz w:val="19"/>
-        </w:rPr>
-        <w:t xml:space="preserve"> / </w:t>
-      </w:r>
-      <w:r>
-        <w:rPr>
-          <w:rFonts w:ascii="Consolas" w:hAnsi="Consolas" w:eastAsia="Microsoft YaHei"/>
-          <w:color w:val="8A1F18"/>
-          <w:sz w:val="19"/>
-        </w:rPr>
-        <w:t>docs/13-演示视频分镜脚本.md</w:t>
-      </w:r>
-      <w:r>
-        <w:rPr>
-          <w:rFonts w:ascii="Segoe UI" w:hAnsi="Segoe UI" w:eastAsia="Microsoft YaHei"/>
-          <w:b w:val="0"/>
-          <w:i/>
-          <w:color w:val="555F70"/>
-          <w:sz w:val="19"/>
-        </w:rPr>
-        <w:t>。</w:t>
+        <w:t xml:space="preserve">（品牌标志构成、三条设计理念、视觉规范与落地清单）与 </w:t>
       </w:r>
       <w:r>
         <w:rPr>
@@ -566,7 +494,7 @@
           <w:color w:val="555F70"/>
           <w:sz w:val="19"/>
         </w:rPr>
-        <w:t>核心口径与财务预测数字未改动</w:t>
+        <w:t>§4.4 品牌与视觉资产</w:t>
       </w:r>
       <w:r>
         <w:rPr>
@@ -576,7 +504,7 @@
           <w:color w:val="555F70"/>
           <w:sz w:val="19"/>
         </w:rPr>
-        <w:t>（§9 数据基准沿用 v3.3）。v3.3（2026-09-13：按团队《财务分析与商业模式》新版口径统一第九章数据基准——修正营业成本率、收入占比、AI 算力费占收入比与年复合增长率等派生指标，并按营业收入口径重算现金流量表与税负口径（新增「现金流口径」编制说明）；核心预测（营业收入、营业成本、营业利润、净利润、NPV／IRR／ROI／投资回收期）保持不变。v3.2（2026-09-13：新增第九章《商业模式与财务分析》——商业模式画布（客户细分／价值主张／渠道通道／客户关系／核心资源／关键活动／关键伙伴）＋成本结构、收入来源、融资模式、财务报表与财务分析；原「附录」顺延为第十章）。v3.1（2026-09-12：对齐 0.7.1 发布实况——0.7.0/0.7.1 连续发布（5 类文书任务 + 知识图谱 + 多模态材料 → 待办缺陷修复 + 翻译统一 AI 接口与文档全文翻译 + 覆盖安装缺陷修复）；里程碑表补记两版实际交付并区分"0.7.x 未完成项并入 0.8.0"；新增发布渠道（GitHub Releases 安装包直链、Cloudflare Pages 产品演示站）与两条风险对策（未签名安装包被 SmartScreen 拦、境外托管在国内的访问波动）；§4.1 / §5.1 / §七 / §十 同步。v3.0（2026-09-08：把 0.8.0 主线「联邦配方进化」并入计划书——0.7.0 中文法库接入之后的下一条产品主线；新增关联 12-联邦配方进化方案.md、§5.6 技术方案概要、§6.2 任务拆解与 0.8.0 里程碑行、§8 风险对策；联邦配方进化为</w:t>
+        <w:t xml:space="preserve">；新增 </w:t>
       </w:r>
       <w:r>
         <w:rPr>
@@ -586,7 +514,7 @@
           <w:color w:val="555F70"/>
           <w:sz w:val="19"/>
         </w:rPr>
-        <w:t>方案稿（未实现）</w:t>
+        <w:t>0.7.3 里程碑</w:t>
       </w:r>
       <w:r>
         <w:rPr>
@@ -596,7 +524,195 @@
           <w:color w:val="555F70"/>
           <w:sz w:val="19"/>
         </w:rPr>
-        <w:t xml:space="preserve">，如实标注"规划/🚧"，不影响 0.6.0「已落地」口径。v2.5（2026-09-07）内容全部保留：按"AI 杭州 码动未来"初赛五维评分标准增补——新增三章末《市场与商业可行性论证》、五章 5.4/5.5《大模型环节流程细节与架构取舍》，扩充八章风险对策；五维评分对照与自评属内部自查材料、不放入计划书正文，见 docs/08）｜日期：2026-09-16 关联文档：《README.md》《CHANGELOG.md》《docs/README.md》《docs/功能演示报告.md》《docs/06-参赛改进方案.md》《docs/07-真机验收清单.md》《docs/08-参赛材料包.md》《docs/09-真机验收执行指引.md》《docs/05-优化路线图.md》《docs/11-赛事版改动说明.md》《docs/12-联邦配方进化方案.md》（0.8.0 主线方案稿）《docs/13-演示视频分镜脚本.md》（演示视频大纲）《logo.jpg》《logo设计理念.txt》（品牌标志与设计理念原始材料）《法库ETL工作区/ETL说明.md》《Project-Plan-EN.md / Project-Plan-EN.docx》《Feature-Demo-Report-EN.md / Feature-Demo-Report-EN.docx》（英文镜像，随本版同步） 代码仓库：主程序 </w:t>
+        <w:t xml:space="preserve">（品牌标志落地：应用图标 / 安装包图标换新并重打安装包）；§六 里程碑表补 0.7.2 / 0.7.3 两行，§七 增图标验收项，§八 增品牌视觉漂移风险对策，§十 附录补 </w:t>
+      </w:r>
+      <w:r>
+        <w:rPr>
+          <w:rFonts w:ascii="Consolas" w:hAnsi="Consolas" w:eastAsia="Microsoft YaHei"/>
+          <w:color w:val="8A1F18"/>
+          <w:sz w:val="19"/>
+        </w:rPr>
+        <w:t>logo.jpg</w:t>
+      </w:r>
+      <w:r>
+        <w:rPr>
+          <w:rFonts w:ascii="Segoe UI" w:hAnsi="Segoe UI" w:eastAsia="Microsoft YaHei"/>
+          <w:b w:val="0"/>
+          <w:i/>
+          <w:color w:val="555F70"/>
+          <w:sz w:val="19"/>
+        </w:rPr>
+        <w:t xml:space="preserve"> / </w:t>
+      </w:r>
+      <w:r>
+        <w:rPr>
+          <w:rFonts w:ascii="Consolas" w:hAnsi="Consolas" w:eastAsia="Microsoft YaHei"/>
+          <w:color w:val="8A1F18"/>
+          <w:sz w:val="19"/>
+        </w:rPr>
+        <w:t>logo设计理念.txt</w:t>
+      </w:r>
+      <w:r>
+        <w:rPr>
+          <w:rFonts w:ascii="Segoe UI" w:hAnsi="Segoe UI" w:eastAsia="Microsoft YaHei"/>
+          <w:b w:val="0"/>
+          <w:i/>
+          <w:color w:val="555F70"/>
+          <w:sz w:val="19"/>
+        </w:rPr>
+        <w:t xml:space="preserve"> / </w:t>
+      </w:r>
+      <w:r>
+        <w:rPr>
+          <w:rFonts w:ascii="Consolas" w:hAnsi="Consolas" w:eastAsia="Microsoft YaHei"/>
+          <w:color w:val="8A1F18"/>
+          <w:sz w:val="19"/>
+        </w:rPr>
+        <w:t>scripts/make-icons.ps1</w:t>
+      </w:r>
+      <w:r>
+        <w:rPr>
+          <w:rFonts w:ascii="Segoe UI" w:hAnsi="Segoe UI" w:eastAsia="Microsoft YaHei"/>
+          <w:b w:val="0"/>
+          <w:i/>
+          <w:color w:val="555F70"/>
+          <w:sz w:val="19"/>
+        </w:rPr>
+        <w:t xml:space="preserve"> / </w:t>
+      </w:r>
+      <w:r>
+        <w:rPr>
+          <w:rFonts w:ascii="Consolas" w:hAnsi="Consolas" w:eastAsia="Microsoft YaHei"/>
+          <w:color w:val="8A1F18"/>
+          <w:sz w:val="19"/>
+        </w:rPr>
+        <w:t>docs/13-演示视频分镜脚本.md</w:t>
+      </w:r>
+      <w:r>
+        <w:rPr>
+          <w:rFonts w:ascii="Segoe UI" w:hAnsi="Segoe UI" w:eastAsia="Microsoft YaHei"/>
+          <w:b w:val="0"/>
+          <w:i/>
+          <w:color w:val="555F70"/>
+          <w:sz w:val="19"/>
+        </w:rPr>
+        <w:t>。</w:t>
+      </w:r>
+      <w:r>
+        <w:rPr>
+          <w:rFonts w:ascii="Segoe UI" w:hAnsi="Segoe UI" w:eastAsia="Microsoft YaHei"/>
+          <w:b/>
+          <w:i/>
+          <w:color w:val="555F70"/>
+          <w:sz w:val="19"/>
+        </w:rPr>
+        <w:t>核心口径与财务预测数字未改动</w:t>
+      </w:r>
+      <w:r>
+        <w:rPr>
+          <w:rFonts w:ascii="Segoe UI" w:hAnsi="Segoe UI" w:eastAsia="Microsoft YaHei"/>
+          <w:b w:val="0"/>
+          <w:i/>
+          <w:color w:val="555F70"/>
+          <w:sz w:val="19"/>
+        </w:rPr>
+        <w:t>（§9 数据基准沿用 v3.3）。v3.3（2026-09-13：按团队《财务分析与商业模式》新版口径统一第九章数据基准——修正营业成本率、收入占比、AI 算力费占收入比与年复合增长率等派生指标，并按营业收入口径重算现金流量表与税负口径（新增「现金流口径」编制说明）；核心预测（营业收入、营业成本、营业利润、净利润、NPV／IRR／ROI／投资回收期）保持不变。v3.2（2026-09-13：新增第九章《商业模式与财务分析》——商业模式画布（客户细分／价值主张／渠道通道／客户关系／核心资源／关键活动／关键伙伴）＋成本结构、收入来源、融资模式、财务报表与财务分析；原「附录」顺延为第十章）。v3.1（2026-09-12：对齐 0.7.1 发布实况——0.7.0/0.7.1 连续发布（5 类文书任务 + 知识图谱 + 多模态材料 → 待办缺陷修复 + 翻译统一 AI 接口与文档全文翻译 + 覆盖安装缺陷修复）；里程碑表补记两版实际交付并区分"0.7.x 未完成项并入 0.8.0"；新增发布渠道（GitHub Releases 安装包直链、Cloudflare Pages 产品演示站）与两条风险对策（未签名安装包被 SmartScreen 拦、境外托管在国内的访问波动）；§4.1 / §5.1 / §七 / §十 同步。v3.0（2026-09-08：把 0.8.0 主线「联邦配方进化」并入计划书——0.7.0 中文法库接入之后的下一条产品主线；新增关联 12-联邦配方进化方案.md、§5.6 技术方案概要、§6.2 任务拆解与 0.8.0 里程碑行、§8 风险对策；联邦配方进化为</w:t>
+      </w:r>
+      <w:r>
+        <w:rPr>
+          <w:rFonts w:ascii="Segoe UI" w:hAnsi="Segoe UI" w:eastAsia="Microsoft YaHei"/>
+          <w:b/>
+          <w:i/>
+          <w:color w:val="555F70"/>
+          <w:sz w:val="19"/>
+        </w:rPr>
+        <w:t>方案稿（未实现）</w:t>
+      </w:r>
+      <w:r>
+        <w:rPr>
+          <w:rFonts w:ascii="Segoe UI" w:hAnsi="Segoe UI" w:eastAsia="Microsoft YaHei"/>
+          <w:b w:val="0"/>
+          <w:i/>
+          <w:color w:val="555F70"/>
+          <w:sz w:val="19"/>
+        </w:rPr>
+        <w:t>，如实标注"规划/🚧"，不影响 0.6.0「已落地」口径。v2.5（2026-09-07）内容全部保留：按"AI 杭州 码动未来"初赛五维评分标准增补——新增三章末《市场与商业可行性论证》、五章 5.4/5.5《大模型环节流程细节与架构取舍》，扩充八章风险对策；五维评分对照与自评不放入本计划书正文）｜日期：2026-09-16 关联文档（对外材料）：《README.md》《CHANGELOG.md》《docs/13-演示视频分镜脚本.md》（演示视频大纲）《logo.jpg》《logo设计理念.txt》（品牌标志与设计理念原始材料）；</w:t>
+      </w:r>
+      <w:r>
+        <w:rPr>
+          <w:rFonts w:ascii="Segoe UI" w:hAnsi="Segoe UI" w:eastAsia="Microsoft YaHei"/>
+          <w:b/>
+          <w:i/>
+          <w:color w:val="555F70"/>
+          <w:sz w:val="19"/>
+        </w:rPr>
+        <w:t>团队内部文档</w:t>
+      </w:r>
+      <w:r>
+        <w:rPr>
+          <w:rFonts w:ascii="Segoe UI" w:hAnsi="Segoe UI" w:eastAsia="Microsoft YaHei"/>
+          <w:b w:val="0"/>
+          <w:i/>
+          <w:color w:val="555F70"/>
+          <w:sz w:val="19"/>
+        </w:rPr>
+        <w:t>（</w:t>
+      </w:r>
+      <w:r>
+        <w:rPr>
+          <w:rFonts w:ascii="Consolas" w:hAnsi="Consolas" w:eastAsia="Microsoft YaHei"/>
+          <w:color w:val="8A1F18"/>
+          <w:sz w:val="19"/>
+        </w:rPr>
+        <w:t>docs/01</w:t>
+      </w:r>
+      <w:r>
+        <w:rPr>
+          <w:rFonts w:ascii="Segoe UI" w:hAnsi="Segoe UI" w:eastAsia="Microsoft YaHei"/>
+          <w:b w:val="0"/>
+          <w:i/>
+          <w:color w:val="555F70"/>
+          <w:sz w:val="19"/>
+        </w:rPr>
+        <w:t>–</w:t>
+      </w:r>
+      <w:r>
+        <w:rPr>
+          <w:rFonts w:ascii="Consolas" w:hAnsi="Consolas" w:eastAsia="Microsoft YaHei"/>
+          <w:color w:val="8A1F18"/>
+          <w:sz w:val="19"/>
+        </w:rPr>
+        <w:t>docs/12</w:t>
+      </w:r>
+      <w:r>
+        <w:rPr>
+          <w:rFonts w:ascii="Segoe UI" w:hAnsi="Segoe UI" w:eastAsia="Microsoft YaHei"/>
+          <w:b w:val="0"/>
+          <w:i/>
+          <w:color w:val="555F70"/>
+          <w:sz w:val="19"/>
+        </w:rPr>
+        <w:t>：技术架构 / 功能模块 / 数据库设计 / 开发与构建指南 / 优化路线图 / 参赛与验收 / 赛事版改动说明 / 联邦配方进化方案稿）按内部编号体系维护，</w:t>
+      </w:r>
+      <w:r>
+        <w:rPr>
+          <w:rFonts w:ascii="Segoe UI" w:hAnsi="Segoe UI" w:eastAsia="Microsoft YaHei"/>
+          <w:b/>
+          <w:i/>
+          <w:color w:val="555F70"/>
+          <w:sz w:val="19"/>
+        </w:rPr>
+        <w:t>不随提交包对外提供</w:t>
+      </w:r>
+      <w:r>
+        <w:rPr>
+          <w:rFonts w:ascii="Segoe UI" w:hAnsi="Segoe UI" w:eastAsia="Microsoft YaHei"/>
+          <w:b w:val="0"/>
+          <w:i/>
+          <w:color w:val="555F70"/>
+          <w:sz w:val="19"/>
+        </w:rPr>
+        <w:t xml:space="preserve">，需要时可单独索取。 代码仓库：主程序 </w:t>
       </w:r>
       <w:r>
         <w:rPr>
@@ -4593,7 +4709,7 @@
           <w:b w:val="0"/>
           <w:i w:val="0"/>
         </w:rPr>
-        <w:t>参赛口径备注：五维评分标准的作品映射、自评与答辩预答属内部自查材料（见《docs/08-参赛材料包.md》《docs/09-真机验收执行指引.md》），不放入计划书正文。</w:t>
+        <w:t>参赛口径备注：五维评分的作品对应关系、自评与答辩准备材料由团队单独维护，不放入本计划书正文。</w:t>
       </w:r>
     </w:p>
     <w:p>
@@ -11521,43 +11637,7 @@
           <w:color w:val="555F70"/>
           <w:sz w:val="19"/>
         </w:rPr>
-        <w:t xml:space="preserve">真机验收清单见 </w:t>
-      </w:r>
-      <w:r>
-        <w:rPr>
-          <w:rFonts w:ascii="Consolas" w:hAnsi="Consolas" w:eastAsia="Microsoft YaHei"/>
-          <w:color w:val="8A1F18"/>
-          <w:sz w:val="19"/>
-        </w:rPr>
-        <w:t>docs/07-真机验收清单.md</w:t>
-      </w:r>
-      <w:r>
-        <w:rPr>
-          <w:rFonts w:ascii="Segoe UI" w:hAnsi="Segoe UI" w:eastAsia="Microsoft YaHei"/>
-          <w:b w:val="0"/>
-          <w:i/>
-          <w:color w:val="555F70"/>
-          <w:sz w:val="19"/>
-        </w:rPr>
-        <w:t xml:space="preserve">，逐项执行指引与记录模板见 </w:t>
-      </w:r>
-      <w:r>
-        <w:rPr>
-          <w:rFonts w:ascii="Consolas" w:hAnsi="Consolas" w:eastAsia="Microsoft YaHei"/>
-          <w:color w:val="8A1F18"/>
-          <w:sz w:val="19"/>
-        </w:rPr>
-        <w:t>docs/09-真机验收执行指引.md</w:t>
-      </w:r>
-      <w:r>
-        <w:rPr>
-          <w:rFonts w:ascii="Segoe UI" w:hAnsi="Segoe UI" w:eastAsia="Microsoft YaHei"/>
-          <w:b w:val="0"/>
-          <w:i/>
-          <w:color w:val="555F70"/>
-          <w:sz w:val="19"/>
-        </w:rPr>
-        <w:t>，完成后回填实测数据作为参赛实证。</w:t>
+        <w:t>真机验收按团队内部验收清单与执行指引逐项执行（该清单与模板属内部文档，不随提交包提供）；欢迎评委按现场演示与提交包内材料直接核验功能。</w:t>
       </w:r>
     </w:p>
     <w:p>
@@ -22221,11 +22301,49 @@
       </w:pPr>
       <w:r>
         <w:rPr>
-          <w:rFonts w:ascii="Segoe UI" w:hAnsi="Segoe UI" w:eastAsia="Microsoft YaHei"/>
-          <w:b w:val="0"/>
-          <w:i w:val="0"/>
-        </w:rPr>
-        <w:t>docs/06–09：参赛改进方案、真机验收清单、参赛材料包、真机验收执行指引（回填实测即参赛实证）；</w:t>
+          <w:rFonts w:ascii="Consolas" w:hAnsi="Consolas" w:eastAsia="Microsoft YaHei"/>
+          <w:color w:val="8A1F18"/>
+        </w:rPr>
+        <w:t>docs/01</w:t>
+      </w:r>
+      <w:r>
+        <w:rPr>
+          <w:rFonts w:ascii="Segoe UI" w:hAnsi="Segoe UI" w:eastAsia="Microsoft YaHei"/>
+          <w:b w:val="0"/>
+          <w:i w:val="0"/>
+        </w:rPr>
+        <w:t>–</w:t>
+      </w:r>
+      <w:r>
+        <w:rPr>
+          <w:rFonts w:ascii="Consolas" w:hAnsi="Consolas" w:eastAsia="Microsoft YaHei"/>
+          <w:color w:val="8A1F18"/>
+        </w:rPr>
+        <w:t>docs/12</w:t>
+      </w:r>
+      <w:r>
+        <w:rPr>
+          <w:rFonts w:ascii="Segoe UI" w:hAnsi="Segoe UI" w:eastAsia="Microsoft YaHei"/>
+          <w:b w:val="0"/>
+          <w:i w:val="0"/>
+        </w:rPr>
+        <w:t>：团队内部文档（技术架构 / 功能模块 / 数据库设计 / 开发与构建指南 / 优化路线图 / 参赛与验收 / 赛事版改动说明 / 联邦配方进化方案稿）——按内部编号体系维护，</w:t>
+      </w:r>
+      <w:r>
+        <w:rPr>
+          <w:rFonts w:ascii="Segoe UI" w:hAnsi="Segoe UI" w:eastAsia="Microsoft YaHei"/>
+          <w:b/>
+          <w:i w:val="0"/>
+        </w:rPr>
+        <w:t>不随提交包对外提供</w:t>
+      </w:r>
+      <w:r>
+        <w:rPr>
+          <w:rFonts w:ascii="Segoe UI" w:hAnsi="Segoe UI" w:eastAsia="Microsoft YaHei"/>
+          <w:b w:val="0"/>
+          <w:i w:val="0"/>
+        </w:rPr>
+        <w:t>，需要时可单独索取；</w:t>
       </w:r>
     </w:p>
     <w:p>
@@ -22279,7 +22397,7 @@
           <w:b w:val="0"/>
           <w:i w:val="0"/>
         </w:rPr>
-        <w:t>《Project-Plan-EN.md / Project-Plan-EN.docx》《Feature-Demo-Report-EN.md / Feature-Demo-Report-EN.docx》：按赛事版基线同步的英文项目计划书与功能演示报告（本文件的英文镜像；</w:t>
+        <w:t>《Project-Plan-EN.md / Project-Plan-EN.docx》《Feature-Demo-Report-EN.md / Feature-Demo-Report-EN.docx》：英文项目计划书与功能演示报告（本文件的英文镜像，</w:t>
       </w:r>
       <w:r>
         <w:rPr>
@@ -22287,7 +22405,7 @@
           <w:b/>
           <w:i w:val="0"/>
         </w:rPr>
-        <w:t>0.7.1 及以后内容尚未回灌英文版，属已知待办</w:t>
+        <w:t>对应 0.6.0 赛事版基线；与中文版如有差异，以中文版为准</w:t>
       </w:r>
       <w:r>
         <w:rPr>
